--- a/theory_of_pseudorandom_generators/docs/reports/3/11/Отчет по ЛР3.docx
+++ b/theory_of_pseudorandom_generators/docs/reports/3/11/Отчет по ЛР3.docx
@@ -1,6 +1,6 @@
 
 <file path=word/document.xml><?xml version="1.0" encoding="utf-8"?>
-<w:document xmlns:wpc="http://schemas.microsoft.com/office/word/2010/wordprocessingCanvas" xmlns:cx="http://schemas.microsoft.com/office/drawing/2014/chartex" xmlns:cx1="http://schemas.microsoft.com/office/drawing/2015/9/8/chartex" xmlns:cx2="http://schemas.microsoft.com/office/drawing/2015/10/21/chartex" xmlns:cx3="http://schemas.microsoft.com/office/drawing/2016/5/9/chartex" xmlns:cx4="http://schemas.microsoft.com/office/drawing/2016/5/10/chartex" xmlns:cx5="http://schemas.microsoft.com/office/drawing/2016/5/11/chartex" xmlns:cx6="http://schemas.microsoft.com/office/drawing/2016/5/12/chartex" xmlns:cx7="http://schemas.microsoft.com/office/drawing/2016/5/13/chartex" xmlns:cx8="http://schemas.microsoft.com/office/drawing/2016/5/14/chartex" xmlns:mc="http://schemas.openxmlformats.org/markup-compatibility/2006" xmlns:aink="http://schemas.microsoft.com/office/drawing/2016/ink" xmlns:am3d="http://schemas.microsoft.com/office/drawing/2017/model3d" xmlns:o="urn:schemas-microsoft-com:office:office" xmlns:oel="http://schemas.microsoft.com/office/2019/extlst" xmlns:r="http://schemas.openxmlformats.org/officeDocument/2006/relationships" xmlns:m="http://schemas.openxmlformats.org/officeDocument/2006/math" xmlns:v="urn:schemas-microsoft-com:vml" xmlns:wp14="http://schemas.microsoft.com/office/word/2010/wordprocessingDrawing" xmlns:wp="http://schemas.openxmlformats.org/drawingml/2006/wordprocessingDrawing" xmlns:w10="urn:schemas-microsoft-com:office:word" xmlns:w="http://schemas.openxmlformats.org/wordprocessingml/2006/main" xmlns:w14="http://schemas.microsoft.com/office/word/2010/wordml" xmlns:w15="http://schemas.microsoft.com/office/word/2012/wordml" xmlns:w16cex="http://schemas.microsoft.com/office/word/2018/wordml/cex" xmlns:w16cid="http://schemas.microsoft.com/office/word/2016/wordml/cid" xmlns:w16="http://schemas.microsoft.com/office/word/2018/wordml" xmlns:w16sdtdh="http://schemas.microsoft.com/office/word/2020/wordml/sdtdatahash" xmlns:w16se="http://schemas.microsoft.com/office/word/2015/wordml/symex" xmlns:wpg="http://schemas.microsoft.com/office/word/2010/wordprocessingGroup" xmlns:wpi="http://schemas.microsoft.com/office/word/2010/wordprocessingInk" xmlns:wne="http://schemas.microsoft.com/office/word/2006/wordml" xmlns:wps="http://schemas.microsoft.com/office/word/2010/wordprocessingShape" mc:Ignorable="w14 w15 w16se w16cid w16 w16cex w16sdtdh wp14">
+<w:document xmlns:wpc="http://schemas.microsoft.com/office/word/2010/wordprocessingCanvas" xmlns:cx="http://schemas.microsoft.com/office/drawing/2014/chartex" xmlns:cx1="http://schemas.microsoft.com/office/drawing/2015/9/8/chartex" xmlns:cx2="http://schemas.microsoft.com/office/drawing/2015/10/21/chartex" xmlns:cx3="http://schemas.microsoft.com/office/drawing/2016/5/9/chartex" xmlns:cx4="http://schemas.microsoft.com/office/drawing/2016/5/10/chartex" xmlns:cx5="http://schemas.microsoft.com/office/drawing/2016/5/11/chartex" xmlns:cx6="http://schemas.microsoft.com/office/drawing/2016/5/12/chartex" xmlns:cx7="http://schemas.microsoft.com/office/drawing/2016/5/13/chartex" xmlns:cx8="http://schemas.microsoft.com/office/drawing/2016/5/14/chartex" xmlns:mc="http://schemas.openxmlformats.org/markup-compatibility/2006" xmlns:aink="http://schemas.microsoft.com/office/drawing/2016/ink" xmlns:am3d="http://schemas.microsoft.com/office/drawing/2017/model3d" xmlns:o="urn:schemas-microsoft-com:office:office" xmlns:oel="http://schemas.microsoft.com/office/2019/extlst" xmlns:r="http://schemas.openxmlformats.org/officeDocument/2006/relationships" xmlns:m="http://schemas.openxmlformats.org/officeDocument/2006/math" xmlns:v="urn:schemas-microsoft-com:vml" xmlns:wp14="http://schemas.microsoft.com/office/word/2010/wordprocessingDrawing" xmlns:wp="http://schemas.openxmlformats.org/drawingml/2006/wordprocessingDrawing" xmlns:w10="urn:schemas-microsoft-com:office:word" xmlns:w="http://schemas.openxmlformats.org/wordprocessingml/2006/main" xmlns:w14="http://schemas.microsoft.com/office/word/2010/wordml" xmlns:w15="http://schemas.microsoft.com/office/word/2012/wordml" xmlns:w16cex="http://schemas.microsoft.com/office/word/2018/wordml/cex" xmlns:w16cid="http://schemas.microsoft.com/office/word/2016/wordml/cid" xmlns:w16="http://schemas.microsoft.com/office/word/2018/wordml" xmlns:w16du="http://schemas.microsoft.com/office/word/2023/wordml/word16du" xmlns:w16sdtdh="http://schemas.microsoft.com/office/word/2020/wordml/sdtdatahash" xmlns:w16sdtfl="http://schemas.microsoft.com/office/word/2024/wordml/sdtformatlock" xmlns:w16se="http://schemas.microsoft.com/office/word/2015/wordml/symex" xmlns:wpg="http://schemas.microsoft.com/office/word/2010/wordprocessingGroup" xmlns:wpi="http://schemas.microsoft.com/office/word/2010/wordprocessingInk" xmlns:wne="http://schemas.microsoft.com/office/word/2006/wordml" xmlns:wps="http://schemas.microsoft.com/office/word/2010/wordprocessingShape" mc:Ignorable="w14 w15 w16se w16cid w16 w16cex w16sdtdh w16sdtfl w16du wp14">
   <w:body>
     <w:p>
       <w:pPr>
@@ -561,21 +561,8 @@
           <w:szCs w:val="28"/>
           <w:lang w:eastAsia="ru-RU"/>
         </w:rPr>
-        <w:t>41</w:t>
-      </w:r>
-    </w:p>
-    <w:p>
-      <w:pPr>
-        <w:spacing w:before="6" w:after="0" w:line="240" w:lineRule="auto"/>
-        <w:ind w:left="20"/>
-        <w:jc w:val="right"/>
-        <w:rPr>
-          <w:rFonts w:ascii="Times New Roman" w:eastAsia="Times New Roman" w:hAnsi="Times New Roman" w:cs="Times New Roman"/>
-          <w:sz w:val="24"/>
-          <w:szCs w:val="24"/>
-          <w:lang w:eastAsia="ru-RU"/>
-        </w:rPr>
-      </w:pPr>
+        <w:t>4</w:t>
+      </w:r>
       <w:r>
         <w:rPr>
           <w:rFonts w:ascii="Times New Roman" w:eastAsia="Times New Roman" w:hAnsi="Times New Roman" w:cs="Times New Roman"/>
@@ -584,24 +571,13 @@
           <w:szCs w:val="28"/>
           <w:lang w:eastAsia="ru-RU"/>
         </w:rPr>
-        <w:t>Малютин М.М.</w:t>
-      </w:r>
-    </w:p>
-    <w:p>
-      <w:pPr>
-        <w:spacing w:after="0" w:line="240" w:lineRule="auto"/>
-        <w:rPr>
-          <w:rFonts w:ascii="Times New Roman" w:eastAsia="Times New Roman" w:hAnsi="Times New Roman" w:cs="Times New Roman"/>
-          <w:sz w:val="24"/>
-          <w:szCs w:val="24"/>
-          <w:lang w:eastAsia="ru-RU"/>
-        </w:rPr>
-      </w:pPr>
+        <w:t>3</w:t>
+      </w:r>
     </w:p>
     <w:p>
       <w:pPr>
         <w:spacing w:before="6" w:after="0" w:line="240" w:lineRule="auto"/>
-        <w:ind w:left="20" w:firstLine="5225"/>
+        <w:ind w:left="20"/>
         <w:jc w:val="right"/>
         <w:rPr>
           <w:rFonts w:ascii="Times New Roman" w:eastAsia="Times New Roman" w:hAnsi="Times New Roman" w:cs="Times New Roman"/>
@@ -618,7 +594,7 @@
           <w:szCs w:val="28"/>
           <w:lang w:eastAsia="ru-RU"/>
         </w:rPr>
-        <w:tab/>
+        <w:t>Ковалев Д</w:t>
       </w:r>
       <w:r>
         <w:rPr>
@@ -628,7 +604,7 @@
           <w:szCs w:val="28"/>
           <w:lang w:eastAsia="ru-RU"/>
         </w:rPr>
-        <w:tab/>
+        <w:t>.</w:t>
       </w:r>
       <w:r>
         <w:rPr>
@@ -638,7 +614,7 @@
           <w:szCs w:val="28"/>
           <w:lang w:eastAsia="ru-RU"/>
         </w:rPr>
-        <w:tab/>
+        <w:t>П</w:t>
       </w:r>
       <w:r>
         <w:rPr>
@@ -648,8 +624,32 @@
           <w:szCs w:val="28"/>
           <w:lang w:eastAsia="ru-RU"/>
         </w:rPr>
-        <w:tab/>
-      </w:r>
+        <w:t>.</w:t>
+      </w:r>
+    </w:p>
+    <w:p>
+      <w:pPr>
+        <w:spacing w:after="0" w:line="240" w:lineRule="auto"/>
+        <w:rPr>
+          <w:rFonts w:ascii="Times New Roman" w:eastAsia="Times New Roman" w:hAnsi="Times New Roman" w:cs="Times New Roman"/>
+          <w:sz w:val="24"/>
+          <w:szCs w:val="24"/>
+          <w:lang w:eastAsia="ru-RU"/>
+        </w:rPr>
+      </w:pPr>
+    </w:p>
+    <w:p>
+      <w:pPr>
+        <w:spacing w:before="6" w:after="0" w:line="240" w:lineRule="auto"/>
+        <w:ind w:left="20" w:firstLine="5225"/>
+        <w:jc w:val="right"/>
+        <w:rPr>
+          <w:rFonts w:ascii="Times New Roman" w:eastAsia="Times New Roman" w:hAnsi="Times New Roman" w:cs="Times New Roman"/>
+          <w:sz w:val="24"/>
+          <w:szCs w:val="24"/>
+          <w:lang w:eastAsia="ru-RU"/>
+        </w:rPr>
+      </w:pPr>
       <w:r>
         <w:rPr>
           <w:rFonts w:ascii="Times New Roman" w:eastAsia="Times New Roman" w:hAnsi="Times New Roman" w:cs="Times New Roman"/>
@@ -659,7 +659,6 @@
           <w:lang w:eastAsia="ru-RU"/>
         </w:rPr>
         <w:tab/>
-        <w:t xml:space="preserve">       </w:t>
       </w:r>
       <w:r>
         <w:rPr>
@@ -700,6 +699,7 @@
           <w:lang w:eastAsia="ru-RU"/>
         </w:rPr>
         <w:tab/>
+        <w:t xml:space="preserve">       </w:t>
       </w:r>
       <w:r>
         <w:rPr>
@@ -770,21 +770,7 @@
           <w:lang w:eastAsia="ru-RU"/>
         </w:rPr>
         <w:tab/>
-        <w:t>    Проверила:</w:t>
-      </w:r>
-    </w:p>
-    <w:p>
-      <w:pPr>
-        <w:spacing w:before="6" w:after="0" w:line="240" w:lineRule="auto"/>
-        <w:ind w:left="20" w:firstLine="5083"/>
-        <w:jc w:val="right"/>
-        <w:rPr>
-          <w:rFonts w:ascii="Times New Roman" w:eastAsia="Times New Roman" w:hAnsi="Times New Roman" w:cs="Times New Roman"/>
-          <w:sz w:val="24"/>
-          <w:szCs w:val="24"/>
-          <w:lang w:eastAsia="ru-RU"/>
-        </w:rPr>
-      </w:pPr>
+      </w:r>
       <w:r>
         <w:rPr>
           <w:rFonts w:ascii="Times New Roman" w:eastAsia="Times New Roman" w:hAnsi="Times New Roman" w:cs="Times New Roman"/>
@@ -793,19 +779,8 @@
           <w:szCs w:val="28"/>
           <w:lang w:eastAsia="ru-RU"/>
         </w:rPr>
-        <w:t>Ст. пр. Артамонова Е.А. </w:t>
-      </w:r>
-    </w:p>
-    <w:p>
-      <w:pPr>
-        <w:spacing w:after="240" w:line="240" w:lineRule="auto"/>
-        <w:rPr>
-          <w:rFonts w:ascii="Times New Roman" w:eastAsia="Times New Roman" w:hAnsi="Times New Roman" w:cs="Times New Roman"/>
-          <w:sz w:val="24"/>
-          <w:szCs w:val="24"/>
-          <w:lang w:eastAsia="ru-RU"/>
-        </w:rPr>
-      </w:pPr>
+        <w:tab/>
+      </w:r>
       <w:r>
         <w:rPr>
           <w:rFonts w:ascii="Times New Roman" w:eastAsia="Times New Roman" w:hAnsi="Times New Roman" w:cs="Times New Roman"/>
@@ -814,7 +789,7 @@
           <w:szCs w:val="28"/>
           <w:lang w:eastAsia="ru-RU"/>
         </w:rPr>
-        <w:br/>
+        <w:tab/>
       </w:r>
       <w:r>
         <w:rPr>
@@ -824,20 +799,8 @@
           <w:szCs w:val="28"/>
           <w:lang w:eastAsia="ru-RU"/>
         </w:rPr>
-        <w:br/>
-      </w:r>
-    </w:p>
-    <w:p>
-      <w:pPr>
-        <w:spacing w:before="120" w:after="120" w:line="240" w:lineRule="auto"/>
-        <w:jc w:val="center"/>
-        <w:rPr>
-          <w:rFonts w:ascii="Times New Roman" w:eastAsia="Times New Roman" w:hAnsi="Times New Roman" w:cs="Times New Roman"/>
-          <w:sz w:val="24"/>
-          <w:szCs w:val="24"/>
-          <w:lang w:eastAsia="ru-RU"/>
-        </w:rPr>
-      </w:pPr>
+        <w:tab/>
+      </w:r>
       <w:r>
         <w:rPr>
           <w:rFonts w:ascii="Times New Roman" w:eastAsia="Times New Roman" w:hAnsi="Times New Roman" w:cs="Times New Roman"/>
@@ -846,13 +809,15 @@
           <w:szCs w:val="28"/>
           <w:lang w:eastAsia="ru-RU"/>
         </w:rPr>
-        <w:t>Ростов-на-Дону</w:t>
-      </w:r>
-    </w:p>
-    <w:p>
-      <w:pPr>
-        <w:spacing w:before="120" w:after="120" w:line="240" w:lineRule="auto"/>
-        <w:jc w:val="center"/>
+        <w:tab/>
+        <w:t>    Проверила:</w:t>
+      </w:r>
+    </w:p>
+    <w:p>
+      <w:pPr>
+        <w:spacing w:before="6" w:after="0" w:line="240" w:lineRule="auto"/>
+        <w:ind w:left="20" w:firstLine="5083"/>
+        <w:jc w:val="right"/>
         <w:rPr>
           <w:rFonts w:ascii="Times New Roman" w:eastAsia="Times New Roman" w:hAnsi="Times New Roman" w:cs="Times New Roman"/>
           <w:sz w:val="24"/>
@@ -868,8 +833,19 @@
           <w:szCs w:val="28"/>
           <w:lang w:eastAsia="ru-RU"/>
         </w:rPr>
-        <w:t>202</w:t>
-      </w:r>
+        <w:t>Ст. пр. Артамонова Е.А. </w:t>
+      </w:r>
+    </w:p>
+    <w:p>
+      <w:pPr>
+        <w:spacing w:after="240" w:line="240" w:lineRule="auto"/>
+        <w:rPr>
+          <w:rFonts w:ascii="Times New Roman" w:eastAsia="Times New Roman" w:hAnsi="Times New Roman" w:cs="Times New Roman"/>
+          <w:sz w:val="24"/>
+          <w:szCs w:val="24"/>
+          <w:lang w:eastAsia="ru-RU"/>
+        </w:rPr>
+      </w:pPr>
       <w:r>
         <w:rPr>
           <w:rFonts w:ascii="Times New Roman" w:eastAsia="Times New Roman" w:hAnsi="Times New Roman" w:cs="Times New Roman"/>
@@ -878,7 +854,71 @@
           <w:szCs w:val="28"/>
           <w:lang w:eastAsia="ru-RU"/>
         </w:rPr>
-        <w:t>5</w:t>
+        <w:br/>
+      </w:r>
+      <w:r>
+        <w:rPr>
+          <w:rFonts w:ascii="Times New Roman" w:eastAsia="Times New Roman" w:hAnsi="Times New Roman" w:cs="Times New Roman"/>
+          <w:color w:val="000000"/>
+          <w:sz w:val="28"/>
+          <w:szCs w:val="28"/>
+          <w:lang w:eastAsia="ru-RU"/>
+        </w:rPr>
+        <w:br/>
+      </w:r>
+    </w:p>
+    <w:p>
+      <w:pPr>
+        <w:spacing w:before="120" w:after="120" w:line="240" w:lineRule="auto"/>
+        <w:jc w:val="center"/>
+        <w:rPr>
+          <w:rFonts w:ascii="Times New Roman" w:eastAsia="Times New Roman" w:hAnsi="Times New Roman" w:cs="Times New Roman"/>
+          <w:sz w:val="24"/>
+          <w:szCs w:val="24"/>
+          <w:lang w:eastAsia="ru-RU"/>
+        </w:rPr>
+      </w:pPr>
+      <w:r>
+        <w:rPr>
+          <w:rFonts w:ascii="Times New Roman" w:eastAsia="Times New Roman" w:hAnsi="Times New Roman" w:cs="Times New Roman"/>
+          <w:color w:val="000000"/>
+          <w:sz w:val="28"/>
+          <w:szCs w:val="28"/>
+          <w:lang w:eastAsia="ru-RU"/>
+        </w:rPr>
+        <w:t>Ростов-на-Дону</w:t>
+      </w:r>
+    </w:p>
+    <w:p>
+      <w:pPr>
+        <w:spacing w:before="120" w:after="120" w:line="240" w:lineRule="auto"/>
+        <w:jc w:val="center"/>
+        <w:rPr>
+          <w:rFonts w:ascii="Times New Roman" w:eastAsia="Times New Roman" w:hAnsi="Times New Roman" w:cs="Times New Roman"/>
+          <w:sz w:val="24"/>
+          <w:szCs w:val="24"/>
+          <w:lang w:eastAsia="ru-RU"/>
+        </w:rPr>
+      </w:pPr>
+      <w:r>
+        <w:rPr>
+          <w:rFonts w:ascii="Times New Roman" w:eastAsia="Times New Roman" w:hAnsi="Times New Roman" w:cs="Times New Roman"/>
+          <w:color w:val="000000"/>
+          <w:sz w:val="28"/>
+          <w:szCs w:val="28"/>
+          <w:lang w:eastAsia="ru-RU"/>
+        </w:rPr>
+        <w:t>202</w:t>
+      </w:r>
+      <w:r>
+        <w:rPr>
+          <w:rFonts w:ascii="Times New Roman" w:eastAsia="Times New Roman" w:hAnsi="Times New Roman" w:cs="Times New Roman"/>
+          <w:color w:val="000000"/>
+          <w:sz w:val="28"/>
+          <w:szCs w:val="28"/>
+          <w:lang w:eastAsia="ru-RU"/>
+        </w:rPr>
+        <w:t>6</w:t>
       </w:r>
     </w:p>
     <w:p>
@@ -1082,23 +1122,18 @@
         </w:rPr>
       </w:pPr>
       <w:r>
-        <w:fldChar w:fldCharType="begin"/>
-      </w:r>
-      <w:r>
-        <w:instrText xml:space="preserve"> INCLUDEPICTURE "/Users/mihailp/Library/Group Containers/UBF8T346G9.ms/WebArchiveCopyPasteTempFiles/com.microsoft.Word/d0c99691-31c1-4cd3-8f31-4560e7f71600" \* MERGEFORMATINET </w:instrText>
-      </w:r>
-      <w:r>
-        <w:fldChar w:fldCharType="separate"/>
-      </w:r>
-      <w:r>
-        <w:rPr>
+        <w:rPr>
+          <w:rFonts w:ascii="Times New Roman" w:hAnsi="Times New Roman" w:cs="Times New Roman"/>
+          <w:b/>
           <w:noProof/>
+          <w:sz w:val="28"/>
+          <w:szCs w:val="28"/>
         </w:rPr>
         <w:drawing>
-          <wp:inline distT="0" distB="0" distL="0" distR="0" wp14:anchorId="243071E0" wp14:editId="02B5AED7">
-            <wp:extent cx="4577715" cy="5238001"/>
-            <wp:effectExtent l="0" t="0" r="0" b="1270"/>
-            <wp:docPr id="2" name="Рисунок 2"/>
+          <wp:inline distT="0" distB="0" distL="0" distR="0" wp14:anchorId="3557A5C1" wp14:editId="75F29096">
+            <wp:extent cx="4057758" cy="5410200"/>
+            <wp:effectExtent l="0" t="0" r="6350" b="0"/>
+            <wp:docPr id="756149252" name="Рисунок 1"/>
             <wp:cNvGraphicFramePr>
               <a:graphicFrameLocks xmlns:a="http://schemas.openxmlformats.org/drawingml/2006/main" noChangeAspect="1"/>
             </wp:cNvGraphicFramePr>
@@ -1106,102 +1141,17 @@
               <a:graphicData uri="http://schemas.openxmlformats.org/drawingml/2006/picture">
                 <pic:pic xmlns:pic="http://schemas.openxmlformats.org/drawingml/2006/picture">
                   <pic:nvPicPr>
-                    <pic:cNvPr id="1" name=""/>
-                    <pic:cNvPicPr/>
-                  </pic:nvPicPr>
-                  <pic:blipFill rotWithShape="1">
-                    <a:blip r:embed="rId10"/>
-                    <a:srcRect t="7959" b="6222"/>
-                    <a:stretch/>
-                  </pic:blipFill>
-                  <pic:spPr bwMode="auto">
-                    <a:xfrm>
-                      <a:off x="0" y="0"/>
-                      <a:ext cx="4578853" cy="5239303"/>
-                    </a:xfrm>
-                    <a:prstGeom prst="rect">
-                      <a:avLst/>
-                    </a:prstGeom>
-                    <a:ln>
-                      <a:noFill/>
-                    </a:ln>
-                    <a:extLst>
-                      <a:ext uri="{53640926-AAD7-44D8-BBD7-CCE9431645EC}">
-                        <a14:shadowObscured xmlns:a14="http://schemas.microsoft.com/office/drawing/2010/main"/>
-                      </a:ext>
-                    </a:extLst>
-                  </pic:spPr>
-                </pic:pic>
-              </a:graphicData>
-            </a:graphic>
-          </wp:inline>
-        </w:drawing>
-      </w:r>
-      <w:r>
-        <w:fldChar w:fldCharType="end"/>
-      </w:r>
-    </w:p>
-    <w:p>
-      <w:pPr>
-        <w:jc w:val="center"/>
-        <w:rPr>
-          <w:rFonts w:ascii="Times New Roman" w:hAnsi="Times New Roman" w:cs="Times New Roman"/>
-          <w:sz w:val="28"/>
-          <w:szCs w:val="28"/>
-        </w:rPr>
-      </w:pPr>
-      <w:r>
-        <w:rPr>
-          <w:rFonts w:ascii="Times New Roman" w:hAnsi="Times New Roman" w:cs="Times New Roman"/>
-          <w:sz w:val="28"/>
-          <w:szCs w:val="28"/>
-        </w:rPr>
-        <w:t>Рисунок 1 – Ручная реализация.</w:t>
-      </w:r>
-    </w:p>
-    <w:p>
-      <w:pPr>
-        <w:rPr>
-          <w:rFonts w:ascii="Times New Roman" w:hAnsi="Times New Roman" w:cs="Times New Roman"/>
-          <w:b/>
-          <w:sz w:val="28"/>
-          <w:szCs w:val="28"/>
-          <w:lang w:val="en-US"/>
-        </w:rPr>
-      </w:pPr>
-    </w:p>
-    <w:p>
-      <w:pPr>
-        <w:jc w:val="center"/>
-        <w:rPr>
-          <w:rFonts w:ascii="Times New Roman" w:hAnsi="Times New Roman" w:cs="Times New Roman"/>
-          <w:b/>
-          <w:sz w:val="28"/>
-          <w:szCs w:val="28"/>
-          <w:lang w:val="en-US"/>
-        </w:rPr>
-      </w:pPr>
-      <w:r>
-        <w:rPr>
-          <w:noProof/>
-        </w:rPr>
-        <w:drawing>
-          <wp:inline distT="0" distB="0" distL="0" distR="0" wp14:anchorId="600B524B" wp14:editId="2B6E91CC">
-            <wp:extent cx="4438650" cy="5918042"/>
-            <wp:effectExtent l="0" t="0" r="0" b="6985"/>
-            <wp:docPr id="3" name="Рисунок 3"/>
-            <wp:cNvGraphicFramePr>
-              <a:graphicFrameLocks xmlns:a="http://schemas.openxmlformats.org/drawingml/2006/main" noChangeAspect="1"/>
-            </wp:cNvGraphicFramePr>
-            <a:graphic xmlns:a="http://schemas.openxmlformats.org/drawingml/2006/main">
-              <a:graphicData uri="http://schemas.openxmlformats.org/drawingml/2006/picture">
-                <pic:pic xmlns:pic="http://schemas.openxmlformats.org/drawingml/2006/picture">
-                  <pic:nvPicPr>
-                    <pic:cNvPr id="1" name=""/>
+                    <pic:cNvPr id="756149252" name="Рисунок 756149252"/>
                     <pic:cNvPicPr/>
                   </pic:nvPicPr>
                   <pic:blipFill>
-                    <a:blip r:embed="rId11"/>
+                    <a:blip r:embed="rId10">
+                      <a:extLst>
+                        <a:ext uri="{28A0092B-C50C-407E-A947-70E740481C1C}">
+                          <a14:useLocalDpi xmlns:a14="http://schemas.microsoft.com/office/drawing/2010/main" val="0"/>
+                        </a:ext>
+                      </a:extLst>
+                    </a:blip>
                     <a:stretch>
                       <a:fillRect/>
                     </a:stretch>
@@ -1209,7 +1159,7 @@
                   <pic:spPr>
                     <a:xfrm>
                       <a:off x="0" y="0"/>
-                      <a:ext cx="4443152" cy="5924044"/>
+                      <a:ext cx="4060911" cy="5414404"/>
                     </a:xfrm>
                     <a:prstGeom prst="rect">
                       <a:avLst/>
@@ -1221,18 +1171,6 @@
           </wp:inline>
         </w:drawing>
       </w:r>
-      <w:r>
-        <w:fldChar w:fldCharType="begin"/>
-      </w:r>
-      <w:r>
-        <w:instrText xml:space="preserve"> INCLUDEPICTURE "/Users/mihailp/Library/Group Containers/UBF8T346G9.ms/WebArchiveCopyPasteTempFiles/com.microsoft.Word/65d39347-0e99-4dd7-ac8a-2db825a1d1fa" \* MERGEFORMATINET </w:instrText>
-      </w:r>
-      <w:r>
-        <w:fldChar w:fldCharType="separate"/>
-      </w:r>
-      <w:r>
-        <w:fldChar w:fldCharType="end"/>
-      </w:r>
     </w:p>
     <w:p>
       <w:pPr>
@@ -1249,7 +1187,7 @@
           <w:sz w:val="28"/>
           <w:szCs w:val="28"/>
         </w:rPr>
-        <w:t>Рисунок 2 – Ручная реализация.</w:t>
+        <w:t>Рисунок 1 – Ручная реализация</w:t>
       </w:r>
     </w:p>
     <w:p>
@@ -1263,14 +1201,17 @@
       </w:pPr>
       <w:r>
         <w:rPr>
+          <w:rFonts w:ascii="Times New Roman" w:hAnsi="Times New Roman" w:cs="Times New Roman"/>
           <w:noProof/>
+          <w:sz w:val="28"/>
+          <w:szCs w:val="28"/>
         </w:rPr>
         <w:lastRenderedPageBreak/>
         <w:drawing>
-          <wp:inline distT="0" distB="0" distL="0" distR="0" wp14:anchorId="1DA74F8D" wp14:editId="529AE559">
-            <wp:extent cx="5940425" cy="4867275"/>
-            <wp:effectExtent l="0" t="0" r="3175" b="9525"/>
-            <wp:docPr id="4" name="Рисунок 4"/>
+          <wp:inline distT="0" distB="0" distL="0" distR="0" wp14:anchorId="6D4154AB" wp14:editId="11392A17">
+            <wp:extent cx="5984582" cy="7979229"/>
+            <wp:effectExtent l="0" t="0" r="0" b="0"/>
+            <wp:docPr id="1769377045" name="Рисунок 2"/>
             <wp:cNvGraphicFramePr>
               <a:graphicFrameLocks xmlns:a="http://schemas.openxmlformats.org/drawingml/2006/main" noChangeAspect="1"/>
             </wp:cNvGraphicFramePr>
@@ -1278,164 +1219,17 @@
               <a:graphicData uri="http://schemas.openxmlformats.org/drawingml/2006/picture">
                 <pic:pic xmlns:pic="http://schemas.openxmlformats.org/drawingml/2006/picture">
                   <pic:nvPicPr>
-                    <pic:cNvPr id="1" name=""/>
-                    <pic:cNvPicPr/>
-                  </pic:nvPicPr>
-                  <pic:blipFill rotWithShape="1">
-                    <a:blip r:embed="rId12"/>
-                    <a:srcRect t="19242" b="19306"/>
-                    <a:stretch/>
-                  </pic:blipFill>
-                  <pic:spPr bwMode="auto">
-                    <a:xfrm>
-                      <a:off x="0" y="0"/>
-                      <a:ext cx="5940425" cy="4867275"/>
-                    </a:xfrm>
-                    <a:prstGeom prst="rect">
-                      <a:avLst/>
-                    </a:prstGeom>
-                    <a:ln>
-                      <a:noFill/>
-                    </a:ln>
-                    <a:extLst>
-                      <a:ext uri="{53640926-AAD7-44D8-BBD7-CCE9431645EC}">
-                        <a14:shadowObscured xmlns:a14="http://schemas.microsoft.com/office/drawing/2010/main"/>
-                      </a:ext>
-                    </a:extLst>
-                  </pic:spPr>
-                </pic:pic>
-              </a:graphicData>
-            </a:graphic>
-          </wp:inline>
-        </w:drawing>
-      </w:r>
-      <w:r>
-        <w:fldChar w:fldCharType="begin"/>
-      </w:r>
-      <w:r>
-        <w:instrText xml:space="preserve"> INCLUDEPICTURE "/Users/mihailp/Library/Group Containers/UBF8T346G9.ms/WebArchiveCopyPasteTempFiles/com.microsoft.Word/7781fba7-8215-4d2b-811f-cf7f7d8df6f7" \* MERGEFORMATINET </w:instrText>
-      </w:r>
-      <w:r>
-        <w:fldChar w:fldCharType="separate"/>
-      </w:r>
-      <w:r>
-        <w:fldChar w:fldCharType="end"/>
-      </w:r>
-    </w:p>
-    <w:p>
-      <w:pPr>
-        <w:jc w:val="center"/>
-        <w:rPr>
-          <w:rFonts w:ascii="Times New Roman" w:hAnsi="Times New Roman" w:cs="Times New Roman"/>
-          <w:sz w:val="28"/>
-          <w:szCs w:val="28"/>
-        </w:rPr>
-      </w:pPr>
-      <w:r>
-        <w:rPr>
-          <w:rFonts w:ascii="Times New Roman" w:hAnsi="Times New Roman" w:cs="Times New Roman"/>
-          <w:sz w:val="28"/>
-          <w:szCs w:val="28"/>
-        </w:rPr>
-        <w:t xml:space="preserve">Рисунок </w:t>
-      </w:r>
-      <w:r>
-        <w:rPr>
-          <w:rFonts w:ascii="Times New Roman" w:hAnsi="Times New Roman" w:cs="Times New Roman"/>
-          <w:sz w:val="28"/>
-          <w:szCs w:val="28"/>
-        </w:rPr>
-        <w:t xml:space="preserve">3 </w:t>
-      </w:r>
-      <w:r>
-        <w:rPr>
-          <w:rFonts w:ascii="Times New Roman" w:hAnsi="Times New Roman" w:cs="Times New Roman"/>
-          <w:sz w:val="28"/>
-          <w:szCs w:val="28"/>
-        </w:rPr>
-        <w:t>– Ручная реализация.</w:t>
-      </w:r>
-    </w:p>
-    <w:p>
-      <w:pPr>
-        <w:jc w:val="center"/>
-        <w:rPr>
-          <w:rFonts w:ascii="Times New Roman" w:hAnsi="Times New Roman" w:cs="Times New Roman"/>
-          <w:sz w:val="28"/>
-          <w:szCs w:val="28"/>
-        </w:rPr>
-      </w:pPr>
-    </w:p>
-    <w:p>
-      <w:pPr>
-        <w:rPr>
-          <w:rFonts w:ascii="Times New Roman" w:hAnsi="Times New Roman" w:cs="Times New Roman"/>
-          <w:b/>
-          <w:sz w:val="28"/>
-          <w:szCs w:val="28"/>
-        </w:rPr>
-      </w:pPr>
-      <w:r>
-        <w:rPr>
-          <w:rFonts w:ascii="Times New Roman" w:hAnsi="Times New Roman" w:cs="Times New Roman"/>
-          <w:b/>
-          <w:sz w:val="28"/>
-          <w:szCs w:val="28"/>
-        </w:rPr>
-        <w:t>Результат</w:t>
-      </w:r>
-      <w:r>
-        <w:rPr>
-          <w:rFonts w:ascii="Times New Roman" w:hAnsi="Times New Roman" w:cs="Times New Roman"/>
-          <w:b/>
-          <w:sz w:val="28"/>
-          <w:szCs w:val="28"/>
-        </w:rPr>
-        <w:t xml:space="preserve"> программы</w:t>
-      </w:r>
-      <w:r>
-        <w:rPr>
-          <w:rFonts w:ascii="Times New Roman" w:hAnsi="Times New Roman" w:cs="Times New Roman"/>
-          <w:b/>
-          <w:sz w:val="28"/>
-          <w:szCs w:val="28"/>
-        </w:rPr>
-        <w:t>.</w:t>
-      </w:r>
-    </w:p>
-    <w:p>
-      <w:pPr>
-        <w:jc w:val="center"/>
-        <w:rPr>
-          <w:rFonts w:ascii="Times New Roman" w:hAnsi="Times New Roman" w:cs="Times New Roman"/>
-          <w:sz w:val="28"/>
-          <w:szCs w:val="28"/>
-        </w:rPr>
-      </w:pPr>
-      <w:r>
-        <w:rPr>
-          <w:rFonts w:ascii="Times New Roman" w:hAnsi="Times New Roman" w:cs="Times New Roman"/>
-          <w:noProof/>
-          <w:sz w:val="28"/>
-          <w:szCs w:val="28"/>
-        </w:rPr>
-        <w:drawing>
-          <wp:inline distT="0" distB="0" distL="0" distR="0" wp14:anchorId="3CD3F3E4" wp14:editId="32B36CCD">
-            <wp:extent cx="5940425" cy="2833370"/>
-            <wp:effectExtent l="0" t="0" r="3175" b="0"/>
-            <wp:docPr id="1676720289" name="Рисунок 1"/>
-            <wp:cNvGraphicFramePr>
-              <a:graphicFrameLocks xmlns:a="http://schemas.openxmlformats.org/drawingml/2006/main" noChangeAspect="1"/>
-            </wp:cNvGraphicFramePr>
-            <a:graphic xmlns:a="http://schemas.openxmlformats.org/drawingml/2006/main">
-              <a:graphicData uri="http://schemas.openxmlformats.org/drawingml/2006/picture">
-                <pic:pic xmlns:pic="http://schemas.openxmlformats.org/drawingml/2006/picture">
-                  <pic:nvPicPr>
-                    <pic:cNvPr id="1676720289" name=""/>
+                    <pic:cNvPr id="1769377045" name="Рисунок 1769377045"/>
                     <pic:cNvPicPr/>
                   </pic:nvPicPr>
                   <pic:blipFill>
-                    <a:blip r:embed="rId13"/>
+                    <a:blip r:embed="rId11">
+                      <a:extLst>
+                        <a:ext uri="{28A0092B-C50C-407E-A947-70E740481C1C}">
+                          <a14:useLocalDpi xmlns:a14="http://schemas.microsoft.com/office/drawing/2010/main" val="0"/>
+                        </a:ext>
+                      </a:extLst>
+                    </a:blip>
                     <a:stretch>
                       <a:fillRect/>
                     </a:stretch>
@@ -1443,7 +1237,7 @@
                   <pic:spPr>
                     <a:xfrm>
                       <a:off x="0" y="0"/>
-                      <a:ext cx="5940425" cy="2833370"/>
+                      <a:ext cx="6019206" cy="8025393"/>
                     </a:xfrm>
                     <a:prstGeom prst="rect">
                       <a:avLst/>
@@ -1465,31 +1259,17 @@
           <w:szCs w:val="28"/>
         </w:rPr>
       </w:pPr>
+      <w:bookmarkStart w:id="0" w:name="_Hlk228825510"/>
       <w:r>
         <w:rPr>
           <w:rFonts w:ascii="Times New Roman" w:hAnsi="Times New Roman" w:cs="Times New Roman"/>
           <w:sz w:val="28"/>
           <w:szCs w:val="28"/>
         </w:rPr>
-        <w:t xml:space="preserve">Рисунок </w:t>
-      </w:r>
-      <w:r>
-        <w:rPr>
-          <w:rFonts w:ascii="Times New Roman" w:hAnsi="Times New Roman" w:cs="Times New Roman"/>
-          <w:sz w:val="28"/>
-          <w:szCs w:val="28"/>
-        </w:rPr>
-        <w:t>4</w:t>
-      </w:r>
-      <w:r>
-        <w:rPr>
-          <w:rFonts w:ascii="Times New Roman" w:hAnsi="Times New Roman" w:cs="Times New Roman"/>
-          <w:sz w:val="28"/>
-          <w:szCs w:val="28"/>
-        </w:rPr>
-        <w:t xml:space="preserve"> – Программная реализация.</w:t>
-      </w:r>
-    </w:p>
+        <w:t>Рисунок 2 – Ручная реализация</w:t>
+      </w:r>
+    </w:p>
+    <w:bookmarkEnd w:id="0"/>
     <w:p>
       <w:pPr>
         <w:jc w:val="center"/>
@@ -1508,10 +1288,10 @@
         </w:rPr>
         <w:lastRenderedPageBreak/>
         <w:drawing>
-          <wp:inline distT="0" distB="0" distL="0" distR="0" wp14:anchorId="3587B206" wp14:editId="320B5EF8">
-            <wp:extent cx="5940425" cy="3155315"/>
-            <wp:effectExtent l="0" t="0" r="3175" b="0"/>
-            <wp:docPr id="137648131" name="Рисунок 1"/>
+          <wp:inline distT="0" distB="0" distL="0" distR="0" wp14:anchorId="1C6D8128" wp14:editId="21B3FCCC">
+            <wp:extent cx="5940425" cy="7920355"/>
+            <wp:effectExtent l="0" t="0" r="3175" b="4445"/>
+            <wp:docPr id="854749362" name="Рисунок 3"/>
             <wp:cNvGraphicFramePr>
               <a:graphicFrameLocks xmlns:a="http://schemas.openxmlformats.org/drawingml/2006/main" noChangeAspect="1"/>
             </wp:cNvGraphicFramePr>
@@ -1519,11 +1299,17 @@
               <a:graphicData uri="http://schemas.openxmlformats.org/drawingml/2006/picture">
                 <pic:pic xmlns:pic="http://schemas.openxmlformats.org/drawingml/2006/picture">
                   <pic:nvPicPr>
-                    <pic:cNvPr id="137648131" name=""/>
+                    <pic:cNvPr id="854749362" name="Рисунок 854749362"/>
                     <pic:cNvPicPr/>
                   </pic:nvPicPr>
                   <pic:blipFill>
-                    <a:blip r:embed="rId14"/>
+                    <a:blip r:embed="rId12">
+                      <a:extLst>
+                        <a:ext uri="{28A0092B-C50C-407E-A947-70E740481C1C}">
+                          <a14:useLocalDpi xmlns:a14="http://schemas.microsoft.com/office/drawing/2010/main" val="0"/>
+                        </a:ext>
+                      </a:extLst>
+                    </a:blip>
                     <a:stretch>
                       <a:fillRect/>
                     </a:stretch>
@@ -1531,7 +1317,7 @@
                   <pic:spPr>
                     <a:xfrm>
                       <a:off x="0" y="0"/>
-                      <a:ext cx="5940425" cy="3155315"/>
+                      <a:ext cx="5940425" cy="7920355"/>
                     </a:xfrm>
                     <a:prstGeom prst="rect">
                       <a:avLst/>
@@ -1567,7 +1353,7 @@
           <w:sz w:val="28"/>
           <w:szCs w:val="28"/>
         </w:rPr>
-        <w:t>5</w:t>
+        <w:t>3</w:t>
       </w:r>
       <w:r>
         <w:rPr>
@@ -1575,11 +1361,872 @@
           <w:sz w:val="28"/>
           <w:szCs w:val="28"/>
         </w:rPr>
-        <w:t xml:space="preserve"> – Программная реализация.</w:t>
-      </w:r>
-    </w:p>
-    <w:p>
-      <w:pPr>
+        <w:t xml:space="preserve"> – Ручная реализация</w:t>
+      </w:r>
+    </w:p>
+    <w:p>
+      <w:pPr>
+        <w:jc w:val="center"/>
+        <w:rPr>
+          <w:rFonts w:ascii="Times New Roman" w:hAnsi="Times New Roman" w:cs="Times New Roman"/>
+          <w:sz w:val="28"/>
+          <w:szCs w:val="28"/>
+        </w:rPr>
+      </w:pPr>
+    </w:p>
+    <w:p>
+      <w:pPr>
+        <w:jc w:val="center"/>
+        <w:rPr>
+          <w:rFonts w:ascii="Times New Roman" w:hAnsi="Times New Roman" w:cs="Times New Roman"/>
+          <w:sz w:val="28"/>
+          <w:szCs w:val="28"/>
+        </w:rPr>
+      </w:pPr>
+      <w:r>
+        <w:rPr>
+          <w:rFonts w:ascii="Times New Roman" w:hAnsi="Times New Roman" w:cs="Times New Roman"/>
+          <w:noProof/>
+          <w:sz w:val="28"/>
+          <w:szCs w:val="28"/>
+        </w:rPr>
+        <w:lastRenderedPageBreak/>
+        <w:drawing>
+          <wp:inline distT="0" distB="0" distL="0" distR="0" wp14:anchorId="7A4EFABA" wp14:editId="7A787D97">
+            <wp:extent cx="5940425" cy="7920355"/>
+            <wp:effectExtent l="0" t="0" r="3175" b="4445"/>
+            <wp:docPr id="1829807781" name="Рисунок 4"/>
+            <wp:cNvGraphicFramePr>
+              <a:graphicFrameLocks xmlns:a="http://schemas.openxmlformats.org/drawingml/2006/main" noChangeAspect="1"/>
+            </wp:cNvGraphicFramePr>
+            <a:graphic xmlns:a="http://schemas.openxmlformats.org/drawingml/2006/main">
+              <a:graphicData uri="http://schemas.openxmlformats.org/drawingml/2006/picture">
+                <pic:pic xmlns:pic="http://schemas.openxmlformats.org/drawingml/2006/picture">
+                  <pic:nvPicPr>
+                    <pic:cNvPr id="1829807781" name="Рисунок 1829807781"/>
+                    <pic:cNvPicPr/>
+                  </pic:nvPicPr>
+                  <pic:blipFill>
+                    <a:blip r:embed="rId13">
+                      <a:extLst>
+                        <a:ext uri="{28A0092B-C50C-407E-A947-70E740481C1C}">
+                          <a14:useLocalDpi xmlns:a14="http://schemas.microsoft.com/office/drawing/2010/main" val="0"/>
+                        </a:ext>
+                      </a:extLst>
+                    </a:blip>
+                    <a:stretch>
+                      <a:fillRect/>
+                    </a:stretch>
+                  </pic:blipFill>
+                  <pic:spPr>
+                    <a:xfrm>
+                      <a:off x="0" y="0"/>
+                      <a:ext cx="5940425" cy="7920355"/>
+                    </a:xfrm>
+                    <a:prstGeom prst="rect">
+                      <a:avLst/>
+                    </a:prstGeom>
+                  </pic:spPr>
+                </pic:pic>
+              </a:graphicData>
+            </a:graphic>
+          </wp:inline>
+        </w:drawing>
+      </w:r>
+    </w:p>
+    <w:p>
+      <w:pPr>
+        <w:jc w:val="center"/>
+        <w:rPr>
+          <w:rFonts w:ascii="Times New Roman" w:hAnsi="Times New Roman" w:cs="Times New Roman"/>
+          <w:sz w:val="28"/>
+          <w:szCs w:val="28"/>
+        </w:rPr>
+      </w:pPr>
+      <w:r>
+        <w:rPr>
+          <w:rFonts w:ascii="Times New Roman" w:hAnsi="Times New Roman" w:cs="Times New Roman"/>
+          <w:sz w:val="28"/>
+          <w:szCs w:val="28"/>
+        </w:rPr>
+        <w:t xml:space="preserve">Рисунок </w:t>
+      </w:r>
+      <w:r>
+        <w:rPr>
+          <w:rFonts w:ascii="Times New Roman" w:hAnsi="Times New Roman" w:cs="Times New Roman"/>
+          <w:sz w:val="28"/>
+          <w:szCs w:val="28"/>
+        </w:rPr>
+        <w:t>4</w:t>
+      </w:r>
+      <w:r>
+        <w:rPr>
+          <w:rFonts w:ascii="Times New Roman" w:hAnsi="Times New Roman" w:cs="Times New Roman"/>
+          <w:sz w:val="28"/>
+          <w:szCs w:val="28"/>
+        </w:rPr>
+        <w:t xml:space="preserve"> – Ручная реализация</w:t>
+      </w:r>
+    </w:p>
+    <w:p>
+      <w:pPr>
+        <w:jc w:val="center"/>
+        <w:rPr>
+          <w:rFonts w:ascii="Times New Roman" w:hAnsi="Times New Roman" w:cs="Times New Roman"/>
+          <w:sz w:val="28"/>
+          <w:szCs w:val="28"/>
+        </w:rPr>
+      </w:pPr>
+    </w:p>
+    <w:p>
+      <w:pPr>
+        <w:jc w:val="center"/>
+        <w:rPr>
+          <w:rFonts w:ascii="Times New Roman" w:hAnsi="Times New Roman" w:cs="Times New Roman"/>
+          <w:sz w:val="28"/>
+          <w:szCs w:val="28"/>
+        </w:rPr>
+      </w:pPr>
+      <w:r>
+        <w:rPr>
+          <w:rFonts w:ascii="Times New Roman" w:hAnsi="Times New Roman" w:cs="Times New Roman"/>
+          <w:noProof/>
+          <w:sz w:val="28"/>
+          <w:szCs w:val="28"/>
+        </w:rPr>
+        <w:lastRenderedPageBreak/>
+        <w:drawing>
+          <wp:inline distT="0" distB="0" distL="0" distR="0" wp14:anchorId="56FF70BD" wp14:editId="0E73E9C6">
+            <wp:extent cx="5940425" cy="7920355"/>
+            <wp:effectExtent l="0" t="0" r="3175" b="4445"/>
+            <wp:docPr id="2117335242" name="Рисунок 5"/>
+            <wp:cNvGraphicFramePr>
+              <a:graphicFrameLocks xmlns:a="http://schemas.openxmlformats.org/drawingml/2006/main" noChangeAspect="1"/>
+            </wp:cNvGraphicFramePr>
+            <a:graphic xmlns:a="http://schemas.openxmlformats.org/drawingml/2006/main">
+              <a:graphicData uri="http://schemas.openxmlformats.org/drawingml/2006/picture">
+                <pic:pic xmlns:pic="http://schemas.openxmlformats.org/drawingml/2006/picture">
+                  <pic:nvPicPr>
+                    <pic:cNvPr id="2117335242" name="Рисунок 2117335242"/>
+                    <pic:cNvPicPr/>
+                  </pic:nvPicPr>
+                  <pic:blipFill>
+                    <a:blip r:embed="rId14">
+                      <a:extLst>
+                        <a:ext uri="{28A0092B-C50C-407E-A947-70E740481C1C}">
+                          <a14:useLocalDpi xmlns:a14="http://schemas.microsoft.com/office/drawing/2010/main" val="0"/>
+                        </a:ext>
+                      </a:extLst>
+                    </a:blip>
+                    <a:stretch>
+                      <a:fillRect/>
+                    </a:stretch>
+                  </pic:blipFill>
+                  <pic:spPr>
+                    <a:xfrm>
+                      <a:off x="0" y="0"/>
+                      <a:ext cx="5940425" cy="7920355"/>
+                    </a:xfrm>
+                    <a:prstGeom prst="rect">
+                      <a:avLst/>
+                    </a:prstGeom>
+                  </pic:spPr>
+                </pic:pic>
+              </a:graphicData>
+            </a:graphic>
+          </wp:inline>
+        </w:drawing>
+      </w:r>
+    </w:p>
+    <w:p>
+      <w:pPr>
+        <w:jc w:val="center"/>
+        <w:rPr>
+          <w:rFonts w:ascii="Times New Roman" w:hAnsi="Times New Roman" w:cs="Times New Roman"/>
+          <w:sz w:val="28"/>
+          <w:szCs w:val="28"/>
+        </w:rPr>
+      </w:pPr>
+      <w:r>
+        <w:rPr>
+          <w:rFonts w:ascii="Times New Roman" w:hAnsi="Times New Roman" w:cs="Times New Roman"/>
+          <w:sz w:val="28"/>
+          <w:szCs w:val="28"/>
+        </w:rPr>
+        <w:t xml:space="preserve">Рисунок </w:t>
+      </w:r>
+      <w:r>
+        <w:rPr>
+          <w:rFonts w:ascii="Times New Roman" w:hAnsi="Times New Roman" w:cs="Times New Roman"/>
+          <w:sz w:val="28"/>
+          <w:szCs w:val="28"/>
+        </w:rPr>
+        <w:t>5</w:t>
+      </w:r>
+      <w:r>
+        <w:rPr>
+          <w:rFonts w:ascii="Times New Roman" w:hAnsi="Times New Roman" w:cs="Times New Roman"/>
+          <w:sz w:val="28"/>
+          <w:szCs w:val="28"/>
+        </w:rPr>
+        <w:t xml:space="preserve"> – Ручная реализация</w:t>
+      </w:r>
+    </w:p>
+    <w:p>
+      <w:pPr>
+        <w:jc w:val="center"/>
+        <w:rPr>
+          <w:rFonts w:ascii="Times New Roman" w:hAnsi="Times New Roman" w:cs="Times New Roman"/>
+          <w:sz w:val="28"/>
+          <w:szCs w:val="28"/>
+        </w:rPr>
+      </w:pPr>
+    </w:p>
+    <w:p>
+      <w:pPr>
+        <w:jc w:val="center"/>
+        <w:rPr>
+          <w:rFonts w:ascii="Times New Roman" w:hAnsi="Times New Roman" w:cs="Times New Roman"/>
+          <w:sz w:val="28"/>
+          <w:szCs w:val="28"/>
+        </w:rPr>
+      </w:pPr>
+      <w:r>
+        <w:rPr>
+          <w:rFonts w:ascii="Times New Roman" w:hAnsi="Times New Roman" w:cs="Times New Roman"/>
+          <w:noProof/>
+          <w:sz w:val="28"/>
+          <w:szCs w:val="28"/>
+        </w:rPr>
+        <w:lastRenderedPageBreak/>
+        <w:drawing>
+          <wp:inline distT="0" distB="0" distL="0" distR="0" wp14:anchorId="10274D72" wp14:editId="57B951A4">
+            <wp:extent cx="5940425" cy="7920355"/>
+            <wp:effectExtent l="0" t="0" r="3175" b="4445"/>
+            <wp:docPr id="834827846" name="Рисунок 6"/>
+            <wp:cNvGraphicFramePr>
+              <a:graphicFrameLocks xmlns:a="http://schemas.openxmlformats.org/drawingml/2006/main" noChangeAspect="1"/>
+            </wp:cNvGraphicFramePr>
+            <a:graphic xmlns:a="http://schemas.openxmlformats.org/drawingml/2006/main">
+              <a:graphicData uri="http://schemas.openxmlformats.org/drawingml/2006/picture">
+                <pic:pic xmlns:pic="http://schemas.openxmlformats.org/drawingml/2006/picture">
+                  <pic:nvPicPr>
+                    <pic:cNvPr id="834827846" name="Рисунок 834827846"/>
+                    <pic:cNvPicPr/>
+                  </pic:nvPicPr>
+                  <pic:blipFill>
+                    <a:blip r:embed="rId15">
+                      <a:extLst>
+                        <a:ext uri="{28A0092B-C50C-407E-A947-70E740481C1C}">
+                          <a14:useLocalDpi xmlns:a14="http://schemas.microsoft.com/office/drawing/2010/main" val="0"/>
+                        </a:ext>
+                      </a:extLst>
+                    </a:blip>
+                    <a:stretch>
+                      <a:fillRect/>
+                    </a:stretch>
+                  </pic:blipFill>
+                  <pic:spPr>
+                    <a:xfrm>
+                      <a:off x="0" y="0"/>
+                      <a:ext cx="5940425" cy="7920355"/>
+                    </a:xfrm>
+                    <a:prstGeom prst="rect">
+                      <a:avLst/>
+                    </a:prstGeom>
+                  </pic:spPr>
+                </pic:pic>
+              </a:graphicData>
+            </a:graphic>
+          </wp:inline>
+        </w:drawing>
+      </w:r>
+    </w:p>
+    <w:p>
+      <w:pPr>
+        <w:jc w:val="center"/>
+        <w:rPr>
+          <w:rFonts w:ascii="Times New Roman" w:hAnsi="Times New Roman" w:cs="Times New Roman"/>
+          <w:sz w:val="28"/>
+          <w:szCs w:val="28"/>
+        </w:rPr>
+      </w:pPr>
+      <w:r>
+        <w:rPr>
+          <w:rFonts w:ascii="Times New Roman" w:hAnsi="Times New Roman" w:cs="Times New Roman"/>
+          <w:sz w:val="28"/>
+          <w:szCs w:val="28"/>
+        </w:rPr>
+        <w:t xml:space="preserve">Рисунок </w:t>
+      </w:r>
+      <w:r>
+        <w:rPr>
+          <w:rFonts w:ascii="Times New Roman" w:hAnsi="Times New Roman" w:cs="Times New Roman"/>
+          <w:sz w:val="28"/>
+          <w:szCs w:val="28"/>
+        </w:rPr>
+        <w:t>6</w:t>
+      </w:r>
+      <w:r>
+        <w:rPr>
+          <w:rFonts w:ascii="Times New Roman" w:hAnsi="Times New Roman" w:cs="Times New Roman"/>
+          <w:sz w:val="28"/>
+          <w:szCs w:val="28"/>
+        </w:rPr>
+        <w:t xml:space="preserve"> – Ручная реализация</w:t>
+      </w:r>
+    </w:p>
+    <w:p>
+      <w:pPr>
+        <w:jc w:val="center"/>
+        <w:rPr>
+          <w:rFonts w:ascii="Times New Roman" w:hAnsi="Times New Roman" w:cs="Times New Roman"/>
+          <w:sz w:val="28"/>
+          <w:szCs w:val="28"/>
+        </w:rPr>
+      </w:pPr>
+    </w:p>
+    <w:p>
+      <w:pPr>
+        <w:jc w:val="center"/>
+        <w:rPr>
+          <w:rFonts w:ascii="Times New Roman" w:hAnsi="Times New Roman" w:cs="Times New Roman"/>
+          <w:sz w:val="28"/>
+          <w:szCs w:val="28"/>
+        </w:rPr>
+      </w:pPr>
+      <w:r>
+        <w:rPr>
+          <w:rFonts w:ascii="Times New Roman" w:hAnsi="Times New Roman" w:cs="Times New Roman"/>
+          <w:noProof/>
+          <w:sz w:val="28"/>
+          <w:szCs w:val="28"/>
+        </w:rPr>
+        <w:lastRenderedPageBreak/>
+        <w:drawing>
+          <wp:inline distT="0" distB="0" distL="0" distR="0" wp14:anchorId="585FD065" wp14:editId="4CC61EDE">
+            <wp:extent cx="5940425" cy="7920355"/>
+            <wp:effectExtent l="0" t="0" r="3175" b="4445"/>
+            <wp:docPr id="606676447" name="Рисунок 8"/>
+            <wp:cNvGraphicFramePr>
+              <a:graphicFrameLocks xmlns:a="http://schemas.openxmlformats.org/drawingml/2006/main" noChangeAspect="1"/>
+            </wp:cNvGraphicFramePr>
+            <a:graphic xmlns:a="http://schemas.openxmlformats.org/drawingml/2006/main">
+              <a:graphicData uri="http://schemas.openxmlformats.org/drawingml/2006/picture">
+                <pic:pic xmlns:pic="http://schemas.openxmlformats.org/drawingml/2006/picture">
+                  <pic:nvPicPr>
+                    <pic:cNvPr id="606676447" name="Рисунок 606676447"/>
+                    <pic:cNvPicPr/>
+                  </pic:nvPicPr>
+                  <pic:blipFill>
+                    <a:blip r:embed="rId16">
+                      <a:extLst>
+                        <a:ext uri="{28A0092B-C50C-407E-A947-70E740481C1C}">
+                          <a14:useLocalDpi xmlns:a14="http://schemas.microsoft.com/office/drawing/2010/main" val="0"/>
+                        </a:ext>
+                      </a:extLst>
+                    </a:blip>
+                    <a:stretch>
+                      <a:fillRect/>
+                    </a:stretch>
+                  </pic:blipFill>
+                  <pic:spPr>
+                    <a:xfrm>
+                      <a:off x="0" y="0"/>
+                      <a:ext cx="5940425" cy="7920355"/>
+                    </a:xfrm>
+                    <a:prstGeom prst="rect">
+                      <a:avLst/>
+                    </a:prstGeom>
+                  </pic:spPr>
+                </pic:pic>
+              </a:graphicData>
+            </a:graphic>
+          </wp:inline>
+        </w:drawing>
+      </w:r>
+    </w:p>
+    <w:p>
+      <w:pPr>
+        <w:jc w:val="center"/>
+        <w:rPr>
+          <w:rFonts w:ascii="Times New Roman" w:hAnsi="Times New Roman" w:cs="Times New Roman"/>
+          <w:sz w:val="28"/>
+          <w:szCs w:val="28"/>
+        </w:rPr>
+      </w:pPr>
+      <w:r>
+        <w:rPr>
+          <w:rFonts w:ascii="Times New Roman" w:hAnsi="Times New Roman" w:cs="Times New Roman"/>
+          <w:sz w:val="28"/>
+          <w:szCs w:val="28"/>
+        </w:rPr>
+        <w:t xml:space="preserve">Рисунок </w:t>
+      </w:r>
+      <w:r>
+        <w:rPr>
+          <w:rFonts w:ascii="Times New Roman" w:hAnsi="Times New Roman" w:cs="Times New Roman"/>
+          <w:sz w:val="28"/>
+          <w:szCs w:val="28"/>
+        </w:rPr>
+        <w:t>7</w:t>
+      </w:r>
+      <w:r>
+        <w:rPr>
+          <w:rFonts w:ascii="Times New Roman" w:hAnsi="Times New Roman" w:cs="Times New Roman"/>
+          <w:sz w:val="28"/>
+          <w:szCs w:val="28"/>
+        </w:rPr>
+        <w:t xml:space="preserve"> – Ручная реализация</w:t>
+      </w:r>
+    </w:p>
+    <w:p>
+      <w:pPr>
+        <w:jc w:val="center"/>
+        <w:rPr>
+          <w:rFonts w:ascii="Times New Roman" w:hAnsi="Times New Roman" w:cs="Times New Roman"/>
+          <w:sz w:val="28"/>
+          <w:szCs w:val="28"/>
+        </w:rPr>
+      </w:pPr>
+    </w:p>
+    <w:p>
+      <w:pPr>
+        <w:jc w:val="center"/>
+        <w:rPr>
+          <w:rFonts w:ascii="Times New Roman" w:hAnsi="Times New Roman" w:cs="Times New Roman"/>
+          <w:sz w:val="28"/>
+          <w:szCs w:val="28"/>
+        </w:rPr>
+      </w:pPr>
+      <w:r>
+        <w:rPr>
+          <w:rFonts w:ascii="Times New Roman" w:hAnsi="Times New Roman" w:cs="Times New Roman"/>
+          <w:noProof/>
+          <w:sz w:val="28"/>
+          <w:szCs w:val="28"/>
+        </w:rPr>
+        <w:lastRenderedPageBreak/>
+        <w:drawing>
+          <wp:inline distT="0" distB="0" distL="0" distR="0" wp14:anchorId="7C093C70" wp14:editId="2911B7F2">
+            <wp:extent cx="5940425" cy="7920355"/>
+            <wp:effectExtent l="0" t="0" r="3175" b="4445"/>
+            <wp:docPr id="23390362" name="Рисунок 9"/>
+            <wp:cNvGraphicFramePr>
+              <a:graphicFrameLocks xmlns:a="http://schemas.openxmlformats.org/drawingml/2006/main" noChangeAspect="1"/>
+            </wp:cNvGraphicFramePr>
+            <a:graphic xmlns:a="http://schemas.openxmlformats.org/drawingml/2006/main">
+              <a:graphicData uri="http://schemas.openxmlformats.org/drawingml/2006/picture">
+                <pic:pic xmlns:pic="http://schemas.openxmlformats.org/drawingml/2006/picture">
+                  <pic:nvPicPr>
+                    <pic:cNvPr id="23390362" name="Рисунок 23390362"/>
+                    <pic:cNvPicPr/>
+                  </pic:nvPicPr>
+                  <pic:blipFill>
+                    <a:blip r:embed="rId17">
+                      <a:extLst>
+                        <a:ext uri="{28A0092B-C50C-407E-A947-70E740481C1C}">
+                          <a14:useLocalDpi xmlns:a14="http://schemas.microsoft.com/office/drawing/2010/main" val="0"/>
+                        </a:ext>
+                      </a:extLst>
+                    </a:blip>
+                    <a:stretch>
+                      <a:fillRect/>
+                    </a:stretch>
+                  </pic:blipFill>
+                  <pic:spPr>
+                    <a:xfrm>
+                      <a:off x="0" y="0"/>
+                      <a:ext cx="5940425" cy="7920355"/>
+                    </a:xfrm>
+                    <a:prstGeom prst="rect">
+                      <a:avLst/>
+                    </a:prstGeom>
+                  </pic:spPr>
+                </pic:pic>
+              </a:graphicData>
+            </a:graphic>
+          </wp:inline>
+        </w:drawing>
+      </w:r>
+    </w:p>
+    <w:p>
+      <w:pPr>
+        <w:jc w:val="center"/>
+        <w:rPr>
+          <w:rFonts w:ascii="Times New Roman" w:hAnsi="Times New Roman" w:cs="Times New Roman"/>
+          <w:sz w:val="28"/>
+          <w:szCs w:val="28"/>
+        </w:rPr>
+      </w:pPr>
+      <w:r>
+        <w:rPr>
+          <w:rFonts w:ascii="Times New Roman" w:hAnsi="Times New Roman" w:cs="Times New Roman"/>
+          <w:sz w:val="28"/>
+          <w:szCs w:val="28"/>
+        </w:rPr>
+        <w:t xml:space="preserve">Рисунок </w:t>
+      </w:r>
+      <w:r>
+        <w:rPr>
+          <w:rFonts w:ascii="Times New Roman" w:hAnsi="Times New Roman" w:cs="Times New Roman"/>
+          <w:sz w:val="28"/>
+          <w:szCs w:val="28"/>
+        </w:rPr>
+        <w:t>8</w:t>
+      </w:r>
+      <w:r>
+        <w:rPr>
+          <w:rFonts w:ascii="Times New Roman" w:hAnsi="Times New Roman" w:cs="Times New Roman"/>
+          <w:sz w:val="28"/>
+          <w:szCs w:val="28"/>
+        </w:rPr>
+        <w:t xml:space="preserve"> – Ручная реализация</w:t>
+      </w:r>
+    </w:p>
+    <w:p>
+      <w:pPr>
+        <w:jc w:val="center"/>
+        <w:rPr>
+          <w:rFonts w:ascii="Times New Roman" w:hAnsi="Times New Roman" w:cs="Times New Roman"/>
+          <w:sz w:val="28"/>
+          <w:szCs w:val="28"/>
+        </w:rPr>
+      </w:pPr>
+    </w:p>
+    <w:p>
+      <w:pPr>
+        <w:jc w:val="center"/>
+        <w:rPr>
+          <w:rFonts w:ascii="Times New Roman" w:hAnsi="Times New Roman" w:cs="Times New Roman"/>
+          <w:sz w:val="28"/>
+          <w:szCs w:val="28"/>
+        </w:rPr>
+      </w:pPr>
+      <w:r>
+        <w:rPr>
+          <w:rFonts w:ascii="Times New Roman" w:hAnsi="Times New Roman" w:cs="Times New Roman"/>
+          <w:noProof/>
+          <w:sz w:val="28"/>
+          <w:szCs w:val="28"/>
+        </w:rPr>
+        <w:lastRenderedPageBreak/>
+        <w:drawing>
+          <wp:inline distT="0" distB="0" distL="0" distR="0" wp14:anchorId="08E7AA09" wp14:editId="6521EB7C">
+            <wp:extent cx="5940425" cy="7920355"/>
+            <wp:effectExtent l="0" t="0" r="3175" b="4445"/>
+            <wp:docPr id="676623838" name="Рисунок 10"/>
+            <wp:cNvGraphicFramePr>
+              <a:graphicFrameLocks xmlns:a="http://schemas.openxmlformats.org/drawingml/2006/main" noChangeAspect="1"/>
+            </wp:cNvGraphicFramePr>
+            <a:graphic xmlns:a="http://schemas.openxmlformats.org/drawingml/2006/main">
+              <a:graphicData uri="http://schemas.openxmlformats.org/drawingml/2006/picture">
+                <pic:pic xmlns:pic="http://schemas.openxmlformats.org/drawingml/2006/picture">
+                  <pic:nvPicPr>
+                    <pic:cNvPr id="676623838" name="Рисунок 676623838"/>
+                    <pic:cNvPicPr/>
+                  </pic:nvPicPr>
+                  <pic:blipFill>
+                    <a:blip r:embed="rId18">
+                      <a:extLst>
+                        <a:ext uri="{28A0092B-C50C-407E-A947-70E740481C1C}">
+                          <a14:useLocalDpi xmlns:a14="http://schemas.microsoft.com/office/drawing/2010/main" val="0"/>
+                        </a:ext>
+                      </a:extLst>
+                    </a:blip>
+                    <a:stretch>
+                      <a:fillRect/>
+                    </a:stretch>
+                  </pic:blipFill>
+                  <pic:spPr>
+                    <a:xfrm>
+                      <a:off x="0" y="0"/>
+                      <a:ext cx="5940425" cy="7920355"/>
+                    </a:xfrm>
+                    <a:prstGeom prst="rect">
+                      <a:avLst/>
+                    </a:prstGeom>
+                  </pic:spPr>
+                </pic:pic>
+              </a:graphicData>
+            </a:graphic>
+          </wp:inline>
+        </w:drawing>
+      </w:r>
+    </w:p>
+    <w:p>
+      <w:pPr>
+        <w:jc w:val="center"/>
+        <w:rPr>
+          <w:rFonts w:ascii="Times New Roman" w:hAnsi="Times New Roman" w:cs="Times New Roman"/>
+          <w:sz w:val="28"/>
+          <w:szCs w:val="28"/>
+        </w:rPr>
+      </w:pPr>
+      <w:r>
+        <w:rPr>
+          <w:rFonts w:ascii="Times New Roman" w:hAnsi="Times New Roman" w:cs="Times New Roman"/>
+          <w:sz w:val="28"/>
+          <w:szCs w:val="28"/>
+        </w:rPr>
+        <w:t xml:space="preserve">Рисунок </w:t>
+      </w:r>
+      <w:r>
+        <w:rPr>
+          <w:rFonts w:ascii="Times New Roman" w:hAnsi="Times New Roman" w:cs="Times New Roman"/>
+          <w:sz w:val="28"/>
+          <w:szCs w:val="28"/>
+        </w:rPr>
+        <w:t>9</w:t>
+      </w:r>
+      <w:r>
+        <w:rPr>
+          <w:rFonts w:ascii="Times New Roman" w:hAnsi="Times New Roman" w:cs="Times New Roman"/>
+          <w:sz w:val="28"/>
+          <w:szCs w:val="28"/>
+        </w:rPr>
+        <w:t xml:space="preserve"> – Ручная реализация</w:t>
+      </w:r>
+    </w:p>
+    <w:p>
+      <w:pPr>
+        <w:jc w:val="center"/>
+        <w:rPr>
+          <w:rFonts w:ascii="Times New Roman" w:hAnsi="Times New Roman" w:cs="Times New Roman"/>
+          <w:sz w:val="28"/>
+          <w:szCs w:val="28"/>
+        </w:rPr>
+      </w:pPr>
+    </w:p>
+    <w:p>
+      <w:pPr>
+        <w:jc w:val="center"/>
+        <w:rPr>
+          <w:rFonts w:ascii="Times New Roman" w:hAnsi="Times New Roman" w:cs="Times New Roman"/>
+          <w:sz w:val="28"/>
+          <w:szCs w:val="28"/>
+        </w:rPr>
+      </w:pPr>
+      <w:r>
+        <w:rPr>
+          <w:rFonts w:ascii="Times New Roman" w:hAnsi="Times New Roman" w:cs="Times New Roman"/>
+          <w:noProof/>
+          <w:sz w:val="28"/>
+          <w:szCs w:val="28"/>
+        </w:rPr>
+        <w:lastRenderedPageBreak/>
+        <w:drawing>
+          <wp:inline distT="0" distB="0" distL="0" distR="0" wp14:anchorId="302AD449" wp14:editId="5D8280BE">
+            <wp:extent cx="5940425" cy="7920355"/>
+            <wp:effectExtent l="0" t="0" r="3175" b="4445"/>
+            <wp:docPr id="2113518298" name="Рисунок 11"/>
+            <wp:cNvGraphicFramePr>
+              <a:graphicFrameLocks xmlns:a="http://schemas.openxmlformats.org/drawingml/2006/main" noChangeAspect="1"/>
+            </wp:cNvGraphicFramePr>
+            <a:graphic xmlns:a="http://schemas.openxmlformats.org/drawingml/2006/main">
+              <a:graphicData uri="http://schemas.openxmlformats.org/drawingml/2006/picture">
+                <pic:pic xmlns:pic="http://schemas.openxmlformats.org/drawingml/2006/picture">
+                  <pic:nvPicPr>
+                    <pic:cNvPr id="2113518298" name="Рисунок 2113518298"/>
+                    <pic:cNvPicPr/>
+                  </pic:nvPicPr>
+                  <pic:blipFill>
+                    <a:blip r:embed="rId19">
+                      <a:extLst>
+                        <a:ext uri="{28A0092B-C50C-407E-A947-70E740481C1C}">
+                          <a14:useLocalDpi xmlns:a14="http://schemas.microsoft.com/office/drawing/2010/main" val="0"/>
+                        </a:ext>
+                      </a:extLst>
+                    </a:blip>
+                    <a:stretch>
+                      <a:fillRect/>
+                    </a:stretch>
+                  </pic:blipFill>
+                  <pic:spPr>
+                    <a:xfrm>
+                      <a:off x="0" y="0"/>
+                      <a:ext cx="5940425" cy="7920355"/>
+                    </a:xfrm>
+                    <a:prstGeom prst="rect">
+                      <a:avLst/>
+                    </a:prstGeom>
+                  </pic:spPr>
+                </pic:pic>
+              </a:graphicData>
+            </a:graphic>
+          </wp:inline>
+        </w:drawing>
+      </w:r>
+    </w:p>
+    <w:p>
+      <w:pPr>
+        <w:jc w:val="center"/>
+        <w:rPr>
+          <w:rFonts w:ascii="Times New Roman" w:hAnsi="Times New Roman" w:cs="Times New Roman"/>
+          <w:sz w:val="28"/>
+          <w:szCs w:val="28"/>
+        </w:rPr>
+      </w:pPr>
+      <w:r>
+        <w:rPr>
+          <w:rFonts w:ascii="Times New Roman" w:hAnsi="Times New Roman" w:cs="Times New Roman"/>
+          <w:sz w:val="28"/>
+          <w:szCs w:val="28"/>
+        </w:rPr>
+        <w:t xml:space="preserve">Рисунок </w:t>
+      </w:r>
+      <w:r>
+        <w:rPr>
+          <w:rFonts w:ascii="Times New Roman" w:hAnsi="Times New Roman" w:cs="Times New Roman"/>
+          <w:sz w:val="28"/>
+          <w:szCs w:val="28"/>
+        </w:rPr>
+        <w:t>10</w:t>
+      </w:r>
+      <w:r>
+        <w:rPr>
+          <w:rFonts w:ascii="Times New Roman" w:hAnsi="Times New Roman" w:cs="Times New Roman"/>
+          <w:sz w:val="28"/>
+          <w:szCs w:val="28"/>
+        </w:rPr>
+        <w:t xml:space="preserve"> – Ручная реализация</w:t>
+      </w:r>
+    </w:p>
+    <w:p>
+      <w:pPr>
+        <w:jc w:val="center"/>
+        <w:rPr>
+          <w:rFonts w:ascii="Times New Roman" w:hAnsi="Times New Roman" w:cs="Times New Roman"/>
+          <w:sz w:val="28"/>
+          <w:szCs w:val="28"/>
+        </w:rPr>
+      </w:pPr>
+    </w:p>
+    <w:p>
+      <w:pPr>
+        <w:jc w:val="center"/>
+        <w:rPr>
+          <w:rFonts w:ascii="Times New Roman" w:hAnsi="Times New Roman" w:cs="Times New Roman"/>
+          <w:sz w:val="28"/>
+          <w:szCs w:val="28"/>
+        </w:rPr>
+      </w:pPr>
+      <w:r>
+        <w:rPr>
+          <w:rFonts w:ascii="Times New Roman" w:hAnsi="Times New Roman" w:cs="Times New Roman"/>
+          <w:noProof/>
+          <w:sz w:val="28"/>
+          <w:szCs w:val="28"/>
+        </w:rPr>
+        <w:lastRenderedPageBreak/>
+        <w:drawing>
+          <wp:inline distT="0" distB="0" distL="0" distR="0" wp14:anchorId="56E794B9" wp14:editId="1273C924">
+            <wp:extent cx="5940425" cy="7920355"/>
+            <wp:effectExtent l="0" t="0" r="3175" b="4445"/>
+            <wp:docPr id="769400248" name="Рисунок 12"/>
+            <wp:cNvGraphicFramePr>
+              <a:graphicFrameLocks xmlns:a="http://schemas.openxmlformats.org/drawingml/2006/main" noChangeAspect="1"/>
+            </wp:cNvGraphicFramePr>
+            <a:graphic xmlns:a="http://schemas.openxmlformats.org/drawingml/2006/main">
+              <a:graphicData uri="http://schemas.openxmlformats.org/drawingml/2006/picture">
+                <pic:pic xmlns:pic="http://schemas.openxmlformats.org/drawingml/2006/picture">
+                  <pic:nvPicPr>
+                    <pic:cNvPr id="769400248" name="Рисунок 769400248"/>
+                    <pic:cNvPicPr/>
+                  </pic:nvPicPr>
+                  <pic:blipFill>
+                    <a:blip r:embed="rId20">
+                      <a:extLst>
+                        <a:ext uri="{28A0092B-C50C-407E-A947-70E740481C1C}">
+                          <a14:useLocalDpi xmlns:a14="http://schemas.microsoft.com/office/drawing/2010/main" val="0"/>
+                        </a:ext>
+                      </a:extLst>
+                    </a:blip>
+                    <a:stretch>
+                      <a:fillRect/>
+                    </a:stretch>
+                  </pic:blipFill>
+                  <pic:spPr>
+                    <a:xfrm>
+                      <a:off x="0" y="0"/>
+                      <a:ext cx="5940425" cy="7920355"/>
+                    </a:xfrm>
+                    <a:prstGeom prst="rect">
+                      <a:avLst/>
+                    </a:prstGeom>
+                  </pic:spPr>
+                </pic:pic>
+              </a:graphicData>
+            </a:graphic>
+          </wp:inline>
+        </w:drawing>
+      </w:r>
+    </w:p>
+    <w:p>
+      <w:pPr>
+        <w:jc w:val="center"/>
+        <w:rPr>
+          <w:rFonts w:ascii="Times New Roman" w:hAnsi="Times New Roman" w:cs="Times New Roman"/>
+          <w:sz w:val="28"/>
+          <w:szCs w:val="28"/>
+        </w:rPr>
+      </w:pPr>
+      <w:r>
+        <w:rPr>
+          <w:rFonts w:ascii="Times New Roman" w:hAnsi="Times New Roman" w:cs="Times New Roman"/>
+          <w:sz w:val="28"/>
+          <w:szCs w:val="28"/>
+        </w:rPr>
+        <w:t xml:space="preserve">Рисунок </w:t>
+      </w:r>
+      <w:r>
+        <w:rPr>
+          <w:rFonts w:ascii="Times New Roman" w:hAnsi="Times New Roman" w:cs="Times New Roman"/>
+          <w:sz w:val="28"/>
+          <w:szCs w:val="28"/>
+        </w:rPr>
+        <w:t>11</w:t>
+      </w:r>
+      <w:r>
+        <w:rPr>
+          <w:rFonts w:ascii="Times New Roman" w:hAnsi="Times New Roman" w:cs="Times New Roman"/>
+          <w:sz w:val="28"/>
+          <w:szCs w:val="28"/>
+        </w:rPr>
+        <w:t xml:space="preserve"> </w:t>
+      </w:r>
+      <w:r>
+        <w:rPr>
+          <w:rFonts w:ascii="Times New Roman" w:hAnsi="Times New Roman" w:cs="Times New Roman"/>
+          <w:sz w:val="28"/>
+          <w:szCs w:val="28"/>
+        </w:rPr>
+        <w:t>– Ручная реализация.</w:t>
+      </w:r>
+    </w:p>
+    <w:p>
+      <w:pPr>
+        <w:jc w:val="center"/>
+        <w:rPr>
+          <w:rFonts w:ascii="Times New Roman" w:hAnsi="Times New Roman" w:cs="Times New Roman"/>
+          <w:sz w:val="28"/>
+          <w:szCs w:val="28"/>
+        </w:rPr>
+      </w:pPr>
+    </w:p>
+    <w:p>
+      <w:pPr>
+        <w:jc w:val="center"/>
+        <w:rPr>
+          <w:rFonts w:ascii="Times New Roman" w:hAnsi="Times New Roman" w:cs="Times New Roman"/>
+          <w:sz w:val="28"/>
+          <w:szCs w:val="28"/>
+        </w:rPr>
+      </w:pPr>
+    </w:p>
+    <w:p>
+      <w:pPr>
+        <w:jc w:val="center"/>
         <w:rPr>
           <w:rFonts w:ascii="Times New Roman" w:hAnsi="Times New Roman" w:cs="Times New Roman"/>
           <w:sz w:val="28"/>
@@ -1603,2175 +2250,3916 @@
           <w:sz w:val="28"/>
           <w:szCs w:val="28"/>
         </w:rPr>
+        <w:lastRenderedPageBreak/>
+        <w:t>Результат</w:t>
+      </w:r>
+      <w:r>
+        <w:rPr>
+          <w:rFonts w:ascii="Times New Roman" w:hAnsi="Times New Roman" w:cs="Times New Roman"/>
+          <w:b/>
+          <w:sz w:val="28"/>
+          <w:szCs w:val="28"/>
+        </w:rPr>
+        <w:t xml:space="preserve"> программы</w:t>
+      </w:r>
+      <w:r>
+        <w:rPr>
+          <w:rFonts w:ascii="Times New Roman" w:hAnsi="Times New Roman" w:cs="Times New Roman"/>
+          <w:b/>
+          <w:sz w:val="28"/>
+          <w:szCs w:val="28"/>
+        </w:rPr>
+        <w:t>.</w:t>
+      </w:r>
+    </w:p>
+    <w:p>
+      <w:pPr>
+        <w:jc w:val="center"/>
+        <w:rPr>
+          <w:rFonts w:ascii="Times New Roman" w:hAnsi="Times New Roman" w:cs="Times New Roman"/>
+          <w:sz w:val="28"/>
+          <w:szCs w:val="28"/>
+        </w:rPr>
+      </w:pPr>
+      <w:r>
+        <w:rPr>
+          <w:rFonts w:ascii="Times New Roman" w:hAnsi="Times New Roman" w:cs="Times New Roman"/>
+          <w:sz w:val="28"/>
+          <w:szCs w:val="28"/>
+        </w:rPr>
+        <w:drawing>
+          <wp:inline distT="0" distB="0" distL="0" distR="0" wp14:anchorId="3F7CEDBE" wp14:editId="7716732A">
+            <wp:extent cx="5940425" cy="247650"/>
+            <wp:effectExtent l="0" t="0" r="3175" b="6350"/>
+            <wp:docPr id="655929757" name="Рисунок 1"/>
+            <wp:cNvGraphicFramePr>
+              <a:graphicFrameLocks xmlns:a="http://schemas.openxmlformats.org/drawingml/2006/main" noChangeAspect="1"/>
+            </wp:cNvGraphicFramePr>
+            <a:graphic xmlns:a="http://schemas.openxmlformats.org/drawingml/2006/main">
+              <a:graphicData uri="http://schemas.openxmlformats.org/drawingml/2006/picture">
+                <pic:pic xmlns:pic="http://schemas.openxmlformats.org/drawingml/2006/picture">
+                  <pic:nvPicPr>
+                    <pic:cNvPr id="655929757" name=""/>
+                    <pic:cNvPicPr/>
+                  </pic:nvPicPr>
+                  <pic:blipFill>
+                    <a:blip r:embed="rId21"/>
+                    <a:stretch>
+                      <a:fillRect/>
+                    </a:stretch>
+                  </pic:blipFill>
+                  <pic:spPr>
+                    <a:xfrm>
+                      <a:off x="0" y="0"/>
+                      <a:ext cx="5940425" cy="247650"/>
+                    </a:xfrm>
+                    <a:prstGeom prst="rect">
+                      <a:avLst/>
+                    </a:prstGeom>
+                  </pic:spPr>
+                </pic:pic>
+              </a:graphicData>
+            </a:graphic>
+          </wp:inline>
+        </w:drawing>
+      </w:r>
+    </w:p>
+    <w:p>
+      <w:pPr>
+        <w:jc w:val="center"/>
+        <w:rPr>
+          <w:rFonts w:ascii="Times New Roman" w:hAnsi="Times New Roman" w:cs="Times New Roman"/>
+          <w:sz w:val="28"/>
+          <w:szCs w:val="28"/>
+        </w:rPr>
+      </w:pPr>
+      <w:r>
+        <w:rPr>
+          <w:rFonts w:ascii="Times New Roman" w:hAnsi="Times New Roman" w:cs="Times New Roman"/>
+          <w:sz w:val="28"/>
+          <w:szCs w:val="28"/>
+        </w:rPr>
+        <w:t xml:space="preserve">Рисунок </w:t>
+      </w:r>
+      <w:r>
+        <w:rPr>
+          <w:rFonts w:ascii="Times New Roman" w:hAnsi="Times New Roman" w:cs="Times New Roman"/>
+          <w:sz w:val="28"/>
+          <w:szCs w:val="28"/>
+        </w:rPr>
+        <w:t>4</w:t>
+      </w:r>
+      <w:r>
+        <w:rPr>
+          <w:rFonts w:ascii="Times New Roman" w:hAnsi="Times New Roman" w:cs="Times New Roman"/>
+          <w:sz w:val="28"/>
+          <w:szCs w:val="28"/>
+        </w:rPr>
+        <w:t xml:space="preserve"> – Программная реализация.</w:t>
+      </w:r>
+    </w:p>
+    <w:p>
+      <w:pPr>
+        <w:jc w:val="center"/>
+        <w:rPr>
+          <w:rFonts w:ascii="Times New Roman" w:hAnsi="Times New Roman" w:cs="Times New Roman"/>
+          <w:sz w:val="28"/>
+          <w:szCs w:val="28"/>
+        </w:rPr>
+      </w:pPr>
+    </w:p>
+    <w:p>
+      <w:pPr>
+        <w:jc w:val="center"/>
+        <w:rPr>
+          <w:rFonts w:ascii="Times New Roman" w:hAnsi="Times New Roman" w:cs="Times New Roman"/>
+          <w:sz w:val="28"/>
+          <w:szCs w:val="28"/>
+        </w:rPr>
+      </w:pPr>
+      <w:r>
+        <w:rPr>
+          <w:rFonts w:ascii="Times New Roman" w:hAnsi="Times New Roman" w:cs="Times New Roman"/>
+          <w:sz w:val="28"/>
+          <w:szCs w:val="28"/>
+        </w:rPr>
+        <w:drawing>
+          <wp:inline distT="0" distB="0" distL="0" distR="0" wp14:anchorId="75F4E20A" wp14:editId="065BEA2D">
+            <wp:extent cx="5940425" cy="1186180"/>
+            <wp:effectExtent l="0" t="0" r="3175" b="0"/>
+            <wp:docPr id="602194975" name="Рисунок 1"/>
+            <wp:cNvGraphicFramePr>
+              <a:graphicFrameLocks xmlns:a="http://schemas.openxmlformats.org/drawingml/2006/main" noChangeAspect="1"/>
+            </wp:cNvGraphicFramePr>
+            <a:graphic xmlns:a="http://schemas.openxmlformats.org/drawingml/2006/main">
+              <a:graphicData uri="http://schemas.openxmlformats.org/drawingml/2006/picture">
+                <pic:pic xmlns:pic="http://schemas.openxmlformats.org/drawingml/2006/picture">
+                  <pic:nvPicPr>
+                    <pic:cNvPr id="602194975" name=""/>
+                    <pic:cNvPicPr/>
+                  </pic:nvPicPr>
+                  <pic:blipFill>
+                    <a:blip r:embed="rId22"/>
+                    <a:stretch>
+                      <a:fillRect/>
+                    </a:stretch>
+                  </pic:blipFill>
+                  <pic:spPr>
+                    <a:xfrm>
+                      <a:off x="0" y="0"/>
+                      <a:ext cx="5940425" cy="1186180"/>
+                    </a:xfrm>
+                    <a:prstGeom prst="rect">
+                      <a:avLst/>
+                    </a:prstGeom>
+                  </pic:spPr>
+                </pic:pic>
+              </a:graphicData>
+            </a:graphic>
+          </wp:inline>
+        </w:drawing>
+      </w:r>
+    </w:p>
+    <w:p>
+      <w:pPr>
+        <w:jc w:val="center"/>
+        <w:rPr>
+          <w:rFonts w:ascii="Times New Roman" w:hAnsi="Times New Roman" w:cs="Times New Roman"/>
+          <w:sz w:val="28"/>
+          <w:szCs w:val="28"/>
+        </w:rPr>
+      </w:pPr>
+      <w:r>
+        <w:rPr>
+          <w:rFonts w:ascii="Times New Roman" w:hAnsi="Times New Roman" w:cs="Times New Roman"/>
+          <w:sz w:val="28"/>
+          <w:szCs w:val="28"/>
+        </w:rPr>
+        <w:t xml:space="preserve">Рисунок </w:t>
+      </w:r>
+      <w:r>
+        <w:rPr>
+          <w:rFonts w:ascii="Times New Roman" w:hAnsi="Times New Roman" w:cs="Times New Roman"/>
+          <w:sz w:val="28"/>
+          <w:szCs w:val="28"/>
+        </w:rPr>
+        <w:t>5</w:t>
+      </w:r>
+      <w:r>
+        <w:rPr>
+          <w:rFonts w:ascii="Times New Roman" w:hAnsi="Times New Roman" w:cs="Times New Roman"/>
+          <w:sz w:val="28"/>
+          <w:szCs w:val="28"/>
+        </w:rPr>
+        <w:t xml:space="preserve"> – Программная реализация.</w:t>
+      </w:r>
+    </w:p>
+    <w:p>
+      <w:pPr>
+        <w:rPr>
+          <w:rFonts w:ascii="Times New Roman" w:hAnsi="Times New Roman" w:cs="Times New Roman"/>
+          <w:sz w:val="28"/>
+          <w:szCs w:val="28"/>
+        </w:rPr>
+      </w:pPr>
+    </w:p>
+    <w:p>
+      <w:pPr>
+        <w:rPr>
+          <w:rFonts w:ascii="Times New Roman" w:hAnsi="Times New Roman" w:cs="Times New Roman"/>
+          <w:b/>
+          <w:sz w:val="28"/>
+          <w:szCs w:val="28"/>
+        </w:rPr>
+      </w:pPr>
+      <w:r>
+        <w:rPr>
+          <w:rFonts w:ascii="Times New Roman" w:hAnsi="Times New Roman" w:cs="Times New Roman"/>
+          <w:b/>
+          <w:sz w:val="28"/>
+          <w:szCs w:val="28"/>
+        </w:rPr>
         <w:t>Листинг программы.</w:t>
       </w:r>
     </w:p>
     <w:p>
       <w:pPr>
-        <w:pStyle w:val="HTML"/>
-      </w:pPr>
-      <w:r>
-        <w:rPr>
-          <w:lang w:val="en-US"/>
-        </w:rPr>
-        <w:t>import math</w:t>
-      </w:r>
-      <w:r>
-        <w:rPr>
-          <w:lang w:val="en-US"/>
-        </w:rPr>
-        <w:br/>
-      </w:r>
-      <w:r>
-        <w:rPr>
-          <w:lang w:val="en-US"/>
-        </w:rPr>
-        <w:br/>
-      </w:r>
-      <w:r>
-        <w:rPr>
-          <w:lang w:val="en-US"/>
-        </w:rPr>
-        <w:br/>
-        <w:t xml:space="preserve">def </w:t>
-      </w:r>
-      <w:proofErr w:type="spellStart"/>
-      <w:r>
-        <w:rPr>
-          <w:lang w:val="en-US"/>
-        </w:rPr>
-        <w:t>parse_polynomial_coeffs</w:t>
-      </w:r>
-      <w:proofErr w:type="spellEnd"/>
-      <w:r>
-        <w:rPr>
-          <w:lang w:val="en-US"/>
+        <w:rPr>
+          <w:rFonts w:ascii="Courier New" w:eastAsia="Times New Roman" w:hAnsi="Courier New" w:cs="Courier New"/>
+          <w:sz w:val="20"/>
+          <w:szCs w:val="20"/>
+          <w:lang w:eastAsia="ru-RU"/>
+        </w:rPr>
+      </w:pPr>
+      <w:r>
+        <w:rPr>
+          <w:rFonts w:ascii="Courier New" w:eastAsia="Times New Roman" w:hAnsi="Courier New" w:cs="Courier New"/>
+          <w:sz w:val="20"/>
+          <w:szCs w:val="20"/>
+          <w:lang w:eastAsia="ru-RU"/>
+        </w:rPr>
+        <w:t>"""Сервис для работы с регистром Фибоначчи."""</w:t>
+      </w:r>
+    </w:p>
+    <w:p>
+      <w:pPr>
+        <w:rPr>
+          <w:rFonts w:ascii="Courier New" w:eastAsia="Times New Roman" w:hAnsi="Courier New" w:cs="Courier New"/>
+          <w:sz w:val="20"/>
+          <w:szCs w:val="20"/>
+          <w:lang w:eastAsia="ru-RU"/>
+        </w:rPr>
+      </w:pPr>
+    </w:p>
+    <w:p>
+      <w:pPr>
+        <w:rPr>
+          <w:rFonts w:ascii="Courier New" w:eastAsia="Times New Roman" w:hAnsi="Courier New" w:cs="Courier New"/>
+          <w:sz w:val="20"/>
+          <w:szCs w:val="20"/>
+          <w:lang w:val="en-US" w:eastAsia="ru-RU"/>
+        </w:rPr>
+      </w:pPr>
+      <w:r>
+        <w:rPr>
+          <w:rFonts w:ascii="Courier New" w:eastAsia="Times New Roman" w:hAnsi="Courier New" w:cs="Courier New"/>
+          <w:sz w:val="20"/>
+          <w:szCs w:val="20"/>
+          <w:lang w:val="en-US" w:eastAsia="ru-RU"/>
+        </w:rPr>
+        <w:t>from collections.abc import Iterable, Sequence</w:t>
+      </w:r>
+    </w:p>
+    <w:p>
+      <w:pPr>
+        <w:rPr>
+          <w:rFonts w:ascii="Courier New" w:eastAsia="Times New Roman" w:hAnsi="Courier New" w:cs="Courier New"/>
+          <w:sz w:val="20"/>
+          <w:szCs w:val="20"/>
+          <w:lang w:val="en-US" w:eastAsia="ru-RU"/>
+        </w:rPr>
+      </w:pPr>
+      <w:r>
+        <w:rPr>
+          <w:rFonts w:ascii="Courier New" w:eastAsia="Times New Roman" w:hAnsi="Courier New" w:cs="Courier New"/>
+          <w:sz w:val="20"/>
+          <w:szCs w:val="20"/>
+          <w:lang w:val="en-US" w:eastAsia="ru-RU"/>
+        </w:rPr>
+        <w:t>import logging</w:t>
+      </w:r>
+    </w:p>
+    <w:p>
+      <w:pPr>
+        <w:rPr>
+          <w:rFonts w:ascii="Courier New" w:eastAsia="Times New Roman" w:hAnsi="Courier New" w:cs="Courier New"/>
+          <w:sz w:val="20"/>
+          <w:szCs w:val="20"/>
+          <w:lang w:val="en-US" w:eastAsia="ru-RU"/>
+        </w:rPr>
+      </w:pPr>
+      <w:r>
+        <w:rPr>
+          <w:rFonts w:ascii="Courier New" w:eastAsia="Times New Roman" w:hAnsi="Courier New" w:cs="Courier New"/>
+          <w:sz w:val="20"/>
+          <w:szCs w:val="20"/>
+          <w:lang w:val="en-US" w:eastAsia="ru-RU"/>
+        </w:rPr>
+        <w:t>from typing import Final</w:t>
+      </w:r>
+    </w:p>
+    <w:p>
+      <w:pPr>
+        <w:rPr>
+          <w:rFonts w:ascii="Courier New" w:eastAsia="Times New Roman" w:hAnsi="Courier New" w:cs="Courier New"/>
+          <w:sz w:val="20"/>
+          <w:szCs w:val="20"/>
+          <w:lang w:val="en-US" w:eastAsia="ru-RU"/>
+        </w:rPr>
+      </w:pPr>
+    </w:p>
+    <w:p>
+      <w:pPr>
+        <w:rPr>
+          <w:rFonts w:ascii="Courier New" w:eastAsia="Times New Roman" w:hAnsi="Courier New" w:cs="Courier New"/>
+          <w:sz w:val="20"/>
+          <w:szCs w:val="20"/>
+          <w:lang w:val="en-US" w:eastAsia="ru-RU"/>
+        </w:rPr>
+      </w:pPr>
+      <w:r>
+        <w:rPr>
+          <w:rFonts w:ascii="Courier New" w:eastAsia="Times New Roman" w:hAnsi="Courier New" w:cs="Courier New"/>
+          <w:sz w:val="20"/>
+          <w:szCs w:val="20"/>
+          <w:lang w:val="en-US" w:eastAsia="ru-RU"/>
+        </w:rPr>
+        <w:t>from theory_of_pseudorandom_generators.domain.common.services.base import DomainService</w:t>
+      </w:r>
+    </w:p>
+    <w:p>
+      <w:pPr>
+        <w:rPr>
+          <w:rFonts w:ascii="Courier New" w:eastAsia="Times New Roman" w:hAnsi="Courier New" w:cs="Courier New"/>
+          <w:sz w:val="20"/>
+          <w:szCs w:val="20"/>
+          <w:lang w:val="en-US" w:eastAsia="ru-RU"/>
+        </w:rPr>
+      </w:pPr>
+      <w:r>
+        <w:rPr>
+          <w:rFonts w:ascii="Courier New" w:eastAsia="Times New Roman" w:hAnsi="Courier New" w:cs="Courier New"/>
+          <w:sz w:val="20"/>
+          <w:szCs w:val="20"/>
+          <w:lang w:val="en-US" w:eastAsia="ru-RU"/>
+        </w:rPr>
+        <w:t>from theory_of_pseudorandom_generators.domain.fibonacci_pseudorandom_number_generator_on_shift_registers_with_linear_feedback.entities.register import (</w:t>
+      </w:r>
+    </w:p>
+    <w:p>
+      <w:pPr>
+        <w:rPr>
+          <w:rFonts w:ascii="Courier New" w:eastAsia="Times New Roman" w:hAnsi="Courier New" w:cs="Courier New"/>
+          <w:sz w:val="20"/>
+          <w:szCs w:val="20"/>
+          <w:lang w:val="en-US" w:eastAsia="ru-RU"/>
+        </w:rPr>
+      </w:pPr>
+      <w:r>
+        <w:rPr>
+          <w:rFonts w:ascii="Courier New" w:eastAsia="Times New Roman" w:hAnsi="Courier New" w:cs="Courier New"/>
+          <w:sz w:val="20"/>
+          <w:szCs w:val="20"/>
+          <w:lang w:val="en-US" w:eastAsia="ru-RU"/>
+        </w:rPr>
+        <w:t xml:space="preserve">    Register,</w:t>
+      </w:r>
+    </w:p>
+    <w:p>
+      <w:pPr>
+        <w:rPr>
+          <w:rFonts w:ascii="Courier New" w:eastAsia="Times New Roman" w:hAnsi="Courier New" w:cs="Courier New"/>
+          <w:sz w:val="20"/>
+          <w:szCs w:val="20"/>
+          <w:lang w:val="en-US" w:eastAsia="ru-RU"/>
+        </w:rPr>
+      </w:pPr>
+      <w:r>
+        <w:rPr>
+          <w:rFonts w:ascii="Courier New" w:eastAsia="Times New Roman" w:hAnsi="Courier New" w:cs="Courier New"/>
+          <w:sz w:val="20"/>
+          <w:szCs w:val="20"/>
+          <w:lang w:val="en-US" w:eastAsia="ru-RU"/>
+        </w:rPr>
+        <w:t>)</w:t>
+      </w:r>
+    </w:p>
+    <w:p>
+      <w:pPr>
+        <w:rPr>
+          <w:rFonts w:ascii="Courier New" w:eastAsia="Times New Roman" w:hAnsi="Courier New" w:cs="Courier New"/>
+          <w:sz w:val="20"/>
+          <w:szCs w:val="20"/>
+          <w:lang w:val="en-US" w:eastAsia="ru-RU"/>
+        </w:rPr>
+      </w:pPr>
+      <w:r>
+        <w:rPr>
+          <w:rFonts w:ascii="Courier New" w:eastAsia="Times New Roman" w:hAnsi="Courier New" w:cs="Courier New"/>
+          <w:sz w:val="20"/>
+          <w:szCs w:val="20"/>
+          <w:lang w:val="en-US" w:eastAsia="ru-RU"/>
+        </w:rPr>
+        <w:t>from theory_of_pseudorandom_generators.domain.fibonacci_pseudorandom_number_generator_on_shift_registers_with_linear_feedback.ports.register_id_generator import (</w:t>
+      </w:r>
+    </w:p>
+    <w:p>
+      <w:pPr>
+        <w:rPr>
+          <w:rFonts w:ascii="Courier New" w:eastAsia="Times New Roman" w:hAnsi="Courier New" w:cs="Courier New"/>
+          <w:sz w:val="20"/>
+          <w:szCs w:val="20"/>
+          <w:lang w:val="en-US" w:eastAsia="ru-RU"/>
+        </w:rPr>
+      </w:pPr>
+      <w:r>
+        <w:rPr>
+          <w:rFonts w:ascii="Courier New" w:eastAsia="Times New Roman" w:hAnsi="Courier New" w:cs="Courier New"/>
+          <w:sz w:val="20"/>
+          <w:szCs w:val="20"/>
+          <w:lang w:val="en-US" w:eastAsia="ru-RU"/>
+        </w:rPr>
+        <w:t xml:space="preserve">    RegisterIDGenerator,</w:t>
+      </w:r>
+    </w:p>
+    <w:p>
+      <w:pPr>
+        <w:rPr>
+          <w:rFonts w:ascii="Courier New" w:eastAsia="Times New Roman" w:hAnsi="Courier New" w:cs="Courier New"/>
+          <w:sz w:val="20"/>
+          <w:szCs w:val="20"/>
+          <w:lang w:val="en-US" w:eastAsia="ru-RU"/>
+        </w:rPr>
+      </w:pPr>
+      <w:r>
+        <w:rPr>
+          <w:rFonts w:ascii="Courier New" w:eastAsia="Times New Roman" w:hAnsi="Courier New" w:cs="Courier New"/>
+          <w:sz w:val="20"/>
+          <w:szCs w:val="20"/>
+          <w:lang w:val="en-US" w:eastAsia="ru-RU"/>
+        </w:rPr>
+        <w:t>)</w:t>
+      </w:r>
+    </w:p>
+    <w:p>
+      <w:pPr>
+        <w:rPr>
+          <w:rFonts w:ascii="Courier New" w:eastAsia="Times New Roman" w:hAnsi="Courier New" w:cs="Courier New"/>
+          <w:sz w:val="20"/>
+          <w:szCs w:val="20"/>
+          <w:lang w:val="en-US" w:eastAsia="ru-RU"/>
+        </w:rPr>
+      </w:pPr>
+    </w:p>
+    <w:p>
+      <w:pPr>
+        <w:rPr>
+          <w:rFonts w:ascii="Courier New" w:eastAsia="Times New Roman" w:hAnsi="Courier New" w:cs="Courier New"/>
+          <w:sz w:val="20"/>
+          <w:szCs w:val="20"/>
+          <w:lang w:val="en-US" w:eastAsia="ru-RU"/>
+        </w:rPr>
+      </w:pPr>
+    </w:p>
+    <w:p>
+      <w:pPr>
+        <w:rPr>
+          <w:rFonts w:ascii="Courier New" w:eastAsia="Times New Roman" w:hAnsi="Courier New" w:cs="Courier New"/>
+          <w:sz w:val="20"/>
+          <w:szCs w:val="20"/>
+          <w:lang w:val="en-US" w:eastAsia="ru-RU"/>
+        </w:rPr>
+      </w:pPr>
+      <w:r>
+        <w:rPr>
+          <w:rFonts w:ascii="Courier New" w:eastAsia="Times New Roman" w:hAnsi="Courier New" w:cs="Courier New"/>
+          <w:sz w:val="20"/>
+          <w:szCs w:val="20"/>
+          <w:lang w:val="en-US" w:eastAsia="ru-RU"/>
+        </w:rPr>
+        <w:t>logger: Final[logging.Logger] = logging.getLogger(__name__)</w:t>
+      </w:r>
+    </w:p>
+    <w:p>
+      <w:pPr>
+        <w:rPr>
+          <w:rFonts w:ascii="Courier New" w:eastAsia="Times New Roman" w:hAnsi="Courier New" w:cs="Courier New"/>
+          <w:sz w:val="20"/>
+          <w:szCs w:val="20"/>
+          <w:lang w:val="en-US" w:eastAsia="ru-RU"/>
+        </w:rPr>
+      </w:pPr>
+    </w:p>
+    <w:p>
+      <w:pPr>
+        <w:rPr>
+          <w:rFonts w:ascii="Courier New" w:eastAsia="Times New Roman" w:hAnsi="Courier New" w:cs="Courier New"/>
+          <w:sz w:val="20"/>
+          <w:szCs w:val="20"/>
+          <w:lang w:val="en-US" w:eastAsia="ru-RU"/>
+        </w:rPr>
+      </w:pPr>
+    </w:p>
+    <w:p>
+      <w:pPr>
+        <w:rPr>
+          <w:rFonts w:ascii="Courier New" w:eastAsia="Times New Roman" w:hAnsi="Courier New" w:cs="Courier New"/>
+          <w:sz w:val="20"/>
+          <w:szCs w:val="20"/>
+          <w:lang w:eastAsia="ru-RU"/>
+        </w:rPr>
+      </w:pPr>
+      <w:r>
+        <w:rPr>
+          <w:rFonts w:ascii="Courier New" w:eastAsia="Times New Roman" w:hAnsi="Courier New" w:cs="Courier New"/>
+          <w:sz w:val="20"/>
+          <w:szCs w:val="20"/>
+          <w:lang w:val="en-US" w:eastAsia="ru-RU"/>
+        </w:rPr>
+        <w:lastRenderedPageBreak/>
+        <w:t>class</w:t>
+      </w:r>
+      <w:r>
+        <w:rPr>
+          <w:rFonts w:ascii="Courier New" w:eastAsia="Times New Roman" w:hAnsi="Courier New" w:cs="Courier New"/>
+          <w:sz w:val="20"/>
+          <w:szCs w:val="20"/>
+          <w:lang w:eastAsia="ru-RU"/>
+        </w:rPr>
+        <w:t xml:space="preserve"> </w:t>
+      </w:r>
+      <w:r>
+        <w:rPr>
+          <w:rFonts w:ascii="Courier New" w:eastAsia="Times New Roman" w:hAnsi="Courier New" w:cs="Courier New"/>
+          <w:sz w:val="20"/>
+          <w:szCs w:val="20"/>
+          <w:lang w:val="en-US" w:eastAsia="ru-RU"/>
+        </w:rPr>
+        <w:t>RegisterService</w:t>
+      </w:r>
+      <w:r>
+        <w:rPr>
+          <w:rFonts w:ascii="Courier New" w:eastAsia="Times New Roman" w:hAnsi="Courier New" w:cs="Courier New"/>
+          <w:sz w:val="20"/>
+          <w:szCs w:val="20"/>
+          <w:lang w:eastAsia="ru-RU"/>
         </w:rPr>
         <w:t>(</w:t>
       </w:r>
-      <w:proofErr w:type="spellStart"/>
-      <w:r>
-        <w:rPr>
-          <w:lang w:val="en-US"/>
-        </w:rPr>
-        <w:t>poly_str</w:t>
-      </w:r>
-      <w:proofErr w:type="spellEnd"/>
-      <w:r>
-        <w:rPr>
-          <w:lang w:val="en-US"/>
+      <w:r>
+        <w:rPr>
+          <w:rFonts w:ascii="Courier New" w:eastAsia="Times New Roman" w:hAnsi="Courier New" w:cs="Courier New"/>
+          <w:sz w:val="20"/>
+          <w:szCs w:val="20"/>
+          <w:lang w:val="en-US" w:eastAsia="ru-RU"/>
+        </w:rPr>
+        <w:t>DomainService</w:t>
+      </w:r>
+      <w:r>
+        <w:rPr>
+          <w:rFonts w:ascii="Courier New" w:eastAsia="Times New Roman" w:hAnsi="Courier New" w:cs="Courier New"/>
+          <w:sz w:val="20"/>
+          <w:szCs w:val="20"/>
+          <w:lang w:eastAsia="ru-RU"/>
         </w:rPr>
         <w:t>):</w:t>
       </w:r>
-      <w:r>
-        <w:rPr>
-          <w:lang w:val="en-US"/>
-        </w:rPr>
-        <w:br/>
+    </w:p>
+    <w:p>
+      <w:pPr>
+        <w:rPr>
+          <w:rFonts w:ascii="Courier New" w:eastAsia="Times New Roman" w:hAnsi="Courier New" w:cs="Courier New"/>
+          <w:sz w:val="20"/>
+          <w:szCs w:val="20"/>
+          <w:lang w:eastAsia="ru-RU"/>
+        </w:rPr>
+      </w:pPr>
+      <w:r>
+        <w:rPr>
+          <w:rFonts w:ascii="Courier New" w:eastAsia="Times New Roman" w:hAnsi="Courier New" w:cs="Courier New"/>
+          <w:sz w:val="20"/>
+          <w:szCs w:val="20"/>
+          <w:lang w:eastAsia="ru-RU"/>
+        </w:rPr>
+        <w:t xml:space="preserve">    """Сервис для создания и управления регистрами Фибоначчи."""</w:t>
+      </w:r>
+    </w:p>
+    <w:p>
+      <w:pPr>
+        <w:rPr>
+          <w:rFonts w:ascii="Courier New" w:eastAsia="Times New Roman" w:hAnsi="Courier New" w:cs="Courier New"/>
+          <w:sz w:val="20"/>
+          <w:szCs w:val="20"/>
+          <w:lang w:eastAsia="ru-RU"/>
+        </w:rPr>
+      </w:pPr>
+    </w:p>
+    <w:p>
+      <w:pPr>
+        <w:rPr>
+          <w:rFonts w:ascii="Courier New" w:eastAsia="Times New Roman" w:hAnsi="Courier New" w:cs="Courier New"/>
+          <w:sz w:val="20"/>
+          <w:szCs w:val="20"/>
+          <w:lang w:val="en-US" w:eastAsia="ru-RU"/>
+        </w:rPr>
+      </w:pPr>
+      <w:r>
+        <w:rPr>
+          <w:rFonts w:ascii="Courier New" w:eastAsia="Times New Roman" w:hAnsi="Courier New" w:cs="Courier New"/>
+          <w:sz w:val="20"/>
+          <w:szCs w:val="20"/>
+          <w:lang w:eastAsia="ru-RU"/>
+        </w:rPr>
         <w:t xml:space="preserve">    </w:t>
       </w:r>
-      <w:proofErr w:type="spellStart"/>
-      <w:r>
-        <w:rPr>
-          <w:lang w:val="en-US"/>
-        </w:rPr>
-        <w:t>poly_str</w:t>
-      </w:r>
-      <w:proofErr w:type="spellEnd"/>
-      <w:r>
-        <w:rPr>
-          <w:lang w:val="en-US"/>
-        </w:rPr>
-        <w:t xml:space="preserve"> = </w:t>
-      </w:r>
-      <w:proofErr w:type="spellStart"/>
-      <w:r>
-        <w:rPr>
-          <w:lang w:val="en-US"/>
-        </w:rPr>
-        <w:t>poly_str.replace</w:t>
-      </w:r>
-      <w:proofErr w:type="spellEnd"/>
-      <w:r>
-        <w:rPr>
-          <w:lang w:val="en-US"/>
-        </w:rPr>
-        <w:t>(" ", "")</w:t>
-      </w:r>
-      <w:r>
-        <w:rPr>
-          <w:lang w:val="en-US"/>
-        </w:rPr>
-        <w:br/>
-        <w:t xml:space="preserve">    terms = </w:t>
-      </w:r>
-      <w:proofErr w:type="spellStart"/>
-      <w:r>
-        <w:rPr>
-          <w:lang w:val="en-US"/>
-        </w:rPr>
-        <w:t>poly_str.split</w:t>
-      </w:r>
-      <w:proofErr w:type="spellEnd"/>
-      <w:r>
-        <w:rPr>
-          <w:lang w:val="en-US"/>
-        </w:rPr>
-        <w:t>('+')</w:t>
-      </w:r>
-      <w:r>
-        <w:rPr>
-          <w:lang w:val="en-US"/>
-        </w:rPr>
-        <w:br/>
-        <w:t xml:space="preserve">    N = 0</w:t>
-      </w:r>
-      <w:r>
-        <w:rPr>
-          <w:lang w:val="en-US"/>
-        </w:rPr>
-        <w:br/>
-        <w:t xml:space="preserve">    for term in terms:</w:t>
-      </w:r>
-      <w:r>
-        <w:rPr>
-          <w:lang w:val="en-US"/>
-        </w:rPr>
-        <w:br/>
-        <w:t xml:space="preserve">        if </w:t>
-      </w:r>
-      <w:proofErr w:type="spellStart"/>
-      <w:r>
-        <w:rPr>
-          <w:lang w:val="en-US"/>
-        </w:rPr>
-        <w:t>term.startswith</w:t>
-      </w:r>
-      <w:proofErr w:type="spellEnd"/>
-      <w:r>
-        <w:rPr>
-          <w:lang w:val="en-US"/>
-        </w:rPr>
-        <w:t>('x'):</w:t>
-      </w:r>
-      <w:r>
-        <w:rPr>
-          <w:lang w:val="en-US"/>
-        </w:rPr>
-        <w:br/>
-        <w:t xml:space="preserve">            exp = int(term[1:]) if </w:t>
-      </w:r>
-      <w:proofErr w:type="spellStart"/>
-      <w:r>
-        <w:rPr>
-          <w:lang w:val="en-US"/>
-        </w:rPr>
-        <w:t>len</w:t>
-      </w:r>
-      <w:proofErr w:type="spellEnd"/>
-      <w:r>
-        <w:rPr>
-          <w:lang w:val="en-US"/>
-        </w:rPr>
-        <w:t>(term) &gt; 1 else 1</w:t>
-      </w:r>
-      <w:r>
-        <w:rPr>
-          <w:lang w:val="en-US"/>
-        </w:rPr>
-        <w:br/>
-        <w:t xml:space="preserve">            if exp &gt; N:</w:t>
-      </w:r>
-      <w:r>
-        <w:rPr>
-          <w:lang w:val="en-US"/>
-        </w:rPr>
-        <w:br/>
-        <w:t xml:space="preserve">                N = exp</w:t>
-      </w:r>
-      <w:r>
-        <w:rPr>
-          <w:lang w:val="en-US"/>
-        </w:rPr>
-        <w:br/>
+      <w:r>
+        <w:rPr>
+          <w:rFonts w:ascii="Courier New" w:eastAsia="Times New Roman" w:hAnsi="Courier New" w:cs="Courier New"/>
+          <w:sz w:val="20"/>
+          <w:szCs w:val="20"/>
+          <w:lang w:val="en-US" w:eastAsia="ru-RU"/>
+        </w:rPr>
+        <w:t>def __init__(self, id_generator: RegisterIDGenerator) -&gt; None:</w:t>
+      </w:r>
+    </w:p>
+    <w:p>
+      <w:pPr>
+        <w:rPr>
+          <w:rFonts w:ascii="Courier New" w:eastAsia="Times New Roman" w:hAnsi="Courier New" w:cs="Courier New"/>
+          <w:sz w:val="20"/>
+          <w:szCs w:val="20"/>
+          <w:lang w:eastAsia="ru-RU"/>
+        </w:rPr>
+      </w:pPr>
+      <w:r>
+        <w:rPr>
+          <w:rFonts w:ascii="Courier New" w:eastAsia="Times New Roman" w:hAnsi="Courier New" w:cs="Courier New"/>
+          <w:sz w:val="20"/>
+          <w:szCs w:val="20"/>
+          <w:lang w:val="en-US" w:eastAsia="ru-RU"/>
+        </w:rPr>
+        <w:t xml:space="preserve">        </w:t>
+      </w:r>
+      <w:r>
+        <w:rPr>
+          <w:rFonts w:ascii="Courier New" w:eastAsia="Times New Roman" w:hAnsi="Courier New" w:cs="Courier New"/>
+          <w:sz w:val="20"/>
+          <w:szCs w:val="20"/>
+          <w:lang w:eastAsia="ru-RU"/>
+        </w:rPr>
+        <w:t>"""</w:t>
+      </w:r>
+    </w:p>
+    <w:p>
+      <w:pPr>
+        <w:rPr>
+          <w:rFonts w:ascii="Courier New" w:eastAsia="Times New Roman" w:hAnsi="Courier New" w:cs="Courier New"/>
+          <w:sz w:val="20"/>
+          <w:szCs w:val="20"/>
+          <w:lang w:eastAsia="ru-RU"/>
+        </w:rPr>
+      </w:pPr>
+      <w:r>
+        <w:rPr>
+          <w:rFonts w:ascii="Courier New" w:eastAsia="Times New Roman" w:hAnsi="Courier New" w:cs="Courier New"/>
+          <w:sz w:val="20"/>
+          <w:szCs w:val="20"/>
+          <w:lang w:eastAsia="ru-RU"/>
+        </w:rPr>
+        <w:t xml:space="preserve">        Инициализация сервиса генератором идентификаторов.</w:t>
+      </w:r>
+    </w:p>
+    <w:p>
+      <w:pPr>
+        <w:rPr>
+          <w:rFonts w:ascii="Courier New" w:eastAsia="Times New Roman" w:hAnsi="Courier New" w:cs="Courier New"/>
+          <w:sz w:val="20"/>
+          <w:szCs w:val="20"/>
+          <w:lang w:eastAsia="ru-RU"/>
+        </w:rPr>
+      </w:pPr>
+    </w:p>
+    <w:p>
+      <w:pPr>
+        <w:rPr>
+          <w:rFonts w:ascii="Courier New" w:eastAsia="Times New Roman" w:hAnsi="Courier New" w:cs="Courier New"/>
+          <w:sz w:val="20"/>
+          <w:szCs w:val="20"/>
+          <w:lang w:eastAsia="ru-RU"/>
+        </w:rPr>
+      </w:pPr>
+      <w:r>
+        <w:rPr>
+          <w:rFonts w:ascii="Courier New" w:eastAsia="Times New Roman" w:hAnsi="Courier New" w:cs="Courier New"/>
+          <w:sz w:val="20"/>
+          <w:szCs w:val="20"/>
+          <w:lang w:eastAsia="ru-RU"/>
+        </w:rPr>
+        <w:t xml:space="preserve">        :</w:t>
+      </w:r>
+      <w:r>
+        <w:rPr>
+          <w:rFonts w:ascii="Courier New" w:eastAsia="Times New Roman" w:hAnsi="Courier New" w:cs="Courier New"/>
+          <w:sz w:val="20"/>
+          <w:szCs w:val="20"/>
+          <w:lang w:val="en-US" w:eastAsia="ru-RU"/>
+        </w:rPr>
+        <w:t>param</w:t>
+      </w:r>
+      <w:r>
+        <w:rPr>
+          <w:rFonts w:ascii="Courier New" w:eastAsia="Times New Roman" w:hAnsi="Courier New" w:cs="Courier New"/>
+          <w:sz w:val="20"/>
+          <w:szCs w:val="20"/>
+          <w:lang w:eastAsia="ru-RU"/>
+        </w:rPr>
+        <w:t xml:space="preserve"> </w:t>
+      </w:r>
+      <w:r>
+        <w:rPr>
+          <w:rFonts w:ascii="Courier New" w:eastAsia="Times New Roman" w:hAnsi="Courier New" w:cs="Courier New"/>
+          <w:sz w:val="20"/>
+          <w:szCs w:val="20"/>
+          <w:lang w:val="en-US" w:eastAsia="ru-RU"/>
+        </w:rPr>
+        <w:t>id</w:t>
+      </w:r>
+      <w:r>
+        <w:rPr>
+          <w:rFonts w:ascii="Courier New" w:eastAsia="Times New Roman" w:hAnsi="Courier New" w:cs="Courier New"/>
+          <w:sz w:val="20"/>
+          <w:szCs w:val="20"/>
+          <w:lang w:eastAsia="ru-RU"/>
+        </w:rPr>
+        <w:t>_</w:t>
+      </w:r>
+      <w:r>
+        <w:rPr>
+          <w:rFonts w:ascii="Courier New" w:eastAsia="Times New Roman" w:hAnsi="Courier New" w:cs="Courier New"/>
+          <w:sz w:val="20"/>
+          <w:szCs w:val="20"/>
+          <w:lang w:val="en-US" w:eastAsia="ru-RU"/>
+        </w:rPr>
+        <w:t>generator</w:t>
+      </w:r>
+      <w:r>
+        <w:rPr>
+          <w:rFonts w:ascii="Courier New" w:eastAsia="Times New Roman" w:hAnsi="Courier New" w:cs="Courier New"/>
+          <w:sz w:val="20"/>
+          <w:szCs w:val="20"/>
+          <w:lang w:eastAsia="ru-RU"/>
+        </w:rPr>
+        <w:t>: генератор идентификаторов для регистров</w:t>
+      </w:r>
+    </w:p>
+    <w:p>
+      <w:pPr>
+        <w:rPr>
+          <w:rFonts w:ascii="Courier New" w:eastAsia="Times New Roman" w:hAnsi="Courier New" w:cs="Courier New"/>
+          <w:sz w:val="20"/>
+          <w:szCs w:val="20"/>
+          <w:lang w:val="en-US" w:eastAsia="ru-RU"/>
+        </w:rPr>
+      </w:pPr>
+      <w:r>
+        <w:rPr>
+          <w:rFonts w:ascii="Courier New" w:eastAsia="Times New Roman" w:hAnsi="Courier New" w:cs="Courier New"/>
+          <w:sz w:val="20"/>
+          <w:szCs w:val="20"/>
+          <w:lang w:eastAsia="ru-RU"/>
+        </w:rPr>
+        <w:t xml:space="preserve">        </w:t>
+      </w:r>
+      <w:r>
+        <w:rPr>
+          <w:rFonts w:ascii="Courier New" w:eastAsia="Times New Roman" w:hAnsi="Courier New" w:cs="Courier New"/>
+          <w:sz w:val="20"/>
+          <w:szCs w:val="20"/>
+          <w:lang w:val="en-US" w:eastAsia="ru-RU"/>
+        </w:rPr>
+        <w:t>"""</w:t>
+      </w:r>
+    </w:p>
+    <w:p>
+      <w:pPr>
+        <w:rPr>
+          <w:rFonts w:ascii="Courier New" w:eastAsia="Times New Roman" w:hAnsi="Courier New" w:cs="Courier New"/>
+          <w:sz w:val="20"/>
+          <w:szCs w:val="20"/>
+          <w:lang w:val="en-US" w:eastAsia="ru-RU"/>
+        </w:rPr>
+      </w:pPr>
+      <w:r>
+        <w:rPr>
+          <w:rFonts w:ascii="Courier New" w:eastAsia="Times New Roman" w:hAnsi="Courier New" w:cs="Courier New"/>
+          <w:sz w:val="20"/>
+          <w:szCs w:val="20"/>
+          <w:lang w:val="en-US" w:eastAsia="ru-RU"/>
+        </w:rPr>
+        <w:t xml:space="preserve">        super().__init__()</w:t>
+      </w:r>
+    </w:p>
+    <w:p>
+      <w:pPr>
+        <w:rPr>
+          <w:rFonts w:ascii="Courier New" w:eastAsia="Times New Roman" w:hAnsi="Courier New" w:cs="Courier New"/>
+          <w:sz w:val="20"/>
+          <w:szCs w:val="20"/>
+          <w:lang w:val="en-US" w:eastAsia="ru-RU"/>
+        </w:rPr>
+      </w:pPr>
+      <w:r>
+        <w:rPr>
+          <w:rFonts w:ascii="Courier New" w:eastAsia="Times New Roman" w:hAnsi="Courier New" w:cs="Courier New"/>
+          <w:sz w:val="20"/>
+          <w:szCs w:val="20"/>
+          <w:lang w:val="en-US" w:eastAsia="ru-RU"/>
+        </w:rPr>
+        <w:t xml:space="preserve">        self._id_generator: Final[RegisterIDGenerator] = id_generator</w:t>
+      </w:r>
+    </w:p>
+    <w:p>
+      <w:pPr>
+        <w:rPr>
+          <w:rFonts w:ascii="Courier New" w:eastAsia="Times New Roman" w:hAnsi="Courier New" w:cs="Courier New"/>
+          <w:sz w:val="20"/>
+          <w:szCs w:val="20"/>
+          <w:lang w:val="en-US" w:eastAsia="ru-RU"/>
+        </w:rPr>
+      </w:pPr>
+    </w:p>
+    <w:p>
+      <w:pPr>
+        <w:rPr>
+          <w:rFonts w:ascii="Courier New" w:eastAsia="Times New Roman" w:hAnsi="Courier New" w:cs="Courier New"/>
+          <w:sz w:val="20"/>
+          <w:szCs w:val="20"/>
+          <w:lang w:val="en-US" w:eastAsia="ru-RU"/>
+        </w:rPr>
+      </w:pPr>
+      <w:r>
+        <w:rPr>
+          <w:rFonts w:ascii="Courier New" w:eastAsia="Times New Roman" w:hAnsi="Courier New" w:cs="Courier New"/>
+          <w:sz w:val="20"/>
+          <w:szCs w:val="20"/>
+          <w:lang w:val="en-US" w:eastAsia="ru-RU"/>
+        </w:rPr>
+        <w:t xml:space="preserve">    def create(</w:t>
+      </w:r>
+    </w:p>
+    <w:p>
+      <w:pPr>
+        <w:rPr>
+          <w:rFonts w:ascii="Courier New" w:eastAsia="Times New Roman" w:hAnsi="Courier New" w:cs="Courier New"/>
+          <w:sz w:val="20"/>
+          <w:szCs w:val="20"/>
+          <w:lang w:val="en-US" w:eastAsia="ru-RU"/>
+        </w:rPr>
+      </w:pPr>
+      <w:r>
+        <w:rPr>
+          <w:rFonts w:ascii="Courier New" w:eastAsia="Times New Roman" w:hAnsi="Courier New" w:cs="Courier New"/>
+          <w:sz w:val="20"/>
+          <w:szCs w:val="20"/>
+          <w:lang w:val="en-US" w:eastAsia="ru-RU"/>
+        </w:rPr>
+        <w:t xml:space="preserve">        self,</w:t>
+      </w:r>
+    </w:p>
+    <w:p>
+      <w:pPr>
+        <w:rPr>
+          <w:rFonts w:ascii="Courier New" w:eastAsia="Times New Roman" w:hAnsi="Courier New" w:cs="Courier New"/>
+          <w:sz w:val="20"/>
+          <w:szCs w:val="20"/>
+          <w:lang w:val="en-US" w:eastAsia="ru-RU"/>
+        </w:rPr>
+      </w:pPr>
+      <w:r>
+        <w:rPr>
+          <w:rFonts w:ascii="Courier New" w:eastAsia="Times New Roman" w:hAnsi="Courier New" w:cs="Courier New"/>
+          <w:sz w:val="20"/>
+          <w:szCs w:val="20"/>
+          <w:lang w:val="en-US" w:eastAsia="ru-RU"/>
+        </w:rPr>
+        <w:t xml:space="preserve">        polynomial_coefficients: Sequence[int],</w:t>
+      </w:r>
+    </w:p>
+    <w:p>
+      <w:pPr>
+        <w:rPr>
+          <w:rFonts w:ascii="Courier New" w:eastAsia="Times New Roman" w:hAnsi="Courier New" w:cs="Courier New"/>
+          <w:sz w:val="20"/>
+          <w:szCs w:val="20"/>
+          <w:lang w:val="en-US" w:eastAsia="ru-RU"/>
+        </w:rPr>
+      </w:pPr>
+      <w:r>
+        <w:rPr>
+          <w:rFonts w:ascii="Courier New" w:eastAsia="Times New Roman" w:hAnsi="Courier New" w:cs="Courier New"/>
+          <w:sz w:val="20"/>
+          <w:szCs w:val="20"/>
+          <w:lang w:val="en-US" w:eastAsia="ru-RU"/>
+        </w:rPr>
+        <w:t xml:space="preserve">        start_position: Sequence[int],</w:t>
+      </w:r>
+    </w:p>
+    <w:p>
+      <w:pPr>
+        <w:rPr>
+          <w:rFonts w:ascii="Courier New" w:eastAsia="Times New Roman" w:hAnsi="Courier New" w:cs="Courier New"/>
+          <w:sz w:val="20"/>
+          <w:szCs w:val="20"/>
+          <w:lang w:val="en-US" w:eastAsia="ru-RU"/>
+        </w:rPr>
+      </w:pPr>
+      <w:r>
+        <w:rPr>
+          <w:rFonts w:ascii="Courier New" w:eastAsia="Times New Roman" w:hAnsi="Courier New" w:cs="Courier New"/>
+          <w:sz w:val="20"/>
+          <w:szCs w:val="20"/>
+          <w:lang w:val="en-US" w:eastAsia="ru-RU"/>
+        </w:rPr>
+        <w:t xml:space="preserve">        shift: int,</w:t>
+      </w:r>
+    </w:p>
+    <w:p>
+      <w:pPr>
+        <w:rPr>
+          <w:rFonts w:ascii="Courier New" w:eastAsia="Times New Roman" w:hAnsi="Courier New" w:cs="Courier New"/>
+          <w:sz w:val="20"/>
+          <w:szCs w:val="20"/>
+          <w:lang w:val="en-US" w:eastAsia="ru-RU"/>
+        </w:rPr>
+      </w:pPr>
+      <w:r>
+        <w:rPr>
+          <w:rFonts w:ascii="Courier New" w:eastAsia="Times New Roman" w:hAnsi="Courier New" w:cs="Courier New"/>
+          <w:sz w:val="20"/>
+          <w:szCs w:val="20"/>
+          <w:lang w:val="en-US" w:eastAsia="ru-RU"/>
+        </w:rPr>
+        <w:t xml:space="preserve">        column_index: int = 0,</w:t>
+      </w:r>
+    </w:p>
+    <w:p>
+      <w:pPr>
+        <w:rPr>
+          <w:rFonts w:ascii="Courier New" w:eastAsia="Times New Roman" w:hAnsi="Courier New" w:cs="Courier New"/>
+          <w:sz w:val="20"/>
+          <w:szCs w:val="20"/>
+          <w:lang w:val="en-US" w:eastAsia="ru-RU"/>
+        </w:rPr>
+      </w:pPr>
+      <w:r>
+        <w:rPr>
+          <w:rFonts w:ascii="Courier New" w:eastAsia="Times New Roman" w:hAnsi="Courier New" w:cs="Courier New"/>
+          <w:sz w:val="20"/>
+          <w:szCs w:val="20"/>
+          <w:lang w:val="en-US" w:eastAsia="ru-RU"/>
+        </w:rPr>
+        <w:t xml:space="preserve">    ) -&gt; Register:</w:t>
+      </w:r>
+    </w:p>
+    <w:p>
+      <w:pPr>
+        <w:rPr>
+          <w:rFonts w:ascii="Courier New" w:eastAsia="Times New Roman" w:hAnsi="Courier New" w:cs="Courier New"/>
+          <w:sz w:val="20"/>
+          <w:szCs w:val="20"/>
+          <w:lang w:val="en-US" w:eastAsia="ru-RU"/>
+        </w:rPr>
+      </w:pPr>
+      <w:r>
+        <w:rPr>
+          <w:rFonts w:ascii="Courier New" w:eastAsia="Times New Roman" w:hAnsi="Courier New" w:cs="Courier New"/>
+          <w:sz w:val="20"/>
+          <w:szCs w:val="20"/>
+          <w:lang w:val="en-US" w:eastAsia="ru-RU"/>
+        </w:rPr>
+        <w:t xml:space="preserve">        """</w:t>
+      </w:r>
+    </w:p>
+    <w:p>
+      <w:pPr>
+        <w:rPr>
+          <w:rFonts w:ascii="Courier New" w:eastAsia="Times New Roman" w:hAnsi="Courier New" w:cs="Courier New"/>
+          <w:sz w:val="20"/>
+          <w:szCs w:val="20"/>
+          <w:lang w:val="en-US" w:eastAsia="ru-RU"/>
+        </w:rPr>
+      </w:pPr>
+      <w:r>
+        <w:rPr>
+          <w:rFonts w:ascii="Courier New" w:eastAsia="Times New Roman" w:hAnsi="Courier New" w:cs="Courier New"/>
+          <w:sz w:val="20"/>
+          <w:szCs w:val="20"/>
+          <w:lang w:val="en-US" w:eastAsia="ru-RU"/>
+        </w:rPr>
+        <w:t xml:space="preserve">        Создать новый регистр Фибоначчи.</w:t>
+      </w:r>
+    </w:p>
+    <w:p>
+      <w:pPr>
+        <w:rPr>
+          <w:rFonts w:ascii="Courier New" w:eastAsia="Times New Roman" w:hAnsi="Courier New" w:cs="Courier New"/>
+          <w:sz w:val="20"/>
+          <w:szCs w:val="20"/>
+          <w:lang w:val="en-US" w:eastAsia="ru-RU"/>
+        </w:rPr>
+      </w:pPr>
+    </w:p>
+    <w:p>
+      <w:pPr>
+        <w:rPr>
+          <w:rFonts w:ascii="Courier New" w:eastAsia="Times New Roman" w:hAnsi="Courier New" w:cs="Courier New"/>
+          <w:sz w:val="20"/>
+          <w:szCs w:val="20"/>
+          <w:lang w:val="en-US" w:eastAsia="ru-RU"/>
+        </w:rPr>
+      </w:pPr>
+      <w:r>
+        <w:rPr>
+          <w:rFonts w:ascii="Courier New" w:eastAsia="Times New Roman" w:hAnsi="Courier New" w:cs="Courier New"/>
+          <w:sz w:val="20"/>
+          <w:szCs w:val="20"/>
+          <w:lang w:val="en-US" w:eastAsia="ru-RU"/>
+        </w:rPr>
+        <w:t xml:space="preserve">        :param polynomial_coefficients: коэффициенты примитивного полинома</w:t>
+      </w:r>
+    </w:p>
+    <w:p>
+      <w:pPr>
+        <w:rPr>
+          <w:rFonts w:ascii="Courier New" w:eastAsia="Times New Roman" w:hAnsi="Courier New" w:cs="Courier New"/>
+          <w:sz w:val="20"/>
+          <w:szCs w:val="20"/>
+          <w:lang w:eastAsia="ru-RU"/>
+        </w:rPr>
+      </w:pPr>
+      <w:r>
+        <w:rPr>
+          <w:rFonts w:ascii="Courier New" w:eastAsia="Times New Roman" w:hAnsi="Courier New" w:cs="Courier New"/>
+          <w:sz w:val="20"/>
+          <w:szCs w:val="20"/>
+          <w:lang w:val="en-US" w:eastAsia="ru-RU"/>
+        </w:rPr>
+        <w:t xml:space="preserve">        </w:t>
+      </w:r>
+      <w:r>
+        <w:rPr>
+          <w:rFonts w:ascii="Courier New" w:eastAsia="Times New Roman" w:hAnsi="Courier New" w:cs="Courier New"/>
+          <w:sz w:val="20"/>
+          <w:szCs w:val="20"/>
+          <w:lang w:eastAsia="ru-RU"/>
+        </w:rPr>
+        <w:t>:</w:t>
+      </w:r>
+      <w:r>
+        <w:rPr>
+          <w:rFonts w:ascii="Courier New" w:eastAsia="Times New Roman" w:hAnsi="Courier New" w:cs="Courier New"/>
+          <w:sz w:val="20"/>
+          <w:szCs w:val="20"/>
+          <w:lang w:val="en-US" w:eastAsia="ru-RU"/>
+        </w:rPr>
+        <w:t>param</w:t>
+      </w:r>
+      <w:r>
+        <w:rPr>
+          <w:rFonts w:ascii="Courier New" w:eastAsia="Times New Roman" w:hAnsi="Courier New" w:cs="Courier New"/>
+          <w:sz w:val="20"/>
+          <w:szCs w:val="20"/>
+          <w:lang w:eastAsia="ru-RU"/>
+        </w:rPr>
+        <w:t xml:space="preserve"> </w:t>
+      </w:r>
+      <w:r>
+        <w:rPr>
+          <w:rFonts w:ascii="Courier New" w:eastAsia="Times New Roman" w:hAnsi="Courier New" w:cs="Courier New"/>
+          <w:sz w:val="20"/>
+          <w:szCs w:val="20"/>
+          <w:lang w:val="en-US" w:eastAsia="ru-RU"/>
+        </w:rPr>
+        <w:t>start</w:t>
+      </w:r>
+      <w:r>
+        <w:rPr>
+          <w:rFonts w:ascii="Courier New" w:eastAsia="Times New Roman" w:hAnsi="Courier New" w:cs="Courier New"/>
+          <w:sz w:val="20"/>
+          <w:szCs w:val="20"/>
+          <w:lang w:eastAsia="ru-RU"/>
+        </w:rPr>
+        <w:t>_</w:t>
+      </w:r>
+      <w:r>
+        <w:rPr>
+          <w:rFonts w:ascii="Courier New" w:eastAsia="Times New Roman" w:hAnsi="Courier New" w:cs="Courier New"/>
+          <w:sz w:val="20"/>
+          <w:szCs w:val="20"/>
+          <w:lang w:val="en-US" w:eastAsia="ru-RU"/>
+        </w:rPr>
+        <w:t>position</w:t>
+      </w:r>
+      <w:r>
+        <w:rPr>
+          <w:rFonts w:ascii="Courier New" w:eastAsia="Times New Roman" w:hAnsi="Courier New" w:cs="Courier New"/>
+          <w:sz w:val="20"/>
+          <w:szCs w:val="20"/>
+          <w:lang w:eastAsia="ru-RU"/>
+        </w:rPr>
+        <w:t>: начальное состояние регистра</w:t>
+      </w:r>
+    </w:p>
+    <w:p>
+      <w:pPr>
+        <w:rPr>
+          <w:rFonts w:ascii="Courier New" w:eastAsia="Times New Roman" w:hAnsi="Courier New" w:cs="Courier New"/>
+          <w:sz w:val="20"/>
+          <w:szCs w:val="20"/>
+          <w:lang w:eastAsia="ru-RU"/>
+        </w:rPr>
+      </w:pPr>
+      <w:r>
+        <w:rPr>
+          <w:rFonts w:ascii="Courier New" w:eastAsia="Times New Roman" w:hAnsi="Courier New" w:cs="Courier New"/>
+          <w:sz w:val="20"/>
+          <w:szCs w:val="20"/>
+          <w:lang w:eastAsia="ru-RU"/>
+        </w:rPr>
+        <w:t xml:space="preserve">        :</w:t>
+      </w:r>
+      <w:r>
+        <w:rPr>
+          <w:rFonts w:ascii="Courier New" w:eastAsia="Times New Roman" w:hAnsi="Courier New" w:cs="Courier New"/>
+          <w:sz w:val="20"/>
+          <w:szCs w:val="20"/>
+          <w:lang w:val="en-US" w:eastAsia="ru-RU"/>
+        </w:rPr>
+        <w:t>param</w:t>
+      </w:r>
+      <w:r>
+        <w:rPr>
+          <w:rFonts w:ascii="Courier New" w:eastAsia="Times New Roman" w:hAnsi="Courier New" w:cs="Courier New"/>
+          <w:sz w:val="20"/>
+          <w:szCs w:val="20"/>
+          <w:lang w:eastAsia="ru-RU"/>
+        </w:rPr>
+        <w:t xml:space="preserve"> </w:t>
+      </w:r>
+      <w:r>
+        <w:rPr>
+          <w:rFonts w:ascii="Courier New" w:eastAsia="Times New Roman" w:hAnsi="Courier New" w:cs="Courier New"/>
+          <w:sz w:val="20"/>
+          <w:szCs w:val="20"/>
+          <w:lang w:val="en-US" w:eastAsia="ru-RU"/>
+        </w:rPr>
+        <w:t>shift</w:t>
+      </w:r>
+      <w:r>
+        <w:rPr>
+          <w:rFonts w:ascii="Courier New" w:eastAsia="Times New Roman" w:hAnsi="Courier New" w:cs="Courier New"/>
+          <w:sz w:val="20"/>
+          <w:szCs w:val="20"/>
+          <w:lang w:eastAsia="ru-RU"/>
+        </w:rPr>
+        <w:t xml:space="preserve">: сдвиг (значение </w:t>
+      </w:r>
+      <w:r>
+        <w:rPr>
+          <w:rFonts w:ascii="Courier New" w:eastAsia="Times New Roman" w:hAnsi="Courier New" w:cs="Courier New"/>
+          <w:sz w:val="20"/>
+          <w:szCs w:val="20"/>
+          <w:lang w:val="en-US" w:eastAsia="ru-RU"/>
+        </w:rPr>
+        <w:t>k</w:t>
+      </w:r>
+      <w:r>
+        <w:rPr>
+          <w:rFonts w:ascii="Courier New" w:eastAsia="Times New Roman" w:hAnsi="Courier New" w:cs="Courier New"/>
+          <w:sz w:val="20"/>
+          <w:szCs w:val="20"/>
+          <w:lang w:eastAsia="ru-RU"/>
+        </w:rPr>
+        <w:t>)</w:t>
+      </w:r>
+    </w:p>
+    <w:p>
+      <w:pPr>
+        <w:rPr>
+          <w:rFonts w:ascii="Courier New" w:eastAsia="Times New Roman" w:hAnsi="Courier New" w:cs="Courier New"/>
+          <w:sz w:val="20"/>
+          <w:szCs w:val="20"/>
+          <w:lang w:eastAsia="ru-RU"/>
+        </w:rPr>
+      </w:pPr>
+      <w:r>
+        <w:rPr>
+          <w:rFonts w:ascii="Courier New" w:eastAsia="Times New Roman" w:hAnsi="Courier New" w:cs="Courier New"/>
+          <w:sz w:val="20"/>
+          <w:szCs w:val="20"/>
+          <w:lang w:eastAsia="ru-RU"/>
+        </w:rPr>
+        <w:t xml:space="preserve">        :</w:t>
+      </w:r>
+      <w:r>
+        <w:rPr>
+          <w:rFonts w:ascii="Courier New" w:eastAsia="Times New Roman" w:hAnsi="Courier New" w:cs="Courier New"/>
+          <w:sz w:val="20"/>
+          <w:szCs w:val="20"/>
+          <w:lang w:val="en-US" w:eastAsia="ru-RU"/>
+        </w:rPr>
+        <w:t>param</w:t>
+      </w:r>
+      <w:r>
+        <w:rPr>
+          <w:rFonts w:ascii="Courier New" w:eastAsia="Times New Roman" w:hAnsi="Courier New" w:cs="Courier New"/>
+          <w:sz w:val="20"/>
+          <w:szCs w:val="20"/>
+          <w:lang w:eastAsia="ru-RU"/>
+        </w:rPr>
+        <w:t xml:space="preserve"> </w:t>
+      </w:r>
+      <w:r>
+        <w:rPr>
+          <w:rFonts w:ascii="Courier New" w:eastAsia="Times New Roman" w:hAnsi="Courier New" w:cs="Courier New"/>
+          <w:sz w:val="20"/>
+          <w:szCs w:val="20"/>
+          <w:lang w:val="en-US" w:eastAsia="ru-RU"/>
+        </w:rPr>
+        <w:t>column</w:t>
+      </w:r>
+      <w:r>
+        <w:rPr>
+          <w:rFonts w:ascii="Courier New" w:eastAsia="Times New Roman" w:hAnsi="Courier New" w:cs="Courier New"/>
+          <w:sz w:val="20"/>
+          <w:szCs w:val="20"/>
+          <w:lang w:eastAsia="ru-RU"/>
+        </w:rPr>
+        <w:t>_</w:t>
+      </w:r>
+      <w:r>
+        <w:rPr>
+          <w:rFonts w:ascii="Courier New" w:eastAsia="Times New Roman" w:hAnsi="Courier New" w:cs="Courier New"/>
+          <w:sz w:val="20"/>
+          <w:szCs w:val="20"/>
+          <w:lang w:val="en-US" w:eastAsia="ru-RU"/>
+        </w:rPr>
+        <w:t>index</w:t>
+      </w:r>
+      <w:r>
+        <w:rPr>
+          <w:rFonts w:ascii="Courier New" w:eastAsia="Times New Roman" w:hAnsi="Courier New" w:cs="Courier New"/>
+          <w:sz w:val="20"/>
+          <w:szCs w:val="20"/>
+          <w:lang w:eastAsia="ru-RU"/>
+        </w:rPr>
+        <w:t>: индекс колонки для вывода</w:t>
+      </w:r>
+    </w:p>
+    <w:p>
+      <w:pPr>
+        <w:rPr>
+          <w:rFonts w:ascii="Courier New" w:eastAsia="Times New Roman" w:hAnsi="Courier New" w:cs="Courier New"/>
+          <w:sz w:val="20"/>
+          <w:szCs w:val="20"/>
+          <w:lang w:eastAsia="ru-RU"/>
+        </w:rPr>
+      </w:pPr>
+      <w:r>
+        <w:rPr>
+          <w:rFonts w:ascii="Courier New" w:eastAsia="Times New Roman" w:hAnsi="Courier New" w:cs="Courier New"/>
+          <w:sz w:val="20"/>
+          <w:szCs w:val="20"/>
+          <w:lang w:eastAsia="ru-RU"/>
+        </w:rPr>
+        <w:t xml:space="preserve">        :</w:t>
+      </w:r>
+      <w:r>
+        <w:rPr>
+          <w:rFonts w:ascii="Courier New" w:eastAsia="Times New Roman" w:hAnsi="Courier New" w:cs="Courier New"/>
+          <w:sz w:val="20"/>
+          <w:szCs w:val="20"/>
+          <w:lang w:val="en-US" w:eastAsia="ru-RU"/>
+        </w:rPr>
+        <w:t>return</w:t>
+      </w:r>
+      <w:r>
+        <w:rPr>
+          <w:rFonts w:ascii="Courier New" w:eastAsia="Times New Roman" w:hAnsi="Courier New" w:cs="Courier New"/>
+          <w:sz w:val="20"/>
+          <w:szCs w:val="20"/>
+          <w:lang w:eastAsia="ru-RU"/>
+        </w:rPr>
+        <w:t>: новый экземпляр регистра</w:t>
+      </w:r>
+    </w:p>
+    <w:p>
+      <w:pPr>
+        <w:rPr>
+          <w:rFonts w:ascii="Courier New" w:eastAsia="Times New Roman" w:hAnsi="Courier New" w:cs="Courier New"/>
+          <w:sz w:val="20"/>
+          <w:szCs w:val="20"/>
+          <w:lang w:eastAsia="ru-RU"/>
+        </w:rPr>
+      </w:pPr>
+      <w:r>
+        <w:rPr>
+          <w:rFonts w:ascii="Courier New" w:eastAsia="Times New Roman" w:hAnsi="Courier New" w:cs="Courier New"/>
+          <w:sz w:val="20"/>
+          <w:szCs w:val="20"/>
+          <w:lang w:eastAsia="ru-RU"/>
+        </w:rPr>
+        <w:t xml:space="preserve">        """</w:t>
+      </w:r>
+    </w:p>
+    <w:p>
+      <w:pPr>
+        <w:rPr>
+          <w:rFonts w:ascii="Courier New" w:eastAsia="Times New Roman" w:hAnsi="Courier New" w:cs="Courier New"/>
+          <w:sz w:val="20"/>
+          <w:szCs w:val="20"/>
+          <w:lang w:eastAsia="ru-RU"/>
+        </w:rPr>
+      </w:pPr>
+      <w:r>
+        <w:rPr>
+          <w:rFonts w:ascii="Courier New" w:eastAsia="Times New Roman" w:hAnsi="Courier New" w:cs="Courier New"/>
+          <w:sz w:val="20"/>
+          <w:szCs w:val="20"/>
+          <w:lang w:eastAsia="ru-RU"/>
+        </w:rPr>
+        <w:t xml:space="preserve">        </w:t>
+      </w:r>
+      <w:r>
+        <w:rPr>
+          <w:rFonts w:ascii="Courier New" w:eastAsia="Times New Roman" w:hAnsi="Courier New" w:cs="Courier New"/>
+          <w:sz w:val="20"/>
+          <w:szCs w:val="20"/>
+          <w:lang w:val="en-US" w:eastAsia="ru-RU"/>
+        </w:rPr>
+        <w:t>logger</w:t>
+      </w:r>
+      <w:r>
+        <w:rPr>
+          <w:rFonts w:ascii="Courier New" w:eastAsia="Times New Roman" w:hAnsi="Courier New" w:cs="Courier New"/>
+          <w:sz w:val="20"/>
+          <w:szCs w:val="20"/>
+          <w:lang w:eastAsia="ru-RU"/>
+        </w:rPr>
+        <w:t>.</w:t>
+      </w:r>
+      <w:r>
+        <w:rPr>
+          <w:rFonts w:ascii="Courier New" w:eastAsia="Times New Roman" w:hAnsi="Courier New" w:cs="Courier New"/>
+          <w:sz w:val="20"/>
+          <w:szCs w:val="20"/>
+          <w:lang w:val="en-US" w:eastAsia="ru-RU"/>
+        </w:rPr>
+        <w:t>info</w:t>
+      </w:r>
+      <w:r>
+        <w:rPr>
+          <w:rFonts w:ascii="Courier New" w:eastAsia="Times New Roman" w:hAnsi="Courier New" w:cs="Courier New"/>
+          <w:sz w:val="20"/>
+          <w:szCs w:val="20"/>
+          <w:lang w:eastAsia="ru-RU"/>
+        </w:rPr>
+        <w:t>(</w:t>
+      </w:r>
+    </w:p>
+    <w:p>
+      <w:pPr>
+        <w:rPr>
+          <w:rFonts w:ascii="Courier New" w:eastAsia="Times New Roman" w:hAnsi="Courier New" w:cs="Courier New"/>
+          <w:sz w:val="20"/>
+          <w:szCs w:val="20"/>
+          <w:lang w:eastAsia="ru-RU"/>
+        </w:rPr>
+      </w:pPr>
+      <w:r>
+        <w:rPr>
+          <w:rFonts w:ascii="Courier New" w:eastAsia="Times New Roman" w:hAnsi="Courier New" w:cs="Courier New"/>
+          <w:sz w:val="20"/>
+          <w:szCs w:val="20"/>
+          <w:lang w:eastAsia="ru-RU"/>
+        </w:rPr>
+        <w:t xml:space="preserve">            "Создание регистра Фибоначчи с параметрами: коэффициенты=%</w:t>
+      </w:r>
+      <w:r>
+        <w:rPr>
+          <w:rFonts w:ascii="Courier New" w:eastAsia="Times New Roman" w:hAnsi="Courier New" w:cs="Courier New"/>
+          <w:sz w:val="20"/>
+          <w:szCs w:val="20"/>
+          <w:lang w:val="en-US" w:eastAsia="ru-RU"/>
+        </w:rPr>
+        <w:t>s</w:t>
+      </w:r>
+      <w:r>
+        <w:rPr>
+          <w:rFonts w:ascii="Courier New" w:eastAsia="Times New Roman" w:hAnsi="Courier New" w:cs="Courier New"/>
+          <w:sz w:val="20"/>
+          <w:szCs w:val="20"/>
+          <w:lang w:eastAsia="ru-RU"/>
+        </w:rPr>
+        <w:t>, стартовая позиция=%</w:t>
+      </w:r>
+      <w:r>
+        <w:rPr>
+          <w:rFonts w:ascii="Courier New" w:eastAsia="Times New Roman" w:hAnsi="Courier New" w:cs="Courier New"/>
+          <w:sz w:val="20"/>
+          <w:szCs w:val="20"/>
+          <w:lang w:val="en-US" w:eastAsia="ru-RU"/>
+        </w:rPr>
+        <w:t>s</w:t>
+      </w:r>
+      <w:r>
+        <w:rPr>
+          <w:rFonts w:ascii="Courier New" w:eastAsia="Times New Roman" w:hAnsi="Courier New" w:cs="Courier New"/>
+          <w:sz w:val="20"/>
+          <w:szCs w:val="20"/>
+          <w:lang w:eastAsia="ru-RU"/>
+        </w:rPr>
+        <w:t>, "</w:t>
+      </w:r>
+    </w:p>
+    <w:p>
+      <w:pPr>
+        <w:rPr>
+          <w:rFonts w:ascii="Courier New" w:eastAsia="Times New Roman" w:hAnsi="Courier New" w:cs="Courier New"/>
+          <w:sz w:val="20"/>
+          <w:szCs w:val="20"/>
+          <w:lang w:eastAsia="ru-RU"/>
+        </w:rPr>
+      </w:pPr>
+      <w:r>
+        <w:rPr>
+          <w:rFonts w:ascii="Courier New" w:eastAsia="Times New Roman" w:hAnsi="Courier New" w:cs="Courier New"/>
+          <w:sz w:val="20"/>
+          <w:szCs w:val="20"/>
+          <w:lang w:eastAsia="ru-RU"/>
+        </w:rPr>
+        <w:t xml:space="preserve">            "сдвиг=%</w:t>
+      </w:r>
+      <w:r>
+        <w:rPr>
+          <w:rFonts w:ascii="Courier New" w:eastAsia="Times New Roman" w:hAnsi="Courier New" w:cs="Courier New"/>
+          <w:sz w:val="20"/>
+          <w:szCs w:val="20"/>
+          <w:lang w:val="en-US" w:eastAsia="ru-RU"/>
+        </w:rPr>
+        <w:t>s</w:t>
+      </w:r>
+      <w:r>
+        <w:rPr>
+          <w:rFonts w:ascii="Courier New" w:eastAsia="Times New Roman" w:hAnsi="Courier New" w:cs="Courier New"/>
+          <w:sz w:val="20"/>
+          <w:szCs w:val="20"/>
+          <w:lang w:eastAsia="ru-RU"/>
+        </w:rPr>
+        <w:t>, индекс колонки=%</w:t>
+      </w:r>
+      <w:r>
+        <w:rPr>
+          <w:rFonts w:ascii="Courier New" w:eastAsia="Times New Roman" w:hAnsi="Courier New" w:cs="Courier New"/>
+          <w:sz w:val="20"/>
+          <w:szCs w:val="20"/>
+          <w:lang w:val="en-US" w:eastAsia="ru-RU"/>
+        </w:rPr>
+        <w:t>s</w:t>
+      </w:r>
+      <w:r>
+        <w:rPr>
+          <w:rFonts w:ascii="Courier New" w:eastAsia="Times New Roman" w:hAnsi="Courier New" w:cs="Courier New"/>
+          <w:sz w:val="20"/>
+          <w:szCs w:val="20"/>
+          <w:lang w:eastAsia="ru-RU"/>
+        </w:rPr>
+        <w:t>",</w:t>
+      </w:r>
+    </w:p>
+    <w:p>
+      <w:pPr>
+        <w:rPr>
+          <w:rFonts w:ascii="Courier New" w:eastAsia="Times New Roman" w:hAnsi="Courier New" w:cs="Courier New"/>
+          <w:sz w:val="20"/>
+          <w:szCs w:val="20"/>
+          <w:lang w:val="en-US" w:eastAsia="ru-RU"/>
+        </w:rPr>
+      </w:pPr>
+      <w:r>
+        <w:rPr>
+          <w:rFonts w:ascii="Courier New" w:eastAsia="Times New Roman" w:hAnsi="Courier New" w:cs="Courier New"/>
+          <w:sz w:val="20"/>
+          <w:szCs w:val="20"/>
+          <w:lang w:eastAsia="ru-RU"/>
+        </w:rPr>
+        <w:t xml:space="preserve">            </w:t>
+      </w:r>
+      <w:r>
+        <w:rPr>
+          <w:rFonts w:ascii="Courier New" w:eastAsia="Times New Roman" w:hAnsi="Courier New" w:cs="Courier New"/>
+          <w:sz w:val="20"/>
+          <w:szCs w:val="20"/>
+          <w:lang w:val="en-US" w:eastAsia="ru-RU"/>
+        </w:rPr>
+        <w:t>list(polynomial_coefficients),</w:t>
+      </w:r>
+    </w:p>
+    <w:p>
+      <w:pPr>
+        <w:rPr>
+          <w:rFonts w:ascii="Courier New" w:eastAsia="Times New Roman" w:hAnsi="Courier New" w:cs="Courier New"/>
+          <w:sz w:val="20"/>
+          <w:szCs w:val="20"/>
+          <w:lang w:val="en-US" w:eastAsia="ru-RU"/>
+        </w:rPr>
+      </w:pPr>
+      <w:r>
+        <w:rPr>
+          <w:rFonts w:ascii="Courier New" w:eastAsia="Times New Roman" w:hAnsi="Courier New" w:cs="Courier New"/>
+          <w:sz w:val="20"/>
+          <w:szCs w:val="20"/>
+          <w:lang w:val="en-US" w:eastAsia="ru-RU"/>
+        </w:rPr>
+        <w:t xml:space="preserve">            list(start_position),</w:t>
+      </w:r>
+    </w:p>
+    <w:p>
+      <w:pPr>
+        <w:rPr>
+          <w:rFonts w:ascii="Courier New" w:eastAsia="Times New Roman" w:hAnsi="Courier New" w:cs="Courier New"/>
+          <w:sz w:val="20"/>
+          <w:szCs w:val="20"/>
+          <w:lang w:val="en-US" w:eastAsia="ru-RU"/>
+        </w:rPr>
+      </w:pPr>
+      <w:r>
+        <w:rPr>
+          <w:rFonts w:ascii="Courier New" w:eastAsia="Times New Roman" w:hAnsi="Courier New" w:cs="Courier New"/>
+          <w:sz w:val="20"/>
+          <w:szCs w:val="20"/>
+          <w:lang w:val="en-US" w:eastAsia="ru-RU"/>
+        </w:rPr>
+        <w:t xml:space="preserve">            shift,</w:t>
+      </w:r>
+    </w:p>
+    <w:p>
+      <w:pPr>
+        <w:rPr>
+          <w:rFonts w:ascii="Courier New" w:eastAsia="Times New Roman" w:hAnsi="Courier New" w:cs="Courier New"/>
+          <w:sz w:val="20"/>
+          <w:szCs w:val="20"/>
+          <w:lang w:val="en-US" w:eastAsia="ru-RU"/>
+        </w:rPr>
+      </w:pPr>
+      <w:r>
+        <w:rPr>
+          <w:rFonts w:ascii="Courier New" w:eastAsia="Times New Roman" w:hAnsi="Courier New" w:cs="Courier New"/>
+          <w:sz w:val="20"/>
+          <w:szCs w:val="20"/>
+          <w:lang w:val="en-US" w:eastAsia="ru-RU"/>
+        </w:rPr>
+        <w:t xml:space="preserve">            column_index,</w:t>
+      </w:r>
+    </w:p>
+    <w:p>
+      <w:pPr>
+        <w:rPr>
+          <w:rFonts w:ascii="Courier New" w:eastAsia="Times New Roman" w:hAnsi="Courier New" w:cs="Courier New"/>
+          <w:sz w:val="20"/>
+          <w:szCs w:val="20"/>
+          <w:lang w:val="en-US" w:eastAsia="ru-RU"/>
+        </w:rPr>
+      </w:pPr>
+      <w:r>
+        <w:rPr>
+          <w:rFonts w:ascii="Courier New" w:eastAsia="Times New Roman" w:hAnsi="Courier New" w:cs="Courier New"/>
+          <w:sz w:val="20"/>
+          <w:szCs w:val="20"/>
+          <w:lang w:val="en-US" w:eastAsia="ru-RU"/>
+        </w:rPr>
+        <w:lastRenderedPageBreak/>
+        <w:t xml:space="preserve">        )</w:t>
+      </w:r>
+    </w:p>
+    <w:p>
+      <w:pPr>
+        <w:rPr>
+          <w:rFonts w:ascii="Courier New" w:eastAsia="Times New Roman" w:hAnsi="Courier New" w:cs="Courier New"/>
+          <w:sz w:val="20"/>
+          <w:szCs w:val="20"/>
+          <w:lang w:val="en-US" w:eastAsia="ru-RU"/>
+        </w:rPr>
+      </w:pPr>
+    </w:p>
+    <w:p>
+      <w:pPr>
+        <w:rPr>
+          <w:rFonts w:ascii="Courier New" w:eastAsia="Times New Roman" w:hAnsi="Courier New" w:cs="Courier New"/>
+          <w:sz w:val="20"/>
+          <w:szCs w:val="20"/>
+          <w:lang w:val="en-US" w:eastAsia="ru-RU"/>
+        </w:rPr>
+      </w:pPr>
+      <w:r>
+        <w:rPr>
+          <w:rFonts w:ascii="Courier New" w:eastAsia="Times New Roman" w:hAnsi="Courier New" w:cs="Courier New"/>
+          <w:sz w:val="20"/>
+          <w:szCs w:val="20"/>
+          <w:lang w:val="en-US" w:eastAsia="ru-RU"/>
+        </w:rPr>
+        <w:t xml:space="preserve">        register = Register(</w:t>
+      </w:r>
+    </w:p>
+    <w:p>
+      <w:pPr>
+        <w:rPr>
+          <w:rFonts w:ascii="Courier New" w:eastAsia="Times New Roman" w:hAnsi="Courier New" w:cs="Courier New"/>
+          <w:sz w:val="20"/>
+          <w:szCs w:val="20"/>
+          <w:lang w:val="en-US" w:eastAsia="ru-RU"/>
+        </w:rPr>
+      </w:pPr>
+      <w:r>
+        <w:rPr>
+          <w:rFonts w:ascii="Courier New" w:eastAsia="Times New Roman" w:hAnsi="Courier New" w:cs="Courier New"/>
+          <w:sz w:val="20"/>
+          <w:szCs w:val="20"/>
+          <w:lang w:val="en-US" w:eastAsia="ru-RU"/>
+        </w:rPr>
+        <w:t xml:space="preserve">            id=self._id_generator(),</w:t>
+      </w:r>
+    </w:p>
+    <w:p>
+      <w:pPr>
+        <w:rPr>
+          <w:rFonts w:ascii="Courier New" w:eastAsia="Times New Roman" w:hAnsi="Courier New" w:cs="Courier New"/>
+          <w:sz w:val="20"/>
+          <w:szCs w:val="20"/>
+          <w:lang w:val="en-US" w:eastAsia="ru-RU"/>
+        </w:rPr>
+      </w:pPr>
+      <w:r>
+        <w:rPr>
+          <w:rFonts w:ascii="Courier New" w:eastAsia="Times New Roman" w:hAnsi="Courier New" w:cs="Courier New"/>
+          <w:sz w:val="20"/>
+          <w:szCs w:val="20"/>
+          <w:lang w:val="en-US" w:eastAsia="ru-RU"/>
+        </w:rPr>
+        <w:t xml:space="preserve">            polynomial_coefficients=polynomial_coefficients,</w:t>
+      </w:r>
+    </w:p>
+    <w:p>
+      <w:pPr>
+        <w:rPr>
+          <w:rFonts w:ascii="Courier New" w:eastAsia="Times New Roman" w:hAnsi="Courier New" w:cs="Courier New"/>
+          <w:sz w:val="20"/>
+          <w:szCs w:val="20"/>
+          <w:lang w:val="en-US" w:eastAsia="ru-RU"/>
+        </w:rPr>
+      </w:pPr>
+      <w:r>
+        <w:rPr>
+          <w:rFonts w:ascii="Courier New" w:eastAsia="Times New Roman" w:hAnsi="Courier New" w:cs="Courier New"/>
+          <w:sz w:val="20"/>
+          <w:szCs w:val="20"/>
+          <w:lang w:val="en-US" w:eastAsia="ru-RU"/>
+        </w:rPr>
+        <w:t xml:space="preserve">            start_position=start_position,</w:t>
+      </w:r>
+    </w:p>
+    <w:p>
+      <w:pPr>
+        <w:rPr>
+          <w:rFonts w:ascii="Courier New" w:eastAsia="Times New Roman" w:hAnsi="Courier New" w:cs="Courier New"/>
+          <w:sz w:val="20"/>
+          <w:szCs w:val="20"/>
+          <w:lang w:val="en-US" w:eastAsia="ru-RU"/>
+        </w:rPr>
+      </w:pPr>
+      <w:r>
+        <w:rPr>
+          <w:rFonts w:ascii="Courier New" w:eastAsia="Times New Roman" w:hAnsi="Courier New" w:cs="Courier New"/>
+          <w:sz w:val="20"/>
+          <w:szCs w:val="20"/>
+          <w:lang w:val="en-US" w:eastAsia="ru-RU"/>
+        </w:rPr>
+        <w:t xml:space="preserve">            shift=shift,</w:t>
+      </w:r>
+    </w:p>
+    <w:p>
+      <w:pPr>
+        <w:rPr>
+          <w:rFonts w:ascii="Courier New" w:eastAsia="Times New Roman" w:hAnsi="Courier New" w:cs="Courier New"/>
+          <w:sz w:val="20"/>
+          <w:szCs w:val="20"/>
+          <w:lang w:val="en-US" w:eastAsia="ru-RU"/>
+        </w:rPr>
+      </w:pPr>
+      <w:r>
+        <w:rPr>
+          <w:rFonts w:ascii="Courier New" w:eastAsia="Times New Roman" w:hAnsi="Courier New" w:cs="Courier New"/>
+          <w:sz w:val="20"/>
+          <w:szCs w:val="20"/>
+          <w:lang w:val="en-US" w:eastAsia="ru-RU"/>
+        </w:rPr>
+        <w:t xml:space="preserve">            column_index=column_index,</w:t>
+      </w:r>
+    </w:p>
+    <w:p>
+      <w:pPr>
+        <w:rPr>
+          <w:rFonts w:ascii="Courier New" w:eastAsia="Times New Roman" w:hAnsi="Courier New" w:cs="Courier New"/>
+          <w:sz w:val="20"/>
+          <w:szCs w:val="20"/>
+          <w:lang w:val="en-US" w:eastAsia="ru-RU"/>
+        </w:rPr>
+      </w:pPr>
+      <w:r>
+        <w:rPr>
+          <w:rFonts w:ascii="Courier New" w:eastAsia="Times New Roman" w:hAnsi="Courier New" w:cs="Courier New"/>
+          <w:sz w:val="20"/>
+          <w:szCs w:val="20"/>
+          <w:lang w:val="en-US" w:eastAsia="ru-RU"/>
+        </w:rPr>
+        <w:t xml:space="preserve">        )</w:t>
+      </w:r>
+    </w:p>
+    <w:p>
+      <w:pPr>
+        <w:rPr>
+          <w:rFonts w:ascii="Courier New" w:eastAsia="Times New Roman" w:hAnsi="Courier New" w:cs="Courier New"/>
+          <w:sz w:val="20"/>
+          <w:szCs w:val="20"/>
+          <w:lang w:val="en-US" w:eastAsia="ru-RU"/>
+        </w:rPr>
+      </w:pPr>
+    </w:p>
+    <w:p>
+      <w:pPr>
+        <w:rPr>
+          <w:rFonts w:ascii="Courier New" w:eastAsia="Times New Roman" w:hAnsi="Courier New" w:cs="Courier New"/>
+          <w:sz w:val="20"/>
+          <w:szCs w:val="20"/>
+          <w:lang w:val="en-US" w:eastAsia="ru-RU"/>
+        </w:rPr>
+      </w:pPr>
+      <w:r>
+        <w:rPr>
+          <w:rFonts w:ascii="Courier New" w:eastAsia="Times New Roman" w:hAnsi="Courier New" w:cs="Courier New"/>
+          <w:sz w:val="20"/>
+          <w:szCs w:val="20"/>
+          <w:lang w:val="en-US" w:eastAsia="ru-RU"/>
+        </w:rPr>
+        <w:t xml:space="preserve">        logger.info("Регистр Фибоначчи успешно создан: %s", register)</w:t>
+      </w:r>
+    </w:p>
+    <w:p>
+      <w:pPr>
+        <w:rPr>
+          <w:rFonts w:ascii="Courier New" w:eastAsia="Times New Roman" w:hAnsi="Courier New" w:cs="Courier New"/>
+          <w:sz w:val="20"/>
+          <w:szCs w:val="20"/>
+          <w:lang w:val="en-US" w:eastAsia="ru-RU"/>
+        </w:rPr>
+      </w:pPr>
+      <w:r>
+        <w:rPr>
+          <w:rFonts w:ascii="Courier New" w:eastAsia="Times New Roman" w:hAnsi="Courier New" w:cs="Courier New"/>
+          <w:sz w:val="20"/>
+          <w:szCs w:val="20"/>
+          <w:lang w:val="en-US" w:eastAsia="ru-RU"/>
+        </w:rPr>
+        <w:t xml:space="preserve">        return register</w:t>
+      </w:r>
+    </w:p>
+    <w:p>
+      <w:pPr>
+        <w:rPr>
+          <w:rFonts w:ascii="Courier New" w:eastAsia="Times New Roman" w:hAnsi="Courier New" w:cs="Courier New"/>
+          <w:sz w:val="20"/>
+          <w:szCs w:val="20"/>
+          <w:lang w:val="en-US" w:eastAsia="ru-RU"/>
+        </w:rPr>
+      </w:pPr>
+    </w:p>
+    <w:p>
+      <w:pPr>
+        <w:rPr>
+          <w:rFonts w:ascii="Courier New" w:eastAsia="Times New Roman" w:hAnsi="Courier New" w:cs="Courier New"/>
+          <w:sz w:val="20"/>
+          <w:szCs w:val="20"/>
+          <w:lang w:val="en-US" w:eastAsia="ru-RU"/>
+        </w:rPr>
+      </w:pPr>
+      <w:r>
+        <w:rPr>
+          <w:rFonts w:ascii="Courier New" w:eastAsia="Times New Roman" w:hAnsi="Courier New" w:cs="Courier New"/>
+          <w:sz w:val="20"/>
+          <w:szCs w:val="20"/>
+          <w:lang w:val="en-US" w:eastAsia="ru-RU"/>
+        </w:rPr>
+        <w:t xml:space="preserve">    @staticmethod</w:t>
+      </w:r>
+    </w:p>
+    <w:p>
+      <w:pPr>
+        <w:rPr>
+          <w:rFonts w:ascii="Courier New" w:eastAsia="Times New Roman" w:hAnsi="Courier New" w:cs="Courier New"/>
+          <w:sz w:val="20"/>
+          <w:szCs w:val="20"/>
+          <w:lang w:val="en-US" w:eastAsia="ru-RU"/>
+        </w:rPr>
+      </w:pPr>
+      <w:r>
+        <w:rPr>
+          <w:rFonts w:ascii="Courier New" w:eastAsia="Times New Roman" w:hAnsi="Courier New" w:cs="Courier New"/>
+          <w:sz w:val="20"/>
+          <w:szCs w:val="20"/>
+          <w:lang w:val="en-US" w:eastAsia="ru-RU"/>
+        </w:rPr>
+        <w:t xml:space="preserve">    def get_sequence(register: Register, count: int | None = None) -&gt; Iterable[Sequence[int]]:</w:t>
+      </w:r>
+    </w:p>
+    <w:p>
+      <w:pPr>
+        <w:rPr>
+          <w:rFonts w:ascii="Courier New" w:eastAsia="Times New Roman" w:hAnsi="Courier New" w:cs="Courier New"/>
+          <w:sz w:val="20"/>
+          <w:szCs w:val="20"/>
+          <w:lang w:eastAsia="ru-RU"/>
+        </w:rPr>
+      </w:pPr>
+      <w:r>
+        <w:rPr>
+          <w:rFonts w:ascii="Courier New" w:eastAsia="Times New Roman" w:hAnsi="Courier New" w:cs="Courier New"/>
+          <w:sz w:val="20"/>
+          <w:szCs w:val="20"/>
+          <w:lang w:val="en-US" w:eastAsia="ru-RU"/>
+        </w:rPr>
+        <w:t xml:space="preserve">        </w:t>
+      </w:r>
+      <w:r>
+        <w:rPr>
+          <w:rFonts w:ascii="Courier New" w:eastAsia="Times New Roman" w:hAnsi="Courier New" w:cs="Courier New"/>
+          <w:sz w:val="20"/>
+          <w:szCs w:val="20"/>
+          <w:lang w:eastAsia="ru-RU"/>
+        </w:rPr>
+        <w:t>"""</w:t>
+      </w:r>
+    </w:p>
+    <w:p>
+      <w:pPr>
+        <w:rPr>
+          <w:rFonts w:ascii="Courier New" w:eastAsia="Times New Roman" w:hAnsi="Courier New" w:cs="Courier New"/>
+          <w:sz w:val="20"/>
+          <w:szCs w:val="20"/>
+          <w:lang w:eastAsia="ru-RU"/>
+        </w:rPr>
+      </w:pPr>
+      <w:r>
+        <w:rPr>
+          <w:rFonts w:ascii="Courier New" w:eastAsia="Times New Roman" w:hAnsi="Courier New" w:cs="Courier New"/>
+          <w:sz w:val="20"/>
+          <w:szCs w:val="20"/>
+          <w:lang w:eastAsia="ru-RU"/>
+        </w:rPr>
+        <w:t xml:space="preserve">        Сгенерировать последовательность состояний регистра.</w:t>
+      </w:r>
+    </w:p>
+    <w:p>
+      <w:pPr>
+        <w:rPr>
+          <w:rFonts w:ascii="Courier New" w:eastAsia="Times New Roman" w:hAnsi="Courier New" w:cs="Courier New"/>
+          <w:sz w:val="20"/>
+          <w:szCs w:val="20"/>
+          <w:lang w:eastAsia="ru-RU"/>
+        </w:rPr>
+      </w:pPr>
+    </w:p>
+    <w:p>
+      <w:pPr>
+        <w:rPr>
+          <w:rFonts w:ascii="Courier New" w:eastAsia="Times New Roman" w:hAnsi="Courier New" w:cs="Courier New"/>
+          <w:sz w:val="20"/>
+          <w:szCs w:val="20"/>
+          <w:lang w:eastAsia="ru-RU"/>
+        </w:rPr>
+      </w:pPr>
+      <w:r>
+        <w:rPr>
+          <w:rFonts w:ascii="Courier New" w:eastAsia="Times New Roman" w:hAnsi="Courier New" w:cs="Courier New"/>
+          <w:sz w:val="20"/>
+          <w:szCs w:val="20"/>
+          <w:lang w:eastAsia="ru-RU"/>
+        </w:rPr>
+        <w:t xml:space="preserve">        :</w:t>
+      </w:r>
+      <w:r>
+        <w:rPr>
+          <w:rFonts w:ascii="Courier New" w:eastAsia="Times New Roman" w:hAnsi="Courier New" w:cs="Courier New"/>
+          <w:sz w:val="20"/>
+          <w:szCs w:val="20"/>
+          <w:lang w:val="en-US" w:eastAsia="ru-RU"/>
+        </w:rPr>
+        <w:t>param</w:t>
+      </w:r>
+      <w:r>
+        <w:rPr>
+          <w:rFonts w:ascii="Courier New" w:eastAsia="Times New Roman" w:hAnsi="Courier New" w:cs="Courier New"/>
+          <w:sz w:val="20"/>
+          <w:szCs w:val="20"/>
+          <w:lang w:eastAsia="ru-RU"/>
+        </w:rPr>
+        <w:t xml:space="preserve"> </w:t>
+      </w:r>
+      <w:r>
+        <w:rPr>
+          <w:rFonts w:ascii="Courier New" w:eastAsia="Times New Roman" w:hAnsi="Courier New" w:cs="Courier New"/>
+          <w:sz w:val="20"/>
+          <w:szCs w:val="20"/>
+          <w:lang w:val="en-US" w:eastAsia="ru-RU"/>
+        </w:rPr>
+        <w:t>register</w:t>
+      </w:r>
+      <w:r>
+        <w:rPr>
+          <w:rFonts w:ascii="Courier New" w:eastAsia="Times New Roman" w:hAnsi="Courier New" w:cs="Courier New"/>
+          <w:sz w:val="20"/>
+          <w:szCs w:val="20"/>
+          <w:lang w:eastAsia="ru-RU"/>
+        </w:rPr>
+        <w:t>: регистр, из которого производится генерация</w:t>
+      </w:r>
+    </w:p>
+    <w:p>
+      <w:pPr>
+        <w:rPr>
+          <w:rFonts w:ascii="Courier New" w:eastAsia="Times New Roman" w:hAnsi="Courier New" w:cs="Courier New"/>
+          <w:sz w:val="20"/>
+          <w:szCs w:val="20"/>
+          <w:lang w:eastAsia="ru-RU"/>
+        </w:rPr>
+      </w:pPr>
+      <w:r>
+        <w:rPr>
+          <w:rFonts w:ascii="Courier New" w:eastAsia="Times New Roman" w:hAnsi="Courier New" w:cs="Courier New"/>
+          <w:sz w:val="20"/>
+          <w:szCs w:val="20"/>
+          <w:lang w:eastAsia="ru-RU"/>
+        </w:rPr>
+        <w:t xml:space="preserve">        :</w:t>
+      </w:r>
+      <w:r>
+        <w:rPr>
+          <w:rFonts w:ascii="Courier New" w:eastAsia="Times New Roman" w:hAnsi="Courier New" w:cs="Courier New"/>
+          <w:sz w:val="20"/>
+          <w:szCs w:val="20"/>
+          <w:lang w:val="en-US" w:eastAsia="ru-RU"/>
+        </w:rPr>
+        <w:t>param</w:t>
+      </w:r>
+      <w:r>
+        <w:rPr>
+          <w:rFonts w:ascii="Courier New" w:eastAsia="Times New Roman" w:hAnsi="Courier New" w:cs="Courier New"/>
+          <w:sz w:val="20"/>
+          <w:szCs w:val="20"/>
+          <w:lang w:eastAsia="ru-RU"/>
+        </w:rPr>
+        <w:t xml:space="preserve"> </w:t>
+      </w:r>
+      <w:r>
+        <w:rPr>
+          <w:rFonts w:ascii="Courier New" w:eastAsia="Times New Roman" w:hAnsi="Courier New" w:cs="Courier New"/>
+          <w:sz w:val="20"/>
+          <w:szCs w:val="20"/>
+          <w:lang w:val="en-US" w:eastAsia="ru-RU"/>
+        </w:rPr>
+        <w:t>count</w:t>
+      </w:r>
+      <w:r>
+        <w:rPr>
+          <w:rFonts w:ascii="Courier New" w:eastAsia="Times New Roman" w:hAnsi="Courier New" w:cs="Courier New"/>
+          <w:sz w:val="20"/>
+          <w:szCs w:val="20"/>
+          <w:lang w:eastAsia="ru-RU"/>
+        </w:rPr>
+        <w:t>: количество состояний для генерации (``</w:t>
+      </w:r>
+      <w:r>
+        <w:rPr>
+          <w:rFonts w:ascii="Courier New" w:eastAsia="Times New Roman" w:hAnsi="Courier New" w:cs="Courier New"/>
+          <w:sz w:val="20"/>
+          <w:szCs w:val="20"/>
+          <w:lang w:val="en-US" w:eastAsia="ru-RU"/>
+        </w:rPr>
+        <w:t>None</w:t>
+      </w:r>
+      <w:r>
+        <w:rPr>
+          <w:rFonts w:ascii="Courier New" w:eastAsia="Times New Roman" w:hAnsi="Courier New" w:cs="Courier New"/>
+          <w:sz w:val="20"/>
+          <w:szCs w:val="20"/>
+          <w:lang w:eastAsia="ru-RU"/>
+        </w:rPr>
+        <w:t>`` — полный период)</w:t>
+      </w:r>
+    </w:p>
+    <w:p>
+      <w:pPr>
+        <w:rPr>
+          <w:rFonts w:ascii="Courier New" w:eastAsia="Times New Roman" w:hAnsi="Courier New" w:cs="Courier New"/>
+          <w:sz w:val="20"/>
+          <w:szCs w:val="20"/>
+          <w:lang w:eastAsia="ru-RU"/>
+        </w:rPr>
+      </w:pPr>
+      <w:r>
+        <w:rPr>
+          <w:rFonts w:ascii="Courier New" w:eastAsia="Times New Roman" w:hAnsi="Courier New" w:cs="Courier New"/>
+          <w:sz w:val="20"/>
+          <w:szCs w:val="20"/>
+          <w:lang w:eastAsia="ru-RU"/>
+        </w:rPr>
+        <w:t xml:space="preserve">        :</w:t>
+      </w:r>
+      <w:r>
+        <w:rPr>
+          <w:rFonts w:ascii="Courier New" w:eastAsia="Times New Roman" w:hAnsi="Courier New" w:cs="Courier New"/>
+          <w:sz w:val="20"/>
+          <w:szCs w:val="20"/>
+          <w:lang w:val="en-US" w:eastAsia="ru-RU"/>
+        </w:rPr>
+        <w:t>yield</w:t>
+      </w:r>
+      <w:r>
+        <w:rPr>
+          <w:rFonts w:ascii="Courier New" w:eastAsia="Times New Roman" w:hAnsi="Courier New" w:cs="Courier New"/>
+          <w:sz w:val="20"/>
+          <w:szCs w:val="20"/>
+          <w:lang w:eastAsia="ru-RU"/>
+        </w:rPr>
+        <w:t>: состояния регистра</w:t>
+      </w:r>
+    </w:p>
+    <w:p>
+      <w:pPr>
+        <w:rPr>
+          <w:rFonts w:ascii="Courier New" w:eastAsia="Times New Roman" w:hAnsi="Courier New" w:cs="Courier New"/>
+          <w:sz w:val="20"/>
+          <w:szCs w:val="20"/>
+          <w:lang w:eastAsia="ru-RU"/>
+        </w:rPr>
+      </w:pPr>
+      <w:r>
+        <w:rPr>
+          <w:rFonts w:ascii="Courier New" w:eastAsia="Times New Roman" w:hAnsi="Courier New" w:cs="Courier New"/>
+          <w:sz w:val="20"/>
+          <w:szCs w:val="20"/>
+          <w:lang w:eastAsia="ru-RU"/>
+        </w:rPr>
+        <w:t xml:space="preserve">        """</w:t>
+      </w:r>
+    </w:p>
+    <w:p>
+      <w:pPr>
+        <w:rPr>
+          <w:rFonts w:ascii="Courier New" w:eastAsia="Times New Roman" w:hAnsi="Courier New" w:cs="Courier New"/>
+          <w:sz w:val="20"/>
+          <w:szCs w:val="20"/>
+          <w:lang w:eastAsia="ru-RU"/>
+        </w:rPr>
+      </w:pPr>
+      <w:r>
+        <w:rPr>
+          <w:rFonts w:ascii="Courier New" w:eastAsia="Times New Roman" w:hAnsi="Courier New" w:cs="Courier New"/>
+          <w:sz w:val="20"/>
+          <w:szCs w:val="20"/>
+          <w:lang w:eastAsia="ru-RU"/>
+        </w:rPr>
+        <w:t xml:space="preserve">        </w:t>
+      </w:r>
+      <w:r>
+        <w:rPr>
+          <w:rFonts w:ascii="Courier New" w:eastAsia="Times New Roman" w:hAnsi="Courier New" w:cs="Courier New"/>
+          <w:sz w:val="20"/>
+          <w:szCs w:val="20"/>
+          <w:lang w:val="en-US" w:eastAsia="ru-RU"/>
+        </w:rPr>
+        <w:t>logger</w:t>
+      </w:r>
+      <w:r>
+        <w:rPr>
+          <w:rFonts w:ascii="Courier New" w:eastAsia="Times New Roman" w:hAnsi="Courier New" w:cs="Courier New"/>
+          <w:sz w:val="20"/>
+          <w:szCs w:val="20"/>
+          <w:lang w:eastAsia="ru-RU"/>
+        </w:rPr>
+        <w:t>.</w:t>
+      </w:r>
+      <w:r>
+        <w:rPr>
+          <w:rFonts w:ascii="Courier New" w:eastAsia="Times New Roman" w:hAnsi="Courier New" w:cs="Courier New"/>
+          <w:sz w:val="20"/>
+          <w:szCs w:val="20"/>
+          <w:lang w:val="en-US" w:eastAsia="ru-RU"/>
+        </w:rPr>
+        <w:t>info</w:t>
+      </w:r>
+      <w:r>
+        <w:rPr>
+          <w:rFonts w:ascii="Courier New" w:eastAsia="Times New Roman" w:hAnsi="Courier New" w:cs="Courier New"/>
+          <w:sz w:val="20"/>
+          <w:szCs w:val="20"/>
+          <w:lang w:eastAsia="ru-RU"/>
+        </w:rPr>
+        <w:t>(</w:t>
+      </w:r>
+    </w:p>
+    <w:p>
+      <w:pPr>
+        <w:rPr>
+          <w:rFonts w:ascii="Courier New" w:eastAsia="Times New Roman" w:hAnsi="Courier New" w:cs="Courier New"/>
+          <w:sz w:val="20"/>
+          <w:szCs w:val="20"/>
+          <w:lang w:eastAsia="ru-RU"/>
+        </w:rPr>
+      </w:pPr>
+      <w:r>
+        <w:rPr>
+          <w:rFonts w:ascii="Courier New" w:eastAsia="Times New Roman" w:hAnsi="Courier New" w:cs="Courier New"/>
+          <w:sz w:val="20"/>
+          <w:szCs w:val="20"/>
+          <w:lang w:eastAsia="ru-RU"/>
+        </w:rPr>
+        <w:t xml:space="preserve">            "Генерация последовательности состояний регистра. Количество состояний: %</w:t>
+      </w:r>
+      <w:r>
+        <w:rPr>
+          <w:rFonts w:ascii="Courier New" w:eastAsia="Times New Roman" w:hAnsi="Courier New" w:cs="Courier New"/>
+          <w:sz w:val="20"/>
+          <w:szCs w:val="20"/>
+          <w:lang w:val="en-US" w:eastAsia="ru-RU"/>
+        </w:rPr>
+        <w:t>s</w:t>
+      </w:r>
+      <w:r>
+        <w:rPr>
+          <w:rFonts w:ascii="Courier New" w:eastAsia="Times New Roman" w:hAnsi="Courier New" w:cs="Courier New"/>
+          <w:sz w:val="20"/>
+          <w:szCs w:val="20"/>
+          <w:lang w:eastAsia="ru-RU"/>
+        </w:rPr>
+        <w:t>",</w:t>
+      </w:r>
+    </w:p>
+    <w:p>
+      <w:pPr>
+        <w:rPr>
+          <w:rFonts w:ascii="Courier New" w:eastAsia="Times New Roman" w:hAnsi="Courier New" w:cs="Courier New"/>
+          <w:sz w:val="20"/>
+          <w:szCs w:val="20"/>
+          <w:lang w:val="en-US" w:eastAsia="ru-RU"/>
+        </w:rPr>
+      </w:pPr>
+      <w:r>
+        <w:rPr>
+          <w:rFonts w:ascii="Courier New" w:eastAsia="Times New Roman" w:hAnsi="Courier New" w:cs="Courier New"/>
+          <w:sz w:val="20"/>
+          <w:szCs w:val="20"/>
+          <w:lang w:eastAsia="ru-RU"/>
+        </w:rPr>
+        <w:t xml:space="preserve">            </w:t>
+      </w:r>
+      <w:r>
+        <w:rPr>
+          <w:rFonts w:ascii="Courier New" w:eastAsia="Times New Roman" w:hAnsi="Courier New" w:cs="Courier New"/>
+          <w:sz w:val="20"/>
+          <w:szCs w:val="20"/>
+          <w:lang w:val="en-US" w:eastAsia="ru-RU"/>
+        </w:rPr>
+        <w:t>"полный период" if count is None else count,</w:t>
+      </w:r>
+    </w:p>
+    <w:p>
+      <w:pPr>
+        <w:rPr>
+          <w:rFonts w:ascii="Courier New" w:eastAsia="Times New Roman" w:hAnsi="Courier New" w:cs="Courier New"/>
+          <w:sz w:val="20"/>
+          <w:szCs w:val="20"/>
+          <w:lang w:val="en-US" w:eastAsia="ru-RU"/>
+        </w:rPr>
+      </w:pPr>
+      <w:r>
+        <w:rPr>
+          <w:rFonts w:ascii="Courier New" w:eastAsia="Times New Roman" w:hAnsi="Courier New" w:cs="Courier New"/>
+          <w:sz w:val="20"/>
+          <w:szCs w:val="20"/>
+          <w:lang w:val="en-US" w:eastAsia="ru-RU"/>
+        </w:rPr>
+        <w:t xml:space="preserve">        )</w:t>
+      </w:r>
+    </w:p>
+    <w:p>
+      <w:pPr>
+        <w:rPr>
+          <w:rFonts w:ascii="Courier New" w:eastAsia="Times New Roman" w:hAnsi="Courier New" w:cs="Courier New"/>
+          <w:sz w:val="20"/>
+          <w:szCs w:val="20"/>
+          <w:lang w:val="en-US" w:eastAsia="ru-RU"/>
+        </w:rPr>
+      </w:pPr>
+    </w:p>
+    <w:p>
+      <w:pPr>
+        <w:rPr>
+          <w:rFonts w:ascii="Courier New" w:eastAsia="Times New Roman" w:hAnsi="Courier New" w:cs="Courier New"/>
+          <w:sz w:val="20"/>
+          <w:szCs w:val="20"/>
+          <w:lang w:val="en-US" w:eastAsia="ru-RU"/>
+        </w:rPr>
+      </w:pPr>
+      <w:r>
+        <w:rPr>
+          <w:rFonts w:ascii="Courier New" w:eastAsia="Times New Roman" w:hAnsi="Courier New" w:cs="Courier New"/>
+          <w:sz w:val="20"/>
+          <w:szCs w:val="20"/>
+          <w:lang w:val="en-US" w:eastAsia="ru-RU"/>
+        </w:rPr>
+        <w:t xml:space="preserve">        register.clear()</w:t>
+      </w:r>
+    </w:p>
+    <w:p>
+      <w:pPr>
+        <w:rPr>
+          <w:rFonts w:ascii="Courier New" w:eastAsia="Times New Roman" w:hAnsi="Courier New" w:cs="Courier New"/>
+          <w:sz w:val="20"/>
+          <w:szCs w:val="20"/>
+          <w:lang w:val="en-US" w:eastAsia="ru-RU"/>
+        </w:rPr>
+      </w:pPr>
+      <w:r>
+        <w:rPr>
+          <w:rFonts w:ascii="Courier New" w:eastAsia="Times New Roman" w:hAnsi="Courier New" w:cs="Courier New"/>
+          <w:sz w:val="20"/>
+          <w:szCs w:val="20"/>
+          <w:lang w:val="en-US" w:eastAsia="ru-RU"/>
+        </w:rPr>
+        <w:t xml:space="preserve">        if count is None:</w:t>
+      </w:r>
+    </w:p>
+    <w:p>
+      <w:pPr>
+        <w:rPr>
+          <w:rFonts w:ascii="Courier New" w:eastAsia="Times New Roman" w:hAnsi="Courier New" w:cs="Courier New"/>
+          <w:sz w:val="20"/>
+          <w:szCs w:val="20"/>
+          <w:lang w:eastAsia="ru-RU"/>
+        </w:rPr>
+      </w:pPr>
+      <w:r>
+        <w:rPr>
+          <w:rFonts w:ascii="Courier New" w:eastAsia="Times New Roman" w:hAnsi="Courier New" w:cs="Courier New"/>
+          <w:sz w:val="20"/>
+          <w:szCs w:val="20"/>
+          <w:lang w:val="en-US" w:eastAsia="ru-RU"/>
+        </w:rPr>
+        <w:t xml:space="preserve">            </w:t>
+      </w:r>
+      <w:r>
+        <w:rPr>
+          <w:rFonts w:ascii="Courier New" w:eastAsia="Times New Roman" w:hAnsi="Courier New" w:cs="Courier New"/>
+          <w:sz w:val="20"/>
+          <w:szCs w:val="20"/>
+          <w:lang w:eastAsia="ru-RU"/>
+        </w:rPr>
+        <w:t># Генерируем полный период, включая начальное состояние,</w:t>
+      </w:r>
+    </w:p>
+    <w:p>
+      <w:pPr>
+        <w:rPr>
+          <w:rFonts w:ascii="Courier New" w:eastAsia="Times New Roman" w:hAnsi="Courier New" w:cs="Courier New"/>
+          <w:sz w:val="20"/>
+          <w:szCs w:val="20"/>
+          <w:lang w:val="en-US" w:eastAsia="ru-RU"/>
+        </w:rPr>
+      </w:pPr>
+      <w:r>
+        <w:rPr>
+          <w:rFonts w:ascii="Courier New" w:eastAsia="Times New Roman" w:hAnsi="Courier New" w:cs="Courier New"/>
+          <w:sz w:val="20"/>
+          <w:szCs w:val="20"/>
+          <w:lang w:eastAsia="ru-RU"/>
+        </w:rPr>
+        <w:t xml:space="preserve">            </w:t>
+      </w:r>
+      <w:r>
+        <w:rPr>
+          <w:rFonts w:ascii="Courier New" w:eastAsia="Times New Roman" w:hAnsi="Courier New" w:cs="Courier New"/>
+          <w:sz w:val="20"/>
+          <w:szCs w:val="20"/>
+          <w:lang w:val="en-US" w:eastAsia="ru-RU"/>
+        </w:rPr>
+        <w:t># и останавливаемся перед повтором.</w:t>
+      </w:r>
+    </w:p>
+    <w:p>
+      <w:pPr>
+        <w:rPr>
+          <w:rFonts w:ascii="Courier New" w:eastAsia="Times New Roman" w:hAnsi="Courier New" w:cs="Courier New"/>
+          <w:sz w:val="20"/>
+          <w:szCs w:val="20"/>
+          <w:lang w:val="en-US" w:eastAsia="ru-RU"/>
+        </w:rPr>
+      </w:pPr>
+      <w:r>
+        <w:rPr>
+          <w:rFonts w:ascii="Courier New" w:eastAsia="Times New Roman" w:hAnsi="Courier New" w:cs="Courier New"/>
+          <w:sz w:val="20"/>
+          <w:szCs w:val="20"/>
+          <w:lang w:val="en-US" w:eastAsia="ru-RU"/>
+        </w:rPr>
+        <w:t xml:space="preserve">            start_state = list(register.start_position)</w:t>
+      </w:r>
+    </w:p>
+    <w:p>
+      <w:pPr>
+        <w:rPr>
+          <w:rFonts w:ascii="Courier New" w:eastAsia="Times New Roman" w:hAnsi="Courier New" w:cs="Courier New"/>
+          <w:sz w:val="20"/>
+          <w:szCs w:val="20"/>
+          <w:lang w:val="en-US" w:eastAsia="ru-RU"/>
+        </w:rPr>
+      </w:pPr>
+      <w:r>
+        <w:rPr>
+          <w:rFonts w:ascii="Courier New" w:eastAsia="Times New Roman" w:hAnsi="Courier New" w:cs="Courier New"/>
+          <w:sz w:val="20"/>
+          <w:szCs w:val="20"/>
+          <w:lang w:val="en-US" w:eastAsia="ru-RU"/>
+        </w:rPr>
+        <w:t xml:space="preserve">            while True:</w:t>
+      </w:r>
+    </w:p>
+    <w:p>
+      <w:pPr>
+        <w:rPr>
+          <w:rFonts w:ascii="Courier New" w:eastAsia="Times New Roman" w:hAnsi="Courier New" w:cs="Courier New"/>
+          <w:sz w:val="20"/>
+          <w:szCs w:val="20"/>
+          <w:lang w:val="en-US" w:eastAsia="ru-RU"/>
+        </w:rPr>
+      </w:pPr>
+      <w:r>
+        <w:rPr>
+          <w:rFonts w:ascii="Courier New" w:eastAsia="Times New Roman" w:hAnsi="Courier New" w:cs="Courier New"/>
+          <w:sz w:val="20"/>
+          <w:szCs w:val="20"/>
+          <w:lang w:val="en-US" w:eastAsia="ru-RU"/>
+        </w:rPr>
+        <w:t xml:space="preserve">                current = register.next()</w:t>
+      </w:r>
+    </w:p>
+    <w:p>
+      <w:pPr>
+        <w:rPr>
+          <w:rFonts w:ascii="Courier New" w:eastAsia="Times New Roman" w:hAnsi="Courier New" w:cs="Courier New"/>
+          <w:sz w:val="20"/>
+          <w:szCs w:val="20"/>
+          <w:lang w:val="en-US" w:eastAsia="ru-RU"/>
+        </w:rPr>
+      </w:pPr>
+      <w:r>
+        <w:rPr>
+          <w:rFonts w:ascii="Courier New" w:eastAsia="Times New Roman" w:hAnsi="Courier New" w:cs="Courier New"/>
+          <w:sz w:val="20"/>
+          <w:szCs w:val="20"/>
+          <w:lang w:val="en-US" w:eastAsia="ru-RU"/>
+        </w:rPr>
+        <w:lastRenderedPageBreak/>
+        <w:t xml:space="preserve">                yield current</w:t>
+      </w:r>
+    </w:p>
+    <w:p>
+      <w:pPr>
+        <w:rPr>
+          <w:rFonts w:ascii="Courier New" w:eastAsia="Times New Roman" w:hAnsi="Courier New" w:cs="Courier New"/>
+          <w:sz w:val="20"/>
+          <w:szCs w:val="20"/>
+          <w:lang w:val="en-US" w:eastAsia="ru-RU"/>
+        </w:rPr>
+      </w:pPr>
+      <w:r>
+        <w:rPr>
+          <w:rFonts w:ascii="Courier New" w:eastAsia="Times New Roman" w:hAnsi="Courier New" w:cs="Courier New"/>
+          <w:sz w:val="20"/>
+          <w:szCs w:val="20"/>
+          <w:lang w:val="en-US" w:eastAsia="ru-RU"/>
+        </w:rPr>
+        <w:t xml:space="preserve">                if list(register._register[0]) == start_state:</w:t>
+      </w:r>
+    </w:p>
+    <w:p>
+      <w:pPr>
+        <w:rPr>
+          <w:rFonts w:ascii="Courier New" w:eastAsia="Times New Roman" w:hAnsi="Courier New" w:cs="Courier New"/>
+          <w:sz w:val="20"/>
+          <w:szCs w:val="20"/>
+          <w:lang w:val="en-US" w:eastAsia="ru-RU"/>
+        </w:rPr>
+      </w:pPr>
+      <w:r>
+        <w:rPr>
+          <w:rFonts w:ascii="Courier New" w:eastAsia="Times New Roman" w:hAnsi="Courier New" w:cs="Courier New"/>
+          <w:sz w:val="20"/>
+          <w:szCs w:val="20"/>
+          <w:lang w:val="en-US" w:eastAsia="ru-RU"/>
+        </w:rPr>
+        <w:t xml:space="preserve">                    break</w:t>
+      </w:r>
+    </w:p>
+    <w:p>
+      <w:pPr>
+        <w:rPr>
+          <w:rFonts w:ascii="Courier New" w:eastAsia="Times New Roman" w:hAnsi="Courier New" w:cs="Courier New"/>
+          <w:sz w:val="20"/>
+          <w:szCs w:val="20"/>
+          <w:lang w:val="en-US" w:eastAsia="ru-RU"/>
+        </w:rPr>
+      </w:pPr>
+      <w:r>
+        <w:rPr>
+          <w:rFonts w:ascii="Courier New" w:eastAsia="Times New Roman" w:hAnsi="Courier New" w:cs="Courier New"/>
+          <w:sz w:val="20"/>
+          <w:szCs w:val="20"/>
+          <w:lang w:val="en-US" w:eastAsia="ru-RU"/>
+        </w:rPr>
         <w:t xml:space="preserve">        else:</w:t>
       </w:r>
-      <w:r>
-        <w:rPr>
-          <w:lang w:val="en-US"/>
-        </w:rPr>
-        <w:br/>
-        <w:t xml:space="preserve">            pass</w:t>
-      </w:r>
-      <w:r>
-        <w:rPr>
-          <w:lang w:val="en-US"/>
-        </w:rPr>
-        <w:br/>
-        <w:t xml:space="preserve">    </w:t>
-      </w:r>
-      <w:proofErr w:type="spellStart"/>
-      <w:r>
-        <w:rPr>
-          <w:lang w:val="en-US"/>
-        </w:rPr>
-        <w:t>coeffs</w:t>
-      </w:r>
-      <w:proofErr w:type="spellEnd"/>
-      <w:r>
-        <w:rPr>
-          <w:lang w:val="en-US"/>
-        </w:rPr>
-        <w:t xml:space="preserve"> = [0] * N</w:t>
-      </w:r>
-      <w:r>
-        <w:rPr>
-          <w:lang w:val="en-US"/>
-        </w:rPr>
-        <w:br/>
-        <w:t xml:space="preserve">    for term in terms:</w:t>
-      </w:r>
-      <w:r>
-        <w:rPr>
-          <w:lang w:val="en-US"/>
-        </w:rPr>
-        <w:br/>
-        <w:t xml:space="preserve">        if </w:t>
-      </w:r>
-      <w:proofErr w:type="spellStart"/>
-      <w:r>
-        <w:rPr>
-          <w:lang w:val="en-US"/>
-        </w:rPr>
-        <w:t>term.startswith</w:t>
-      </w:r>
-      <w:proofErr w:type="spellEnd"/>
-      <w:r>
-        <w:rPr>
-          <w:lang w:val="en-US"/>
-        </w:rPr>
-        <w:t>('x'):</w:t>
-      </w:r>
-      <w:r>
-        <w:rPr>
-          <w:lang w:val="en-US"/>
-        </w:rPr>
-        <w:br/>
-        <w:t xml:space="preserve">            exp = int(term[1:]) if </w:t>
-      </w:r>
-      <w:proofErr w:type="spellStart"/>
-      <w:r>
-        <w:rPr>
-          <w:lang w:val="en-US"/>
-        </w:rPr>
-        <w:t>len</w:t>
-      </w:r>
-      <w:proofErr w:type="spellEnd"/>
-      <w:r>
-        <w:rPr>
-          <w:lang w:val="en-US"/>
-        </w:rPr>
-        <w:t>(term) &gt; 1 else 1</w:t>
-      </w:r>
-      <w:r>
-        <w:rPr>
-          <w:lang w:val="en-US"/>
-        </w:rPr>
-        <w:br/>
-        <w:t xml:space="preserve">            </w:t>
-      </w:r>
-      <w:proofErr w:type="spellStart"/>
-      <w:r>
-        <w:rPr>
-          <w:lang w:val="en-US"/>
-        </w:rPr>
-        <w:t>coeffs</w:t>
-      </w:r>
-      <w:proofErr w:type="spellEnd"/>
-      <w:r>
-        <w:rPr>
-          <w:lang w:val="en-US"/>
-        </w:rPr>
-        <w:t>[exp - 1] = 1</w:t>
-      </w:r>
-      <w:r>
-        <w:rPr>
-          <w:lang w:val="en-US"/>
-        </w:rPr>
-        <w:br/>
-        <w:t xml:space="preserve">        else:</w:t>
-      </w:r>
-      <w:r>
-        <w:rPr>
-          <w:lang w:val="en-US"/>
-        </w:rPr>
-        <w:br/>
-        <w:t xml:space="preserve">            pass</w:t>
-      </w:r>
-      <w:r>
-        <w:rPr>
-          <w:lang w:val="en-US"/>
-        </w:rPr>
-        <w:br/>
-        <w:t xml:space="preserve">    return </w:t>
-      </w:r>
-      <w:proofErr w:type="spellStart"/>
-      <w:r>
-        <w:rPr>
-          <w:lang w:val="en-US"/>
-        </w:rPr>
-        <w:t>coeffs</w:t>
-      </w:r>
-      <w:proofErr w:type="spellEnd"/>
-      <w:r>
-        <w:rPr>
-          <w:lang w:val="en-US"/>
-        </w:rPr>
-        <w:br/>
-      </w:r>
-      <w:r>
-        <w:rPr>
-          <w:lang w:val="en-US"/>
-        </w:rPr>
-        <w:br/>
-        <w:t xml:space="preserve">def </w:t>
-      </w:r>
-      <w:proofErr w:type="spellStart"/>
-      <w:r>
-        <w:rPr>
-          <w:lang w:val="en-US"/>
-        </w:rPr>
-        <w:t>lfsr_right_shift</w:t>
-      </w:r>
-      <w:proofErr w:type="spellEnd"/>
-      <w:r>
-        <w:rPr>
-          <w:lang w:val="en-US"/>
+    </w:p>
+    <w:p>
+      <w:pPr>
+        <w:rPr>
+          <w:rFonts w:ascii="Courier New" w:eastAsia="Times New Roman" w:hAnsi="Courier New" w:cs="Courier New"/>
+          <w:sz w:val="20"/>
+          <w:szCs w:val="20"/>
+          <w:lang w:val="en-US" w:eastAsia="ru-RU"/>
+        </w:rPr>
+      </w:pPr>
+      <w:r>
+        <w:rPr>
+          <w:rFonts w:ascii="Courier New" w:eastAsia="Times New Roman" w:hAnsi="Courier New" w:cs="Courier New"/>
+          <w:sz w:val="20"/>
+          <w:szCs w:val="20"/>
+          <w:lang w:val="en-US" w:eastAsia="ru-RU"/>
+        </w:rPr>
+        <w:t xml:space="preserve">            for _ in range(count):</w:t>
+      </w:r>
+    </w:p>
+    <w:p>
+      <w:pPr>
+        <w:rPr>
+          <w:rFonts w:ascii="Courier New" w:eastAsia="Times New Roman" w:hAnsi="Courier New" w:cs="Courier New"/>
+          <w:sz w:val="20"/>
+          <w:szCs w:val="20"/>
+          <w:lang w:val="en-US" w:eastAsia="ru-RU"/>
+        </w:rPr>
+      </w:pPr>
+      <w:r>
+        <w:rPr>
+          <w:rFonts w:ascii="Courier New" w:eastAsia="Times New Roman" w:hAnsi="Courier New" w:cs="Courier New"/>
+          <w:sz w:val="20"/>
+          <w:szCs w:val="20"/>
+          <w:lang w:val="en-US" w:eastAsia="ru-RU"/>
+        </w:rPr>
+        <w:t xml:space="preserve">                yield register.next()</w:t>
+      </w:r>
+    </w:p>
+    <w:p>
+      <w:pPr>
+        <w:rPr>
+          <w:rFonts w:ascii="Courier New" w:eastAsia="Times New Roman" w:hAnsi="Courier New" w:cs="Courier New"/>
+          <w:sz w:val="20"/>
+          <w:szCs w:val="20"/>
+          <w:lang w:val="en-US" w:eastAsia="ru-RU"/>
+        </w:rPr>
+      </w:pPr>
+    </w:p>
+    <w:p>
+      <w:pPr>
+        <w:rPr>
+          <w:rFonts w:ascii="Courier New" w:eastAsia="Times New Roman" w:hAnsi="Courier New" w:cs="Courier New"/>
+          <w:sz w:val="20"/>
+          <w:szCs w:val="20"/>
+          <w:lang w:val="en-US" w:eastAsia="ru-RU"/>
+        </w:rPr>
+      </w:pPr>
+      <w:r>
+        <w:rPr>
+          <w:rFonts w:ascii="Courier New" w:eastAsia="Times New Roman" w:hAnsi="Courier New" w:cs="Courier New"/>
+          <w:sz w:val="20"/>
+          <w:szCs w:val="20"/>
+          <w:lang w:val="en-US" w:eastAsia="ru-RU"/>
+        </w:rPr>
+        <w:t xml:space="preserve">    @staticmethod</w:t>
+      </w:r>
+    </w:p>
+    <w:p>
+      <w:pPr>
+        <w:rPr>
+          <w:rFonts w:ascii="Courier New" w:eastAsia="Times New Roman" w:hAnsi="Courier New" w:cs="Courier New"/>
+          <w:sz w:val="20"/>
+          <w:szCs w:val="20"/>
+          <w:lang w:val="en-US" w:eastAsia="ru-RU"/>
+        </w:rPr>
+      </w:pPr>
+      <w:r>
+        <w:rPr>
+          <w:rFonts w:ascii="Courier New" w:eastAsia="Times New Roman" w:hAnsi="Courier New" w:cs="Courier New"/>
+          <w:sz w:val="20"/>
+          <w:szCs w:val="20"/>
+          <w:lang w:val="en-US" w:eastAsia="ru-RU"/>
+        </w:rPr>
+        <w:t xml:space="preserve">    def get_binary_sequence(register: Register, count: int | None = None) -&gt; Iterable[str]:</w:t>
+      </w:r>
+    </w:p>
+    <w:p>
+      <w:pPr>
+        <w:rPr>
+          <w:rFonts w:ascii="Courier New" w:eastAsia="Times New Roman" w:hAnsi="Courier New" w:cs="Courier New"/>
+          <w:sz w:val="20"/>
+          <w:szCs w:val="20"/>
+          <w:lang w:eastAsia="ru-RU"/>
+        </w:rPr>
+      </w:pPr>
+      <w:r>
+        <w:rPr>
+          <w:rFonts w:ascii="Courier New" w:eastAsia="Times New Roman" w:hAnsi="Courier New" w:cs="Courier New"/>
+          <w:sz w:val="20"/>
+          <w:szCs w:val="20"/>
+          <w:lang w:val="en-US" w:eastAsia="ru-RU"/>
+        </w:rPr>
+        <w:t xml:space="preserve">        </w:t>
+      </w:r>
+      <w:r>
+        <w:rPr>
+          <w:rFonts w:ascii="Courier New" w:eastAsia="Times New Roman" w:hAnsi="Courier New" w:cs="Courier New"/>
+          <w:sz w:val="20"/>
+          <w:szCs w:val="20"/>
+          <w:lang w:eastAsia="ru-RU"/>
+        </w:rPr>
+        <w:t>"""</w:t>
+      </w:r>
+    </w:p>
+    <w:p>
+      <w:pPr>
+        <w:rPr>
+          <w:rFonts w:ascii="Courier New" w:eastAsia="Times New Roman" w:hAnsi="Courier New" w:cs="Courier New"/>
+          <w:sz w:val="20"/>
+          <w:szCs w:val="20"/>
+          <w:lang w:eastAsia="ru-RU"/>
+        </w:rPr>
+      </w:pPr>
+      <w:r>
+        <w:rPr>
+          <w:rFonts w:ascii="Courier New" w:eastAsia="Times New Roman" w:hAnsi="Courier New" w:cs="Courier New"/>
+          <w:sz w:val="20"/>
+          <w:szCs w:val="20"/>
+          <w:lang w:eastAsia="ru-RU"/>
+        </w:rPr>
+        <w:t xml:space="preserve">        Сгенерировать бинарную последовательность по состояниям регистра.</w:t>
+      </w:r>
+    </w:p>
+    <w:p>
+      <w:pPr>
+        <w:rPr>
+          <w:rFonts w:ascii="Courier New" w:eastAsia="Times New Roman" w:hAnsi="Courier New" w:cs="Courier New"/>
+          <w:sz w:val="20"/>
+          <w:szCs w:val="20"/>
+          <w:lang w:eastAsia="ru-RU"/>
+        </w:rPr>
+      </w:pPr>
+    </w:p>
+    <w:p>
+      <w:pPr>
+        <w:rPr>
+          <w:rFonts w:ascii="Courier New" w:eastAsia="Times New Roman" w:hAnsi="Courier New" w:cs="Courier New"/>
+          <w:sz w:val="20"/>
+          <w:szCs w:val="20"/>
+          <w:lang w:eastAsia="ru-RU"/>
+        </w:rPr>
+      </w:pPr>
+      <w:r>
+        <w:rPr>
+          <w:rFonts w:ascii="Courier New" w:eastAsia="Times New Roman" w:hAnsi="Courier New" w:cs="Courier New"/>
+          <w:sz w:val="20"/>
+          <w:szCs w:val="20"/>
+          <w:lang w:eastAsia="ru-RU"/>
+        </w:rPr>
+        <w:t xml:space="preserve">        :</w:t>
+      </w:r>
+      <w:r>
+        <w:rPr>
+          <w:rFonts w:ascii="Courier New" w:eastAsia="Times New Roman" w:hAnsi="Courier New" w:cs="Courier New"/>
+          <w:sz w:val="20"/>
+          <w:szCs w:val="20"/>
+          <w:lang w:val="en-US" w:eastAsia="ru-RU"/>
+        </w:rPr>
+        <w:t>param</w:t>
+      </w:r>
+      <w:r>
+        <w:rPr>
+          <w:rFonts w:ascii="Courier New" w:eastAsia="Times New Roman" w:hAnsi="Courier New" w:cs="Courier New"/>
+          <w:sz w:val="20"/>
+          <w:szCs w:val="20"/>
+          <w:lang w:eastAsia="ru-RU"/>
+        </w:rPr>
+        <w:t xml:space="preserve"> </w:t>
+      </w:r>
+      <w:r>
+        <w:rPr>
+          <w:rFonts w:ascii="Courier New" w:eastAsia="Times New Roman" w:hAnsi="Courier New" w:cs="Courier New"/>
+          <w:sz w:val="20"/>
+          <w:szCs w:val="20"/>
+          <w:lang w:val="en-US" w:eastAsia="ru-RU"/>
+        </w:rPr>
+        <w:t>register</w:t>
+      </w:r>
+      <w:r>
+        <w:rPr>
+          <w:rFonts w:ascii="Courier New" w:eastAsia="Times New Roman" w:hAnsi="Courier New" w:cs="Courier New"/>
+          <w:sz w:val="20"/>
+          <w:szCs w:val="20"/>
+          <w:lang w:eastAsia="ru-RU"/>
+        </w:rPr>
+        <w:t>: регистр, из которого производится генерация</w:t>
+      </w:r>
+    </w:p>
+    <w:p>
+      <w:pPr>
+        <w:rPr>
+          <w:rFonts w:ascii="Courier New" w:eastAsia="Times New Roman" w:hAnsi="Courier New" w:cs="Courier New"/>
+          <w:sz w:val="20"/>
+          <w:szCs w:val="20"/>
+          <w:lang w:eastAsia="ru-RU"/>
+        </w:rPr>
+      </w:pPr>
+      <w:r>
+        <w:rPr>
+          <w:rFonts w:ascii="Courier New" w:eastAsia="Times New Roman" w:hAnsi="Courier New" w:cs="Courier New"/>
+          <w:sz w:val="20"/>
+          <w:szCs w:val="20"/>
+          <w:lang w:eastAsia="ru-RU"/>
+        </w:rPr>
+        <w:t xml:space="preserve">        :</w:t>
+      </w:r>
+      <w:r>
+        <w:rPr>
+          <w:rFonts w:ascii="Courier New" w:eastAsia="Times New Roman" w:hAnsi="Courier New" w:cs="Courier New"/>
+          <w:sz w:val="20"/>
+          <w:szCs w:val="20"/>
+          <w:lang w:val="en-US" w:eastAsia="ru-RU"/>
+        </w:rPr>
+        <w:t>param</w:t>
+      </w:r>
+      <w:r>
+        <w:rPr>
+          <w:rFonts w:ascii="Courier New" w:eastAsia="Times New Roman" w:hAnsi="Courier New" w:cs="Courier New"/>
+          <w:sz w:val="20"/>
+          <w:szCs w:val="20"/>
+          <w:lang w:eastAsia="ru-RU"/>
+        </w:rPr>
+        <w:t xml:space="preserve"> </w:t>
+      </w:r>
+      <w:r>
+        <w:rPr>
+          <w:rFonts w:ascii="Courier New" w:eastAsia="Times New Roman" w:hAnsi="Courier New" w:cs="Courier New"/>
+          <w:sz w:val="20"/>
+          <w:szCs w:val="20"/>
+          <w:lang w:val="en-US" w:eastAsia="ru-RU"/>
+        </w:rPr>
+        <w:t>count</w:t>
+      </w:r>
+      <w:r>
+        <w:rPr>
+          <w:rFonts w:ascii="Courier New" w:eastAsia="Times New Roman" w:hAnsi="Courier New" w:cs="Courier New"/>
+          <w:sz w:val="20"/>
+          <w:szCs w:val="20"/>
+          <w:lang w:eastAsia="ru-RU"/>
+        </w:rPr>
+        <w:t>: количество состояний для генерации (``</w:t>
+      </w:r>
+      <w:r>
+        <w:rPr>
+          <w:rFonts w:ascii="Courier New" w:eastAsia="Times New Roman" w:hAnsi="Courier New" w:cs="Courier New"/>
+          <w:sz w:val="20"/>
+          <w:szCs w:val="20"/>
+          <w:lang w:val="en-US" w:eastAsia="ru-RU"/>
+        </w:rPr>
+        <w:t>None</w:t>
+      </w:r>
+      <w:r>
+        <w:rPr>
+          <w:rFonts w:ascii="Courier New" w:eastAsia="Times New Roman" w:hAnsi="Courier New" w:cs="Courier New"/>
+          <w:sz w:val="20"/>
+          <w:szCs w:val="20"/>
+          <w:lang w:eastAsia="ru-RU"/>
+        </w:rPr>
+        <w:t>`` — полный период)</w:t>
+      </w:r>
+    </w:p>
+    <w:p>
+      <w:pPr>
+        <w:rPr>
+          <w:rFonts w:ascii="Courier New" w:eastAsia="Times New Roman" w:hAnsi="Courier New" w:cs="Courier New"/>
+          <w:sz w:val="20"/>
+          <w:szCs w:val="20"/>
+          <w:lang w:eastAsia="ru-RU"/>
+        </w:rPr>
+      </w:pPr>
+      <w:r>
+        <w:rPr>
+          <w:rFonts w:ascii="Courier New" w:eastAsia="Times New Roman" w:hAnsi="Courier New" w:cs="Courier New"/>
+          <w:sz w:val="20"/>
+          <w:szCs w:val="20"/>
+          <w:lang w:eastAsia="ru-RU"/>
+        </w:rPr>
+        <w:t xml:space="preserve">        :</w:t>
+      </w:r>
+      <w:r>
+        <w:rPr>
+          <w:rFonts w:ascii="Courier New" w:eastAsia="Times New Roman" w:hAnsi="Courier New" w:cs="Courier New"/>
+          <w:sz w:val="20"/>
+          <w:szCs w:val="20"/>
+          <w:lang w:val="en-US" w:eastAsia="ru-RU"/>
+        </w:rPr>
+        <w:t>yield</w:t>
+      </w:r>
+      <w:r>
+        <w:rPr>
+          <w:rFonts w:ascii="Courier New" w:eastAsia="Times New Roman" w:hAnsi="Courier New" w:cs="Courier New"/>
+          <w:sz w:val="20"/>
+          <w:szCs w:val="20"/>
+          <w:lang w:eastAsia="ru-RU"/>
+        </w:rPr>
+        <w:t>: строковые бинарные представления состояний регистра</w:t>
+      </w:r>
+    </w:p>
+    <w:p>
+      <w:pPr>
+        <w:rPr>
+          <w:rFonts w:ascii="Courier New" w:eastAsia="Times New Roman" w:hAnsi="Courier New" w:cs="Courier New"/>
+          <w:sz w:val="20"/>
+          <w:szCs w:val="20"/>
+          <w:lang w:eastAsia="ru-RU"/>
+        </w:rPr>
+      </w:pPr>
+      <w:r>
+        <w:rPr>
+          <w:rFonts w:ascii="Courier New" w:eastAsia="Times New Roman" w:hAnsi="Courier New" w:cs="Courier New"/>
+          <w:sz w:val="20"/>
+          <w:szCs w:val="20"/>
+          <w:lang w:eastAsia="ru-RU"/>
+        </w:rPr>
+        <w:t xml:space="preserve">        """</w:t>
+      </w:r>
+    </w:p>
+    <w:p>
+      <w:pPr>
+        <w:rPr>
+          <w:rFonts w:ascii="Courier New" w:eastAsia="Times New Roman" w:hAnsi="Courier New" w:cs="Courier New"/>
+          <w:sz w:val="20"/>
+          <w:szCs w:val="20"/>
+          <w:lang w:eastAsia="ru-RU"/>
+        </w:rPr>
+      </w:pPr>
+      <w:r>
+        <w:rPr>
+          <w:rFonts w:ascii="Courier New" w:eastAsia="Times New Roman" w:hAnsi="Courier New" w:cs="Courier New"/>
+          <w:sz w:val="20"/>
+          <w:szCs w:val="20"/>
+          <w:lang w:eastAsia="ru-RU"/>
+        </w:rPr>
+        <w:t xml:space="preserve">        </w:t>
+      </w:r>
+      <w:r>
+        <w:rPr>
+          <w:rFonts w:ascii="Courier New" w:eastAsia="Times New Roman" w:hAnsi="Courier New" w:cs="Courier New"/>
+          <w:sz w:val="20"/>
+          <w:szCs w:val="20"/>
+          <w:lang w:val="en-US" w:eastAsia="ru-RU"/>
+        </w:rPr>
+        <w:t>logger</w:t>
+      </w:r>
+      <w:r>
+        <w:rPr>
+          <w:rFonts w:ascii="Courier New" w:eastAsia="Times New Roman" w:hAnsi="Courier New" w:cs="Courier New"/>
+          <w:sz w:val="20"/>
+          <w:szCs w:val="20"/>
+          <w:lang w:eastAsia="ru-RU"/>
+        </w:rPr>
+        <w:t>.</w:t>
+      </w:r>
+      <w:r>
+        <w:rPr>
+          <w:rFonts w:ascii="Courier New" w:eastAsia="Times New Roman" w:hAnsi="Courier New" w:cs="Courier New"/>
+          <w:sz w:val="20"/>
+          <w:szCs w:val="20"/>
+          <w:lang w:val="en-US" w:eastAsia="ru-RU"/>
+        </w:rPr>
+        <w:t>info</w:t>
+      </w:r>
+      <w:r>
+        <w:rPr>
+          <w:rFonts w:ascii="Courier New" w:eastAsia="Times New Roman" w:hAnsi="Courier New" w:cs="Courier New"/>
+          <w:sz w:val="20"/>
+          <w:szCs w:val="20"/>
+          <w:lang w:eastAsia="ru-RU"/>
         </w:rPr>
         <w:t>(</w:t>
       </w:r>
-      <w:proofErr w:type="spellStart"/>
-      <w:r>
-        <w:rPr>
-          <w:lang w:val="en-US"/>
-        </w:rPr>
-        <w:t>coeffs</w:t>
-      </w:r>
-      <w:proofErr w:type="spellEnd"/>
-      <w:r>
-        <w:rPr>
-          <w:lang w:val="en-US"/>
-        </w:rPr>
-        <w:t>, state):</w:t>
-      </w:r>
-      <w:r>
-        <w:rPr>
-          <w:lang w:val="en-US"/>
-        </w:rPr>
-        <w:br/>
-        <w:t xml:space="preserve">    fb = 0</w:t>
-      </w:r>
-      <w:r>
-        <w:rPr>
-          <w:lang w:val="en-US"/>
-        </w:rPr>
-        <w:br/>
-        <w:t xml:space="preserve">    for </w:t>
-      </w:r>
-      <w:proofErr w:type="spellStart"/>
-      <w:r>
-        <w:rPr>
-          <w:lang w:val="en-US"/>
-        </w:rPr>
-        <w:t>i</w:t>
-      </w:r>
-      <w:proofErr w:type="spellEnd"/>
-      <w:r>
-        <w:rPr>
-          <w:lang w:val="en-US"/>
-        </w:rPr>
-        <w:t xml:space="preserve"> in range(</w:t>
-      </w:r>
-      <w:proofErr w:type="spellStart"/>
-      <w:r>
-        <w:rPr>
-          <w:lang w:val="en-US"/>
-        </w:rPr>
-        <w:t>len</w:t>
-      </w:r>
-      <w:proofErr w:type="spellEnd"/>
-      <w:r>
-        <w:rPr>
-          <w:lang w:val="en-US"/>
-        </w:rPr>
-        <w:t>(state)):</w:t>
-      </w:r>
-      <w:r>
-        <w:rPr>
-          <w:lang w:val="en-US"/>
-        </w:rPr>
-        <w:br/>
-        <w:t xml:space="preserve">        if </w:t>
-      </w:r>
-      <w:proofErr w:type="spellStart"/>
-      <w:r>
-        <w:rPr>
-          <w:lang w:val="en-US"/>
-        </w:rPr>
-        <w:t>coeffs</w:t>
-      </w:r>
-      <w:proofErr w:type="spellEnd"/>
-      <w:r>
-        <w:rPr>
-          <w:lang w:val="en-US"/>
-        </w:rPr>
-        <w:t>[</w:t>
-      </w:r>
-      <w:proofErr w:type="spellStart"/>
-      <w:r>
-        <w:rPr>
-          <w:lang w:val="en-US"/>
-        </w:rPr>
-        <w:t>i</w:t>
-      </w:r>
-      <w:proofErr w:type="spellEnd"/>
-      <w:r>
-        <w:rPr>
-          <w:lang w:val="en-US"/>
-        </w:rPr>
-        <w:t>]:</w:t>
-      </w:r>
-      <w:r>
-        <w:rPr>
-          <w:lang w:val="en-US"/>
-        </w:rPr>
-        <w:br/>
-        <w:t xml:space="preserve">            fb ^= state[</w:t>
-      </w:r>
-      <w:proofErr w:type="spellStart"/>
-      <w:r>
-        <w:rPr>
-          <w:lang w:val="en-US"/>
-        </w:rPr>
-        <w:t>i</w:t>
-      </w:r>
-      <w:proofErr w:type="spellEnd"/>
-      <w:r>
-        <w:rPr>
-          <w:lang w:val="en-US"/>
-        </w:rPr>
-        <w:t>]</w:t>
-      </w:r>
-      <w:r>
-        <w:rPr>
-          <w:lang w:val="en-US"/>
-        </w:rPr>
-        <w:br/>
-        <w:t xml:space="preserve">    return fb</w:t>
-      </w:r>
-      <w:r>
-        <w:rPr>
-          <w:lang w:val="en-US"/>
-        </w:rPr>
-        <w:br/>
-      </w:r>
-      <w:r>
-        <w:rPr>
-          <w:lang w:val="en-US"/>
-        </w:rPr>
-        <w:br/>
-        <w:t>def main():</w:t>
-      </w:r>
-      <w:r>
-        <w:rPr>
-          <w:lang w:val="en-US"/>
-        </w:rPr>
-        <w:br/>
-        <w:t xml:space="preserve">    </w:t>
-      </w:r>
-      <w:proofErr w:type="spellStart"/>
-      <w:r>
-        <w:rPr>
-          <w:lang w:val="en-US"/>
-        </w:rPr>
-        <w:t>poly_str</w:t>
-      </w:r>
-      <w:proofErr w:type="spellEnd"/>
-      <w:r>
-        <w:rPr>
-          <w:lang w:val="en-US"/>
-        </w:rPr>
-        <w:t xml:space="preserve"> = input("</w:t>
-      </w:r>
-      <w:r>
-        <w:t>Многочлен</w:t>
-      </w:r>
-      <w:r>
-        <w:rPr>
-          <w:lang w:val="en-US"/>
-        </w:rPr>
-        <w:t xml:space="preserve"> (x5+x2+1): ")</w:t>
-      </w:r>
-      <w:r>
-        <w:rPr>
-          <w:lang w:val="en-US"/>
-        </w:rPr>
-        <w:br/>
-        <w:t xml:space="preserve">    </w:t>
-      </w:r>
-      <w:proofErr w:type="spellStart"/>
-      <w:r>
-        <w:rPr>
-          <w:lang w:val="en-US"/>
-        </w:rPr>
-        <w:t>coeffs</w:t>
-      </w:r>
-      <w:proofErr w:type="spellEnd"/>
-      <w:r>
-        <w:rPr>
-          <w:lang w:val="en-US"/>
-        </w:rPr>
-        <w:t xml:space="preserve"> = </w:t>
-      </w:r>
-      <w:proofErr w:type="spellStart"/>
-      <w:r>
-        <w:rPr>
-          <w:lang w:val="en-US"/>
-        </w:rPr>
-        <w:t>parse_polynomial_coeffs</w:t>
-      </w:r>
-      <w:proofErr w:type="spellEnd"/>
-      <w:r>
-        <w:rPr>
-          <w:lang w:val="en-US"/>
+    </w:p>
+    <w:p>
+      <w:pPr>
+        <w:rPr>
+          <w:rFonts w:ascii="Courier New" w:eastAsia="Times New Roman" w:hAnsi="Courier New" w:cs="Courier New"/>
+          <w:sz w:val="20"/>
+          <w:szCs w:val="20"/>
+          <w:lang w:val="en-US" w:eastAsia="ru-RU"/>
+        </w:rPr>
+      </w:pPr>
+      <w:r>
+        <w:rPr>
+          <w:rFonts w:ascii="Courier New" w:eastAsia="Times New Roman" w:hAnsi="Courier New" w:cs="Courier New"/>
+          <w:sz w:val="20"/>
+          <w:szCs w:val="20"/>
+          <w:lang w:eastAsia="ru-RU"/>
+        </w:rPr>
+        <w:t xml:space="preserve">            "Генерация бинарной последовательности из регистра. </w:t>
+      </w:r>
+      <w:r>
+        <w:rPr>
+          <w:rFonts w:ascii="Courier New" w:eastAsia="Times New Roman" w:hAnsi="Courier New" w:cs="Courier New"/>
+          <w:sz w:val="20"/>
+          <w:szCs w:val="20"/>
+          <w:lang w:val="en-US" w:eastAsia="ru-RU"/>
+        </w:rPr>
+        <w:t>Количество состояний: %s",</w:t>
+      </w:r>
+    </w:p>
+    <w:p>
+      <w:pPr>
+        <w:rPr>
+          <w:rFonts w:ascii="Courier New" w:eastAsia="Times New Roman" w:hAnsi="Courier New" w:cs="Courier New"/>
+          <w:sz w:val="20"/>
+          <w:szCs w:val="20"/>
+          <w:lang w:val="en-US" w:eastAsia="ru-RU"/>
+        </w:rPr>
+      </w:pPr>
+      <w:r>
+        <w:rPr>
+          <w:rFonts w:ascii="Courier New" w:eastAsia="Times New Roman" w:hAnsi="Courier New" w:cs="Courier New"/>
+          <w:sz w:val="20"/>
+          <w:szCs w:val="20"/>
+          <w:lang w:val="en-US" w:eastAsia="ru-RU"/>
+        </w:rPr>
+        <w:t xml:space="preserve">            "полный период" if count is None else count,</w:t>
+      </w:r>
+    </w:p>
+    <w:p>
+      <w:pPr>
+        <w:rPr>
+          <w:rFonts w:ascii="Courier New" w:eastAsia="Times New Roman" w:hAnsi="Courier New" w:cs="Courier New"/>
+          <w:sz w:val="20"/>
+          <w:szCs w:val="20"/>
+          <w:lang w:val="en-US" w:eastAsia="ru-RU"/>
+        </w:rPr>
+      </w:pPr>
+      <w:r>
+        <w:rPr>
+          <w:rFonts w:ascii="Courier New" w:eastAsia="Times New Roman" w:hAnsi="Courier New" w:cs="Courier New"/>
+          <w:sz w:val="20"/>
+          <w:szCs w:val="20"/>
+          <w:lang w:val="en-US" w:eastAsia="ru-RU"/>
+        </w:rPr>
+        <w:t xml:space="preserve">        )</w:t>
+      </w:r>
+    </w:p>
+    <w:p>
+      <w:pPr>
+        <w:rPr>
+          <w:rFonts w:ascii="Courier New" w:eastAsia="Times New Roman" w:hAnsi="Courier New" w:cs="Courier New"/>
+          <w:sz w:val="20"/>
+          <w:szCs w:val="20"/>
+          <w:lang w:val="en-US" w:eastAsia="ru-RU"/>
+        </w:rPr>
+      </w:pPr>
+    </w:p>
+    <w:p>
+      <w:pPr>
+        <w:rPr>
+          <w:rFonts w:ascii="Courier New" w:eastAsia="Times New Roman" w:hAnsi="Courier New" w:cs="Courier New"/>
+          <w:sz w:val="20"/>
+          <w:szCs w:val="20"/>
+          <w:lang w:val="en-US" w:eastAsia="ru-RU"/>
+        </w:rPr>
+      </w:pPr>
+      <w:r>
+        <w:rPr>
+          <w:rFonts w:ascii="Courier New" w:eastAsia="Times New Roman" w:hAnsi="Courier New" w:cs="Courier New"/>
+          <w:sz w:val="20"/>
+          <w:szCs w:val="20"/>
+          <w:lang w:val="en-US" w:eastAsia="ru-RU"/>
+        </w:rPr>
+        <w:t xml:space="preserve">        for state in RegisterService.get_sequence(register, count):</w:t>
+      </w:r>
+    </w:p>
+    <w:p>
+      <w:pPr>
+        <w:rPr>
+          <w:rFonts w:ascii="Courier New" w:eastAsia="Times New Roman" w:hAnsi="Courier New" w:cs="Courier New"/>
+          <w:sz w:val="20"/>
+          <w:szCs w:val="20"/>
+          <w:lang w:val="en-US" w:eastAsia="ru-RU"/>
+        </w:rPr>
+      </w:pPr>
+      <w:r>
+        <w:rPr>
+          <w:rFonts w:ascii="Courier New" w:eastAsia="Times New Roman" w:hAnsi="Courier New" w:cs="Courier New"/>
+          <w:sz w:val="20"/>
+          <w:szCs w:val="20"/>
+          <w:lang w:val="en-US" w:eastAsia="ru-RU"/>
+        </w:rPr>
+        <w:t xml:space="preserve">            yield "".join(str(bit) for bit in state)</w:t>
+      </w:r>
+    </w:p>
+    <w:p>
+      <w:pPr>
+        <w:rPr>
+          <w:rFonts w:ascii="Courier New" w:eastAsia="Times New Roman" w:hAnsi="Courier New" w:cs="Courier New"/>
+          <w:sz w:val="20"/>
+          <w:szCs w:val="20"/>
+          <w:lang w:val="en-US" w:eastAsia="ru-RU"/>
+        </w:rPr>
+      </w:pPr>
+    </w:p>
+    <w:p>
+      <w:pPr>
+        <w:rPr>
+          <w:rFonts w:ascii="Courier New" w:eastAsia="Times New Roman" w:hAnsi="Courier New" w:cs="Courier New"/>
+          <w:sz w:val="20"/>
+          <w:szCs w:val="20"/>
+          <w:lang w:val="en-US" w:eastAsia="ru-RU"/>
+        </w:rPr>
+      </w:pPr>
+      <w:r>
+        <w:rPr>
+          <w:rFonts w:ascii="Courier New" w:eastAsia="Times New Roman" w:hAnsi="Courier New" w:cs="Courier New"/>
+          <w:sz w:val="20"/>
+          <w:szCs w:val="20"/>
+          <w:lang w:val="en-US" w:eastAsia="ru-RU"/>
+        </w:rPr>
+        <w:t xml:space="preserve">    @staticmethod</w:t>
+      </w:r>
+    </w:p>
+    <w:p>
+      <w:pPr>
+        <w:rPr>
+          <w:rFonts w:ascii="Courier New" w:eastAsia="Times New Roman" w:hAnsi="Courier New" w:cs="Courier New"/>
+          <w:sz w:val="20"/>
+          <w:szCs w:val="20"/>
+          <w:lang w:val="en-US" w:eastAsia="ru-RU"/>
+        </w:rPr>
+      </w:pPr>
+      <w:r>
+        <w:rPr>
+          <w:rFonts w:ascii="Courier New" w:eastAsia="Times New Roman" w:hAnsi="Courier New" w:cs="Courier New"/>
+          <w:sz w:val="20"/>
+          <w:szCs w:val="20"/>
+          <w:lang w:val="en-US" w:eastAsia="ru-RU"/>
+        </w:rPr>
+        <w:t xml:space="preserve">    def get_decimal_sequence(register: Register, count: int | None = None) -&gt; Iterable[int]:</w:t>
+      </w:r>
+    </w:p>
+    <w:p>
+      <w:pPr>
+        <w:rPr>
+          <w:rFonts w:ascii="Courier New" w:eastAsia="Times New Roman" w:hAnsi="Courier New" w:cs="Courier New"/>
+          <w:sz w:val="20"/>
+          <w:szCs w:val="20"/>
+          <w:lang w:eastAsia="ru-RU"/>
+        </w:rPr>
+      </w:pPr>
+      <w:r>
+        <w:rPr>
+          <w:rFonts w:ascii="Courier New" w:eastAsia="Times New Roman" w:hAnsi="Courier New" w:cs="Courier New"/>
+          <w:sz w:val="20"/>
+          <w:szCs w:val="20"/>
+          <w:lang w:val="en-US" w:eastAsia="ru-RU"/>
+        </w:rPr>
+        <w:t xml:space="preserve">        </w:t>
+      </w:r>
+      <w:r>
+        <w:rPr>
+          <w:rFonts w:ascii="Courier New" w:eastAsia="Times New Roman" w:hAnsi="Courier New" w:cs="Courier New"/>
+          <w:sz w:val="20"/>
+          <w:szCs w:val="20"/>
+          <w:lang w:eastAsia="ru-RU"/>
+        </w:rPr>
+        <w:t>"""</w:t>
+      </w:r>
+    </w:p>
+    <w:p>
+      <w:pPr>
+        <w:rPr>
+          <w:rFonts w:ascii="Courier New" w:eastAsia="Times New Roman" w:hAnsi="Courier New" w:cs="Courier New"/>
+          <w:sz w:val="20"/>
+          <w:szCs w:val="20"/>
+          <w:lang w:eastAsia="ru-RU"/>
+        </w:rPr>
+      </w:pPr>
+      <w:r>
+        <w:rPr>
+          <w:rFonts w:ascii="Courier New" w:eastAsia="Times New Roman" w:hAnsi="Courier New" w:cs="Courier New"/>
+          <w:sz w:val="20"/>
+          <w:szCs w:val="20"/>
+          <w:lang w:eastAsia="ru-RU"/>
+        </w:rPr>
+        <w:t xml:space="preserve">        Сгенерировать десятичную последовательность по бинарным состояниям регистра.</w:t>
+      </w:r>
+    </w:p>
+    <w:p>
+      <w:pPr>
+        <w:rPr>
+          <w:rFonts w:ascii="Courier New" w:eastAsia="Times New Roman" w:hAnsi="Courier New" w:cs="Courier New"/>
+          <w:sz w:val="20"/>
+          <w:szCs w:val="20"/>
+          <w:lang w:eastAsia="ru-RU"/>
+        </w:rPr>
+      </w:pPr>
+    </w:p>
+    <w:p>
+      <w:pPr>
+        <w:rPr>
+          <w:rFonts w:ascii="Courier New" w:eastAsia="Times New Roman" w:hAnsi="Courier New" w:cs="Courier New"/>
+          <w:sz w:val="20"/>
+          <w:szCs w:val="20"/>
+          <w:lang w:eastAsia="ru-RU"/>
+        </w:rPr>
+      </w:pPr>
+      <w:r>
+        <w:rPr>
+          <w:rFonts w:ascii="Courier New" w:eastAsia="Times New Roman" w:hAnsi="Courier New" w:cs="Courier New"/>
+          <w:sz w:val="20"/>
+          <w:szCs w:val="20"/>
+          <w:lang w:eastAsia="ru-RU"/>
+        </w:rPr>
+        <w:t xml:space="preserve">        :</w:t>
+      </w:r>
+      <w:r>
+        <w:rPr>
+          <w:rFonts w:ascii="Courier New" w:eastAsia="Times New Roman" w:hAnsi="Courier New" w:cs="Courier New"/>
+          <w:sz w:val="20"/>
+          <w:szCs w:val="20"/>
+          <w:lang w:val="en-US" w:eastAsia="ru-RU"/>
+        </w:rPr>
+        <w:t>param</w:t>
+      </w:r>
+      <w:r>
+        <w:rPr>
+          <w:rFonts w:ascii="Courier New" w:eastAsia="Times New Roman" w:hAnsi="Courier New" w:cs="Courier New"/>
+          <w:sz w:val="20"/>
+          <w:szCs w:val="20"/>
+          <w:lang w:eastAsia="ru-RU"/>
+        </w:rPr>
+        <w:t xml:space="preserve"> </w:t>
+      </w:r>
+      <w:r>
+        <w:rPr>
+          <w:rFonts w:ascii="Courier New" w:eastAsia="Times New Roman" w:hAnsi="Courier New" w:cs="Courier New"/>
+          <w:sz w:val="20"/>
+          <w:szCs w:val="20"/>
+          <w:lang w:val="en-US" w:eastAsia="ru-RU"/>
+        </w:rPr>
+        <w:t>register</w:t>
+      </w:r>
+      <w:r>
+        <w:rPr>
+          <w:rFonts w:ascii="Courier New" w:eastAsia="Times New Roman" w:hAnsi="Courier New" w:cs="Courier New"/>
+          <w:sz w:val="20"/>
+          <w:szCs w:val="20"/>
+          <w:lang w:eastAsia="ru-RU"/>
+        </w:rPr>
+        <w:t>: регистр, из которого производится генерация</w:t>
+      </w:r>
+    </w:p>
+    <w:p>
+      <w:pPr>
+        <w:rPr>
+          <w:rFonts w:ascii="Courier New" w:eastAsia="Times New Roman" w:hAnsi="Courier New" w:cs="Courier New"/>
+          <w:sz w:val="20"/>
+          <w:szCs w:val="20"/>
+          <w:lang w:eastAsia="ru-RU"/>
+        </w:rPr>
+      </w:pPr>
+      <w:r>
+        <w:rPr>
+          <w:rFonts w:ascii="Courier New" w:eastAsia="Times New Roman" w:hAnsi="Courier New" w:cs="Courier New"/>
+          <w:sz w:val="20"/>
+          <w:szCs w:val="20"/>
+          <w:lang w:eastAsia="ru-RU"/>
+        </w:rPr>
+        <w:t xml:space="preserve">        :</w:t>
+      </w:r>
+      <w:r>
+        <w:rPr>
+          <w:rFonts w:ascii="Courier New" w:eastAsia="Times New Roman" w:hAnsi="Courier New" w:cs="Courier New"/>
+          <w:sz w:val="20"/>
+          <w:szCs w:val="20"/>
+          <w:lang w:val="en-US" w:eastAsia="ru-RU"/>
+        </w:rPr>
+        <w:t>param</w:t>
+      </w:r>
+      <w:r>
+        <w:rPr>
+          <w:rFonts w:ascii="Courier New" w:eastAsia="Times New Roman" w:hAnsi="Courier New" w:cs="Courier New"/>
+          <w:sz w:val="20"/>
+          <w:szCs w:val="20"/>
+          <w:lang w:eastAsia="ru-RU"/>
+        </w:rPr>
+        <w:t xml:space="preserve"> </w:t>
+      </w:r>
+      <w:r>
+        <w:rPr>
+          <w:rFonts w:ascii="Courier New" w:eastAsia="Times New Roman" w:hAnsi="Courier New" w:cs="Courier New"/>
+          <w:sz w:val="20"/>
+          <w:szCs w:val="20"/>
+          <w:lang w:val="en-US" w:eastAsia="ru-RU"/>
+        </w:rPr>
+        <w:t>count</w:t>
+      </w:r>
+      <w:r>
+        <w:rPr>
+          <w:rFonts w:ascii="Courier New" w:eastAsia="Times New Roman" w:hAnsi="Courier New" w:cs="Courier New"/>
+          <w:sz w:val="20"/>
+          <w:szCs w:val="20"/>
+          <w:lang w:eastAsia="ru-RU"/>
+        </w:rPr>
+        <w:t>: количество состояний для генерации (``</w:t>
+      </w:r>
+      <w:r>
+        <w:rPr>
+          <w:rFonts w:ascii="Courier New" w:eastAsia="Times New Roman" w:hAnsi="Courier New" w:cs="Courier New"/>
+          <w:sz w:val="20"/>
+          <w:szCs w:val="20"/>
+          <w:lang w:val="en-US" w:eastAsia="ru-RU"/>
+        </w:rPr>
+        <w:t>None</w:t>
+      </w:r>
+      <w:r>
+        <w:rPr>
+          <w:rFonts w:ascii="Courier New" w:eastAsia="Times New Roman" w:hAnsi="Courier New" w:cs="Courier New"/>
+          <w:sz w:val="20"/>
+          <w:szCs w:val="20"/>
+          <w:lang w:eastAsia="ru-RU"/>
+        </w:rPr>
+        <w:t>`` — полный период)</w:t>
+      </w:r>
+    </w:p>
+    <w:p>
+      <w:pPr>
+        <w:rPr>
+          <w:rFonts w:ascii="Courier New" w:eastAsia="Times New Roman" w:hAnsi="Courier New" w:cs="Courier New"/>
+          <w:sz w:val="20"/>
+          <w:szCs w:val="20"/>
+          <w:lang w:eastAsia="ru-RU"/>
+        </w:rPr>
+      </w:pPr>
+      <w:r>
+        <w:rPr>
+          <w:rFonts w:ascii="Courier New" w:eastAsia="Times New Roman" w:hAnsi="Courier New" w:cs="Courier New"/>
+          <w:sz w:val="20"/>
+          <w:szCs w:val="20"/>
+          <w:lang w:eastAsia="ru-RU"/>
+        </w:rPr>
+        <w:t xml:space="preserve">        :</w:t>
+      </w:r>
+      <w:r>
+        <w:rPr>
+          <w:rFonts w:ascii="Courier New" w:eastAsia="Times New Roman" w:hAnsi="Courier New" w:cs="Courier New"/>
+          <w:sz w:val="20"/>
+          <w:szCs w:val="20"/>
+          <w:lang w:val="en-US" w:eastAsia="ru-RU"/>
+        </w:rPr>
+        <w:t>yield</w:t>
+      </w:r>
+      <w:r>
+        <w:rPr>
+          <w:rFonts w:ascii="Courier New" w:eastAsia="Times New Roman" w:hAnsi="Courier New" w:cs="Courier New"/>
+          <w:sz w:val="20"/>
+          <w:szCs w:val="20"/>
+          <w:lang w:eastAsia="ru-RU"/>
+        </w:rPr>
+        <w:t>: десятичные числа, полученные из бинарных состояний</w:t>
+      </w:r>
+    </w:p>
+    <w:p>
+      <w:pPr>
+        <w:rPr>
+          <w:rFonts w:ascii="Courier New" w:eastAsia="Times New Roman" w:hAnsi="Courier New" w:cs="Courier New"/>
+          <w:sz w:val="20"/>
+          <w:szCs w:val="20"/>
+          <w:lang w:eastAsia="ru-RU"/>
+        </w:rPr>
+      </w:pPr>
+      <w:r>
+        <w:rPr>
+          <w:rFonts w:ascii="Courier New" w:eastAsia="Times New Roman" w:hAnsi="Courier New" w:cs="Courier New"/>
+          <w:sz w:val="20"/>
+          <w:szCs w:val="20"/>
+          <w:lang w:eastAsia="ru-RU"/>
+        </w:rPr>
+        <w:lastRenderedPageBreak/>
+        <w:t xml:space="preserve">        """</w:t>
+      </w:r>
+    </w:p>
+    <w:p>
+      <w:pPr>
+        <w:rPr>
+          <w:rFonts w:ascii="Courier New" w:eastAsia="Times New Roman" w:hAnsi="Courier New" w:cs="Courier New"/>
+          <w:sz w:val="20"/>
+          <w:szCs w:val="20"/>
+          <w:lang w:eastAsia="ru-RU"/>
+        </w:rPr>
+      </w:pPr>
+      <w:r>
+        <w:rPr>
+          <w:rFonts w:ascii="Courier New" w:eastAsia="Times New Roman" w:hAnsi="Courier New" w:cs="Courier New"/>
+          <w:sz w:val="20"/>
+          <w:szCs w:val="20"/>
+          <w:lang w:eastAsia="ru-RU"/>
+        </w:rPr>
+        <w:t xml:space="preserve">        </w:t>
+      </w:r>
+      <w:r>
+        <w:rPr>
+          <w:rFonts w:ascii="Courier New" w:eastAsia="Times New Roman" w:hAnsi="Courier New" w:cs="Courier New"/>
+          <w:sz w:val="20"/>
+          <w:szCs w:val="20"/>
+          <w:lang w:val="en-US" w:eastAsia="ru-RU"/>
+        </w:rPr>
+        <w:t>logger</w:t>
+      </w:r>
+      <w:r>
+        <w:rPr>
+          <w:rFonts w:ascii="Courier New" w:eastAsia="Times New Roman" w:hAnsi="Courier New" w:cs="Courier New"/>
+          <w:sz w:val="20"/>
+          <w:szCs w:val="20"/>
+          <w:lang w:eastAsia="ru-RU"/>
+        </w:rPr>
+        <w:t>.</w:t>
+      </w:r>
+      <w:r>
+        <w:rPr>
+          <w:rFonts w:ascii="Courier New" w:eastAsia="Times New Roman" w:hAnsi="Courier New" w:cs="Courier New"/>
+          <w:sz w:val="20"/>
+          <w:szCs w:val="20"/>
+          <w:lang w:val="en-US" w:eastAsia="ru-RU"/>
+        </w:rPr>
+        <w:t>info</w:t>
+      </w:r>
+      <w:r>
+        <w:rPr>
+          <w:rFonts w:ascii="Courier New" w:eastAsia="Times New Roman" w:hAnsi="Courier New" w:cs="Courier New"/>
+          <w:sz w:val="20"/>
+          <w:szCs w:val="20"/>
+          <w:lang w:eastAsia="ru-RU"/>
         </w:rPr>
         <w:t>(</w:t>
       </w:r>
-      <w:proofErr w:type="spellStart"/>
-      <w:r>
-        <w:rPr>
-          <w:lang w:val="en-US"/>
-        </w:rPr>
-        <w:t>poly_str</w:t>
-      </w:r>
-      <w:proofErr w:type="spellEnd"/>
-      <w:r>
-        <w:rPr>
-          <w:lang w:val="en-US"/>
-        </w:rPr>
-        <w:t>)</w:t>
-      </w:r>
-      <w:r>
-        <w:rPr>
-          <w:lang w:val="en-US"/>
-        </w:rPr>
-        <w:br/>
-        <w:t xml:space="preserve">    N = </w:t>
-      </w:r>
-      <w:proofErr w:type="spellStart"/>
-      <w:r>
-        <w:rPr>
-          <w:lang w:val="en-US"/>
-        </w:rPr>
-        <w:t>len</w:t>
-      </w:r>
-      <w:proofErr w:type="spellEnd"/>
-      <w:r>
-        <w:rPr>
-          <w:lang w:val="en-US"/>
-        </w:rPr>
-        <w:t>(</w:t>
-      </w:r>
-      <w:proofErr w:type="spellStart"/>
-      <w:r>
-        <w:rPr>
-          <w:lang w:val="en-US"/>
-        </w:rPr>
-        <w:t>coeffs</w:t>
-      </w:r>
-      <w:proofErr w:type="spellEnd"/>
-      <w:r>
-        <w:rPr>
-          <w:lang w:val="en-US"/>
-        </w:rPr>
-        <w:t>)</w:t>
-      </w:r>
-      <w:r>
-        <w:rPr>
-          <w:lang w:val="en-US"/>
-        </w:rPr>
-        <w:br/>
-      </w:r>
-      <w:r>
-        <w:rPr>
-          <w:lang w:val="en-US"/>
-        </w:rPr>
-        <w:lastRenderedPageBreak/>
-        <w:t xml:space="preserve">    print(f"</w:t>
-      </w:r>
-      <w:r>
-        <w:t>Степень</w:t>
-      </w:r>
-      <w:r>
-        <w:rPr>
-          <w:lang w:val="en-US"/>
+    </w:p>
+    <w:p>
+      <w:pPr>
+        <w:rPr>
+          <w:rFonts w:ascii="Courier New" w:eastAsia="Times New Roman" w:hAnsi="Courier New" w:cs="Courier New"/>
+          <w:sz w:val="20"/>
+          <w:szCs w:val="20"/>
+          <w:lang w:val="en-US" w:eastAsia="ru-RU"/>
+        </w:rPr>
+      </w:pPr>
+      <w:r>
+        <w:rPr>
+          <w:rFonts w:ascii="Courier New" w:eastAsia="Times New Roman" w:hAnsi="Courier New" w:cs="Courier New"/>
+          <w:sz w:val="20"/>
+          <w:szCs w:val="20"/>
+          <w:lang w:eastAsia="ru-RU"/>
+        </w:rPr>
+        <w:t xml:space="preserve">            "Генерация десятичной последовательности из регистра. </w:t>
+      </w:r>
+      <w:r>
+        <w:rPr>
+          <w:rFonts w:ascii="Courier New" w:eastAsia="Times New Roman" w:hAnsi="Courier New" w:cs="Courier New"/>
+          <w:sz w:val="20"/>
+          <w:szCs w:val="20"/>
+          <w:lang w:val="en-US" w:eastAsia="ru-RU"/>
+        </w:rPr>
+        <w:t>Количество состояний: %s",</w:t>
+      </w:r>
+    </w:p>
+    <w:p>
+      <w:pPr>
+        <w:rPr>
+          <w:rFonts w:ascii="Courier New" w:eastAsia="Times New Roman" w:hAnsi="Courier New" w:cs="Courier New"/>
+          <w:sz w:val="20"/>
+          <w:szCs w:val="20"/>
+          <w:lang w:val="en-US" w:eastAsia="ru-RU"/>
+        </w:rPr>
+      </w:pPr>
+      <w:r>
+        <w:rPr>
+          <w:rFonts w:ascii="Courier New" w:eastAsia="Times New Roman" w:hAnsi="Courier New" w:cs="Courier New"/>
+          <w:sz w:val="20"/>
+          <w:szCs w:val="20"/>
+          <w:lang w:val="en-US" w:eastAsia="ru-RU"/>
+        </w:rPr>
+        <w:t xml:space="preserve">            "полный период" if count is None else count,</w:t>
+      </w:r>
+    </w:p>
+    <w:p>
+      <w:pPr>
+        <w:rPr>
+          <w:rFonts w:ascii="Courier New" w:eastAsia="Times New Roman" w:hAnsi="Courier New" w:cs="Courier New"/>
+          <w:sz w:val="20"/>
+          <w:szCs w:val="20"/>
+          <w:lang w:val="en-US" w:eastAsia="ru-RU"/>
+        </w:rPr>
+      </w:pPr>
+      <w:r>
+        <w:rPr>
+          <w:rFonts w:ascii="Courier New" w:eastAsia="Times New Roman" w:hAnsi="Courier New" w:cs="Courier New"/>
+          <w:sz w:val="20"/>
+          <w:szCs w:val="20"/>
+          <w:lang w:val="en-US" w:eastAsia="ru-RU"/>
+        </w:rPr>
+        <w:t xml:space="preserve">        )</w:t>
+      </w:r>
+    </w:p>
+    <w:p>
+      <w:pPr>
+        <w:rPr>
+          <w:rFonts w:ascii="Courier New" w:eastAsia="Times New Roman" w:hAnsi="Courier New" w:cs="Courier New"/>
+          <w:sz w:val="20"/>
+          <w:szCs w:val="20"/>
+          <w:lang w:val="en-US" w:eastAsia="ru-RU"/>
+        </w:rPr>
+      </w:pPr>
+    </w:p>
+    <w:p>
+      <w:pPr>
+        <w:rPr>
+          <w:rFonts w:ascii="Courier New" w:eastAsia="Times New Roman" w:hAnsi="Courier New" w:cs="Courier New"/>
+          <w:sz w:val="20"/>
+          <w:szCs w:val="20"/>
+          <w:lang w:val="en-US" w:eastAsia="ru-RU"/>
+        </w:rPr>
+      </w:pPr>
+      <w:r>
+        <w:rPr>
+          <w:rFonts w:ascii="Courier New" w:eastAsia="Times New Roman" w:hAnsi="Courier New" w:cs="Courier New"/>
+          <w:sz w:val="20"/>
+          <w:szCs w:val="20"/>
+          <w:lang w:val="en-US" w:eastAsia="ru-RU"/>
+        </w:rPr>
+        <w:t xml:space="preserve">        for binary_str in RegisterService.get_binary_sequence(register, count):</w:t>
+      </w:r>
+    </w:p>
+    <w:p>
+      <w:pPr>
+        <w:rPr>
+          <w:rFonts w:ascii="Courier New" w:eastAsia="Times New Roman" w:hAnsi="Courier New" w:cs="Courier New"/>
+          <w:sz w:val="20"/>
+          <w:szCs w:val="20"/>
+          <w:lang w:val="en-US" w:eastAsia="ru-RU"/>
+        </w:rPr>
+      </w:pPr>
+      <w:r>
+        <w:rPr>
+          <w:rFonts w:ascii="Courier New" w:eastAsia="Times New Roman" w:hAnsi="Courier New" w:cs="Courier New"/>
+          <w:sz w:val="20"/>
+          <w:szCs w:val="20"/>
+          <w:lang w:val="en-US" w:eastAsia="ru-RU"/>
+        </w:rPr>
+        <w:t xml:space="preserve">            yield int(binary_str, 2)</w:t>
+      </w:r>
+    </w:p>
+    <w:p>
+      <w:pPr>
+        <w:rPr>
+          <w:rFonts w:ascii="Courier New" w:eastAsia="Times New Roman" w:hAnsi="Courier New" w:cs="Courier New"/>
+          <w:sz w:val="20"/>
+          <w:szCs w:val="20"/>
+          <w:lang w:val="en-US" w:eastAsia="ru-RU"/>
+        </w:rPr>
+      </w:pPr>
+    </w:p>
+    <w:p>
+      <w:pPr>
+        <w:rPr>
+          <w:rFonts w:ascii="Courier New" w:eastAsia="Times New Roman" w:hAnsi="Courier New" w:cs="Courier New"/>
+          <w:sz w:val="20"/>
+          <w:szCs w:val="20"/>
+          <w:lang w:val="en-US" w:eastAsia="ru-RU"/>
+        </w:rPr>
+      </w:pPr>
+      <w:r>
+        <w:rPr>
+          <w:rFonts w:ascii="Courier New" w:eastAsia="Times New Roman" w:hAnsi="Courier New" w:cs="Courier New"/>
+          <w:sz w:val="20"/>
+          <w:szCs w:val="20"/>
+          <w:lang w:val="en-US" w:eastAsia="ru-RU"/>
+        </w:rPr>
+        <w:t xml:space="preserve">    @staticmethod</w:t>
+      </w:r>
+    </w:p>
+    <w:p>
+      <w:pPr>
+        <w:rPr>
+          <w:rFonts w:ascii="Courier New" w:eastAsia="Times New Roman" w:hAnsi="Courier New" w:cs="Courier New"/>
+          <w:sz w:val="20"/>
+          <w:szCs w:val="20"/>
+          <w:lang w:val="en-US" w:eastAsia="ru-RU"/>
+        </w:rPr>
+      </w:pPr>
+      <w:r>
+        <w:rPr>
+          <w:rFonts w:ascii="Courier New" w:eastAsia="Times New Roman" w:hAnsi="Courier New" w:cs="Courier New"/>
+          <w:sz w:val="20"/>
+          <w:szCs w:val="20"/>
+          <w:lang w:val="en-US" w:eastAsia="ru-RU"/>
+        </w:rPr>
+        <w:t xml:space="preserve">    def is_maximized_period(register: Register) -&gt; bool:</w:t>
+      </w:r>
+    </w:p>
+    <w:p>
+      <w:pPr>
+        <w:rPr>
+          <w:rFonts w:ascii="Courier New" w:eastAsia="Times New Roman" w:hAnsi="Courier New" w:cs="Courier New"/>
+          <w:sz w:val="20"/>
+          <w:szCs w:val="20"/>
+          <w:lang w:eastAsia="ru-RU"/>
+        </w:rPr>
+      </w:pPr>
+      <w:r>
+        <w:rPr>
+          <w:rFonts w:ascii="Courier New" w:eastAsia="Times New Roman" w:hAnsi="Courier New" w:cs="Courier New"/>
+          <w:sz w:val="20"/>
+          <w:szCs w:val="20"/>
+          <w:lang w:val="en-US" w:eastAsia="ru-RU"/>
+        </w:rPr>
+        <w:t xml:space="preserve">        </w:t>
+      </w:r>
+      <w:r>
+        <w:rPr>
+          <w:rFonts w:ascii="Courier New" w:eastAsia="Times New Roman" w:hAnsi="Courier New" w:cs="Courier New"/>
+          <w:sz w:val="20"/>
+          <w:szCs w:val="20"/>
+          <w:lang w:eastAsia="ru-RU"/>
+        </w:rPr>
+        <w:t>"""</w:t>
+      </w:r>
+    </w:p>
+    <w:p>
+      <w:pPr>
+        <w:rPr>
+          <w:rFonts w:ascii="Courier New" w:eastAsia="Times New Roman" w:hAnsi="Courier New" w:cs="Courier New"/>
+          <w:sz w:val="20"/>
+          <w:szCs w:val="20"/>
+          <w:lang w:eastAsia="ru-RU"/>
+        </w:rPr>
+      </w:pPr>
+      <w:r>
+        <w:rPr>
+          <w:rFonts w:ascii="Courier New" w:eastAsia="Times New Roman" w:hAnsi="Courier New" w:cs="Courier New"/>
+          <w:sz w:val="20"/>
+          <w:szCs w:val="20"/>
+          <w:lang w:eastAsia="ru-RU"/>
+        </w:rPr>
+        <w:t xml:space="preserve">        Проверить, имеет ли регистр максимальный период.</w:t>
+      </w:r>
+    </w:p>
+    <w:p>
+      <w:pPr>
+        <w:rPr>
+          <w:rFonts w:ascii="Courier New" w:eastAsia="Times New Roman" w:hAnsi="Courier New" w:cs="Courier New"/>
+          <w:sz w:val="20"/>
+          <w:szCs w:val="20"/>
+          <w:lang w:eastAsia="ru-RU"/>
+        </w:rPr>
+      </w:pPr>
+    </w:p>
+    <w:p>
+      <w:pPr>
+        <w:rPr>
+          <w:rFonts w:ascii="Courier New" w:eastAsia="Times New Roman" w:hAnsi="Courier New" w:cs="Courier New"/>
+          <w:sz w:val="20"/>
+          <w:szCs w:val="20"/>
+          <w:lang w:eastAsia="ru-RU"/>
+        </w:rPr>
+      </w:pPr>
+      <w:r>
+        <w:rPr>
+          <w:rFonts w:ascii="Courier New" w:eastAsia="Times New Roman" w:hAnsi="Courier New" w:cs="Courier New"/>
+          <w:sz w:val="20"/>
+          <w:szCs w:val="20"/>
+          <w:lang w:eastAsia="ru-RU"/>
+        </w:rPr>
+        <w:t xml:space="preserve">        :</w:t>
+      </w:r>
+      <w:r>
+        <w:rPr>
+          <w:rFonts w:ascii="Courier New" w:eastAsia="Times New Roman" w:hAnsi="Courier New" w:cs="Courier New"/>
+          <w:sz w:val="20"/>
+          <w:szCs w:val="20"/>
+          <w:lang w:val="en-US" w:eastAsia="ru-RU"/>
+        </w:rPr>
+        <w:t>param</w:t>
+      </w:r>
+      <w:r>
+        <w:rPr>
+          <w:rFonts w:ascii="Courier New" w:eastAsia="Times New Roman" w:hAnsi="Courier New" w:cs="Courier New"/>
+          <w:sz w:val="20"/>
+          <w:szCs w:val="20"/>
+          <w:lang w:eastAsia="ru-RU"/>
         </w:rPr>
         <w:t xml:space="preserve"> </w:t>
       </w:r>
       <w:r>
-        <w:t>многочлена</w:t>
-      </w:r>
-      <w:r>
-        <w:rPr>
-          <w:lang w:val="en-US"/>
-        </w:rPr>
-        <w:t xml:space="preserve"> (N): {N}")</w:t>
-      </w:r>
-      <w:r>
-        <w:rPr>
-          <w:lang w:val="en-US"/>
-        </w:rPr>
-        <w:br/>
-        <w:t xml:space="preserve">    print(f"</w:t>
-      </w:r>
-      <w:r>
-        <w:t>Коэффициенты</w:t>
-      </w:r>
-      <w:r>
-        <w:rPr>
-          <w:lang w:val="en-US"/>
-        </w:rPr>
-        <w:t>: {</w:t>
-      </w:r>
-      <w:proofErr w:type="spellStart"/>
-      <w:r>
-        <w:rPr>
-          <w:lang w:val="en-US"/>
-        </w:rPr>
-        <w:t>coeffs</w:t>
-      </w:r>
-      <w:proofErr w:type="spellEnd"/>
-      <w:r>
-        <w:rPr>
-          <w:lang w:val="en-US"/>
-        </w:rPr>
-        <w:t>}")</w:t>
-      </w:r>
-      <w:r>
-        <w:rPr>
-          <w:lang w:val="en-US"/>
-        </w:rPr>
-        <w:br/>
-        <w:t xml:space="preserve">    try:</w:t>
-      </w:r>
-      <w:r>
-        <w:rPr>
-          <w:lang w:val="en-US"/>
-        </w:rPr>
-        <w:br/>
-        <w:t xml:space="preserve">        k = int(input("</w:t>
-      </w:r>
-      <w:r>
-        <w:t>Сдвиг</w:t>
-      </w:r>
-      <w:r>
-        <w:rPr>
-          <w:lang w:val="en-US"/>
-        </w:rPr>
-        <w:t xml:space="preserve"> k(2): "))</w:t>
-      </w:r>
-      <w:r>
-        <w:rPr>
-          <w:lang w:val="en-US"/>
-        </w:rPr>
-        <w:br/>
-        <w:t xml:space="preserve">    except </w:t>
-      </w:r>
-      <w:proofErr w:type="spellStart"/>
-      <w:r>
-        <w:rPr>
-          <w:lang w:val="en-US"/>
-        </w:rPr>
-        <w:t>ValueError</w:t>
-      </w:r>
-      <w:proofErr w:type="spellEnd"/>
-      <w:r>
-        <w:rPr>
-          <w:lang w:val="en-US"/>
-        </w:rPr>
-        <w:t>:</w:t>
-      </w:r>
-      <w:r>
-        <w:rPr>
-          <w:lang w:val="en-US"/>
-        </w:rPr>
-        <w:br/>
-        <w:t xml:space="preserve">        print("</w:t>
-      </w:r>
-      <w:r>
-        <w:t>Ошибка</w:t>
-      </w:r>
-      <w:r>
-        <w:rPr>
-          <w:lang w:val="en-US"/>
-        </w:rPr>
-        <w:t xml:space="preserve"> </w:t>
-      </w:r>
-      <w:r>
-        <w:t>целое</w:t>
-      </w:r>
-      <w:r>
-        <w:rPr>
-          <w:lang w:val="en-US"/>
-        </w:rPr>
-        <w:t xml:space="preserve"> </w:t>
-      </w:r>
-      <w:r>
-        <w:t>число</w:t>
-      </w:r>
-      <w:r>
-        <w:rPr>
-          <w:lang w:val="en-US"/>
-        </w:rPr>
-        <w:t xml:space="preserve"> </w:t>
-      </w:r>
-      <w:r>
-        <w:t>для</w:t>
-      </w:r>
-      <w:r>
-        <w:rPr>
-          <w:lang w:val="en-US"/>
-        </w:rPr>
-        <w:t xml:space="preserve"> </w:t>
-      </w:r>
-      <w:r>
-        <w:t>сдвига</w:t>
-      </w:r>
-      <w:r>
-        <w:rPr>
-          <w:lang w:val="en-US"/>
-        </w:rPr>
-        <w:t xml:space="preserve"> k.")</w:t>
-      </w:r>
-      <w:r>
-        <w:rPr>
-          <w:lang w:val="en-US"/>
-        </w:rPr>
-        <w:br/>
-        <w:t xml:space="preserve">        return</w:t>
-      </w:r>
-      <w:r>
-        <w:rPr>
-          <w:lang w:val="en-US"/>
-        </w:rPr>
-        <w:br/>
-      </w:r>
-      <w:r>
-        <w:rPr>
-          <w:lang w:val="en-US"/>
-        </w:rPr>
-        <w:br/>
-        <w:t xml:space="preserve">    </w:t>
-      </w:r>
-      <w:proofErr w:type="spellStart"/>
-      <w:r>
-        <w:rPr>
-          <w:lang w:val="en-US"/>
-        </w:rPr>
-        <w:t>init_state_str</w:t>
-      </w:r>
-      <w:proofErr w:type="spellEnd"/>
-      <w:r>
-        <w:rPr>
-          <w:lang w:val="en-US"/>
-        </w:rPr>
-        <w:t xml:space="preserve"> = input("</w:t>
-      </w:r>
-      <w:r>
-        <w:t>Начальное</w:t>
-      </w:r>
-      <w:r>
-        <w:rPr>
-          <w:lang w:val="en-US"/>
-        </w:rPr>
-        <w:t xml:space="preserve"> </w:t>
-      </w:r>
-      <w:r>
-        <w:t>состояние</w:t>
-      </w:r>
-      <w:r>
-        <w:rPr>
-          <w:lang w:val="en-US"/>
-        </w:rPr>
-        <w:t>:(01000) ")</w:t>
-      </w:r>
-      <w:r>
-        <w:rPr>
-          <w:lang w:val="en-US"/>
-        </w:rPr>
-        <w:br/>
-        <w:t xml:space="preserve">    if </w:t>
-      </w:r>
-      <w:proofErr w:type="spellStart"/>
-      <w:r>
-        <w:rPr>
-          <w:lang w:val="en-US"/>
-        </w:rPr>
-        <w:t>len</w:t>
-      </w:r>
-      <w:proofErr w:type="spellEnd"/>
-      <w:r>
-        <w:rPr>
-          <w:lang w:val="en-US"/>
-        </w:rPr>
-        <w:t>(</w:t>
-      </w:r>
-      <w:proofErr w:type="spellStart"/>
-      <w:r>
-        <w:rPr>
-          <w:lang w:val="en-US"/>
-        </w:rPr>
-        <w:t>init_state_str</w:t>
-      </w:r>
-      <w:proofErr w:type="spellEnd"/>
-      <w:r>
-        <w:rPr>
-          <w:lang w:val="en-US"/>
-        </w:rPr>
-        <w:t>) != N or any(</w:t>
-      </w:r>
-      <w:proofErr w:type="spellStart"/>
-      <w:r>
-        <w:rPr>
-          <w:lang w:val="en-US"/>
-        </w:rPr>
-        <w:t>ch</w:t>
-      </w:r>
-      <w:proofErr w:type="spellEnd"/>
-      <w:r>
-        <w:rPr>
-          <w:lang w:val="en-US"/>
-        </w:rPr>
-        <w:t xml:space="preserve"> not in "01" for </w:t>
-      </w:r>
-      <w:proofErr w:type="spellStart"/>
-      <w:r>
-        <w:rPr>
-          <w:lang w:val="en-US"/>
-        </w:rPr>
-        <w:t>ch</w:t>
-      </w:r>
-      <w:proofErr w:type="spellEnd"/>
-      <w:r>
-        <w:rPr>
-          <w:lang w:val="en-US"/>
-        </w:rPr>
-        <w:t xml:space="preserve"> in </w:t>
-      </w:r>
-      <w:proofErr w:type="spellStart"/>
-      <w:r>
-        <w:rPr>
-          <w:lang w:val="en-US"/>
-        </w:rPr>
-        <w:t>init_state_str</w:t>
-      </w:r>
-      <w:proofErr w:type="spellEnd"/>
-      <w:r>
-        <w:rPr>
-          <w:lang w:val="en-US"/>
-        </w:rPr>
-        <w:t>):</w:t>
-      </w:r>
-      <w:r>
-        <w:rPr>
-          <w:lang w:val="en-US"/>
-        </w:rPr>
-        <w:br/>
-        <w:t xml:space="preserve">        print(</w:t>
-      </w:r>
-      <w:proofErr w:type="spellStart"/>
-      <w:r>
-        <w:rPr>
-          <w:lang w:val="en-US"/>
-        </w:rPr>
-        <w:t>f"C</w:t>
-      </w:r>
-      <w:r>
-        <w:t>остояние</w:t>
-      </w:r>
-      <w:proofErr w:type="spellEnd"/>
-      <w:r>
-        <w:rPr>
-          <w:lang w:val="en-US"/>
-        </w:rPr>
-        <w:t xml:space="preserve"> </w:t>
-      </w:r>
-      <w:r>
-        <w:t>должно</w:t>
-      </w:r>
-      <w:r>
-        <w:rPr>
-          <w:lang w:val="en-US"/>
-        </w:rPr>
-        <w:t xml:space="preserve"> </w:t>
-      </w:r>
-      <w:r>
-        <w:t>состоять</w:t>
-      </w:r>
-      <w:r>
-        <w:rPr>
-          <w:lang w:val="en-US"/>
-        </w:rPr>
-        <w:t xml:space="preserve"> </w:t>
-      </w:r>
-      <w:r>
-        <w:t>из</w:t>
-      </w:r>
-      <w:r>
-        <w:rPr>
-          <w:lang w:val="en-US"/>
-        </w:rPr>
-        <w:t xml:space="preserve"> {N} ")</w:t>
-      </w:r>
-      <w:r>
-        <w:rPr>
-          <w:lang w:val="en-US"/>
-        </w:rPr>
-        <w:br/>
-        <w:t xml:space="preserve">        return</w:t>
-      </w:r>
-      <w:r>
-        <w:rPr>
-          <w:lang w:val="en-US"/>
-        </w:rPr>
-        <w:br/>
-        <w:t xml:space="preserve">    state = [int(</w:t>
-      </w:r>
-      <w:proofErr w:type="spellStart"/>
-      <w:r>
-        <w:rPr>
-          <w:lang w:val="en-US"/>
-        </w:rPr>
-        <w:t>ch</w:t>
-      </w:r>
-      <w:proofErr w:type="spellEnd"/>
-      <w:r>
-        <w:rPr>
-          <w:lang w:val="en-US"/>
-        </w:rPr>
-        <w:t xml:space="preserve">) for </w:t>
-      </w:r>
-      <w:proofErr w:type="spellStart"/>
-      <w:r>
-        <w:rPr>
-          <w:lang w:val="en-US"/>
-        </w:rPr>
-        <w:t>ch</w:t>
-      </w:r>
-      <w:proofErr w:type="spellEnd"/>
-      <w:r>
-        <w:rPr>
-          <w:lang w:val="en-US"/>
-        </w:rPr>
-        <w:t xml:space="preserve"> in </w:t>
-      </w:r>
-      <w:proofErr w:type="spellStart"/>
-      <w:r>
-        <w:rPr>
-          <w:lang w:val="en-US"/>
-        </w:rPr>
-        <w:t>init_state_str</w:t>
-      </w:r>
-      <w:proofErr w:type="spellEnd"/>
-      <w:r>
-        <w:rPr>
-          <w:lang w:val="en-US"/>
-        </w:rPr>
-        <w:t>]</w:t>
-      </w:r>
-      <w:r>
-        <w:rPr>
-          <w:lang w:val="en-US"/>
-        </w:rPr>
-        <w:br/>
-        <w:t xml:space="preserve">    </w:t>
-      </w:r>
-      <w:proofErr w:type="spellStart"/>
-      <w:r>
-        <w:rPr>
-          <w:lang w:val="en-US"/>
-        </w:rPr>
-        <w:t>seen_states</w:t>
-      </w:r>
-      <w:proofErr w:type="spellEnd"/>
-      <w:r>
-        <w:rPr>
-          <w:lang w:val="en-US"/>
-        </w:rPr>
-        <w:t xml:space="preserve"> = {}</w:t>
-      </w:r>
-      <w:r>
-        <w:rPr>
-          <w:lang w:val="en-US"/>
-        </w:rPr>
-        <w:br/>
-        <w:t xml:space="preserve">    sequence = []</w:t>
-      </w:r>
-      <w:r>
-        <w:rPr>
-          <w:lang w:val="en-US"/>
-        </w:rPr>
-        <w:br/>
-        <w:t xml:space="preserve">    period = 0</w:t>
-      </w:r>
-      <w:r>
-        <w:rPr>
-          <w:lang w:val="en-US"/>
-        </w:rPr>
-        <w:br/>
-        <w:t xml:space="preserve">    print("\n-----")</w:t>
-      </w:r>
-      <w:r>
-        <w:rPr>
-          <w:lang w:val="en-US"/>
-        </w:rPr>
-        <w:br/>
-        <w:t xml:space="preserve">    while tuple(state) not in </w:t>
-      </w:r>
-      <w:proofErr w:type="spellStart"/>
-      <w:r>
-        <w:rPr>
-          <w:lang w:val="en-US"/>
-        </w:rPr>
-        <w:t>seen_states</w:t>
-      </w:r>
-      <w:proofErr w:type="spellEnd"/>
-      <w:r>
-        <w:rPr>
-          <w:lang w:val="en-US"/>
-        </w:rPr>
-        <w:t>:</w:t>
-      </w:r>
-      <w:r>
-        <w:rPr>
-          <w:lang w:val="en-US"/>
-        </w:rPr>
-        <w:br/>
+        <w:rPr>
+          <w:rFonts w:ascii="Courier New" w:eastAsia="Times New Roman" w:hAnsi="Courier New" w:cs="Courier New"/>
+          <w:sz w:val="20"/>
+          <w:szCs w:val="20"/>
+          <w:lang w:val="en-US" w:eastAsia="ru-RU"/>
+        </w:rPr>
+        <w:t>register</w:t>
+      </w:r>
+      <w:r>
+        <w:rPr>
+          <w:rFonts w:ascii="Courier New" w:eastAsia="Times New Roman" w:hAnsi="Courier New" w:cs="Courier New"/>
+          <w:sz w:val="20"/>
+          <w:szCs w:val="20"/>
+          <w:lang w:eastAsia="ru-RU"/>
+        </w:rPr>
+        <w:t>: регистр для проверки</w:t>
+      </w:r>
+    </w:p>
+    <w:p>
+      <w:pPr>
+        <w:rPr>
+          <w:rFonts w:ascii="Courier New" w:eastAsia="Times New Roman" w:hAnsi="Courier New" w:cs="Courier New"/>
+          <w:sz w:val="20"/>
+          <w:szCs w:val="20"/>
+          <w:lang w:eastAsia="ru-RU"/>
+        </w:rPr>
+      </w:pPr>
+      <w:r>
+        <w:rPr>
+          <w:rFonts w:ascii="Courier New" w:eastAsia="Times New Roman" w:hAnsi="Courier New" w:cs="Courier New"/>
+          <w:sz w:val="20"/>
+          <w:szCs w:val="20"/>
+          <w:lang w:eastAsia="ru-RU"/>
+        </w:rPr>
+        <w:t xml:space="preserve">        :</w:t>
+      </w:r>
+      <w:r>
+        <w:rPr>
+          <w:rFonts w:ascii="Courier New" w:eastAsia="Times New Roman" w:hAnsi="Courier New" w:cs="Courier New"/>
+          <w:sz w:val="20"/>
+          <w:szCs w:val="20"/>
+          <w:lang w:val="en-US" w:eastAsia="ru-RU"/>
+        </w:rPr>
+        <w:t>return</w:t>
+      </w:r>
+      <w:r>
+        <w:rPr>
+          <w:rFonts w:ascii="Courier New" w:eastAsia="Times New Roman" w:hAnsi="Courier New" w:cs="Courier New"/>
+          <w:sz w:val="20"/>
+          <w:szCs w:val="20"/>
+          <w:lang w:eastAsia="ru-RU"/>
+        </w:rPr>
+        <w:t>: ``</w:t>
+      </w:r>
+      <w:r>
+        <w:rPr>
+          <w:rFonts w:ascii="Courier New" w:eastAsia="Times New Roman" w:hAnsi="Courier New" w:cs="Courier New"/>
+          <w:sz w:val="20"/>
+          <w:szCs w:val="20"/>
+          <w:lang w:val="en-US" w:eastAsia="ru-RU"/>
+        </w:rPr>
+        <w:t>True</w:t>
+      </w:r>
+      <w:r>
+        <w:rPr>
+          <w:rFonts w:ascii="Courier New" w:eastAsia="Times New Roman" w:hAnsi="Courier New" w:cs="Courier New"/>
+          <w:sz w:val="20"/>
+          <w:szCs w:val="20"/>
+          <w:lang w:eastAsia="ru-RU"/>
+        </w:rPr>
+        <w:t>``, если период максимален (\\(2^</w:t>
+      </w:r>
+      <w:r>
+        <w:rPr>
+          <w:rFonts w:ascii="Courier New" w:eastAsia="Times New Roman" w:hAnsi="Courier New" w:cs="Courier New"/>
+          <w:sz w:val="20"/>
+          <w:szCs w:val="20"/>
+          <w:lang w:val="en-US" w:eastAsia="ru-RU"/>
+        </w:rPr>
+        <w:t>n</w:t>
+      </w:r>
+      <w:r>
+        <w:rPr>
+          <w:rFonts w:ascii="Courier New" w:eastAsia="Times New Roman" w:hAnsi="Courier New" w:cs="Courier New"/>
+          <w:sz w:val="20"/>
+          <w:szCs w:val="20"/>
+          <w:lang w:eastAsia="ru-RU"/>
+        </w:rPr>
+        <w:t xml:space="preserve"> - 1\\)), иначе ``</w:t>
+      </w:r>
+      <w:r>
+        <w:rPr>
+          <w:rFonts w:ascii="Courier New" w:eastAsia="Times New Roman" w:hAnsi="Courier New" w:cs="Courier New"/>
+          <w:sz w:val="20"/>
+          <w:szCs w:val="20"/>
+          <w:lang w:val="en-US" w:eastAsia="ru-RU"/>
+        </w:rPr>
+        <w:t>False</w:t>
+      </w:r>
+      <w:r>
+        <w:rPr>
+          <w:rFonts w:ascii="Courier New" w:eastAsia="Times New Roman" w:hAnsi="Courier New" w:cs="Courier New"/>
+          <w:sz w:val="20"/>
+          <w:szCs w:val="20"/>
+          <w:lang w:eastAsia="ru-RU"/>
+        </w:rPr>
+        <w:t>``</w:t>
+      </w:r>
+    </w:p>
+    <w:p>
+      <w:pPr>
+        <w:rPr>
+          <w:rFonts w:ascii="Courier New" w:eastAsia="Times New Roman" w:hAnsi="Courier New" w:cs="Courier New"/>
+          <w:sz w:val="20"/>
+          <w:szCs w:val="20"/>
+          <w:lang w:val="en-US" w:eastAsia="ru-RU"/>
+        </w:rPr>
+      </w:pPr>
+      <w:r>
+        <w:rPr>
+          <w:rFonts w:ascii="Courier New" w:eastAsia="Times New Roman" w:hAnsi="Courier New" w:cs="Courier New"/>
+          <w:sz w:val="20"/>
+          <w:szCs w:val="20"/>
+          <w:lang w:eastAsia="ru-RU"/>
+        </w:rPr>
         <w:t xml:space="preserve">        </w:t>
       </w:r>
-      <w:proofErr w:type="spellStart"/>
-      <w:r>
-        <w:rPr>
-          <w:lang w:val="en-US"/>
-        </w:rPr>
-        <w:t>seen_states</w:t>
-      </w:r>
-      <w:proofErr w:type="spellEnd"/>
-      <w:r>
-        <w:rPr>
-          <w:lang w:val="en-US"/>
-        </w:rPr>
-        <w:t>[tuple(state)] = period</w:t>
-      </w:r>
-      <w:r>
-        <w:rPr>
-          <w:lang w:val="en-US"/>
-        </w:rPr>
-        <w:br/>
-        <w:t xml:space="preserve">        </w:t>
-      </w:r>
-      <w:proofErr w:type="spellStart"/>
-      <w:r>
-        <w:rPr>
-          <w:lang w:val="en-US"/>
-        </w:rPr>
-        <w:t>output_bit</w:t>
-      </w:r>
-      <w:proofErr w:type="spellEnd"/>
-      <w:r>
-        <w:rPr>
-          <w:lang w:val="en-US"/>
-        </w:rPr>
-        <w:t xml:space="preserve"> = state[-1]</w:t>
-      </w:r>
-      <w:r>
-        <w:rPr>
-          <w:lang w:val="en-US"/>
-        </w:rPr>
-        <w:br/>
-        <w:t xml:space="preserve">        </w:t>
-      </w:r>
-      <w:proofErr w:type="spellStart"/>
-      <w:r>
-        <w:rPr>
-          <w:lang w:val="en-US"/>
-        </w:rPr>
-        <w:t>sequence.append</w:t>
-      </w:r>
-      <w:proofErr w:type="spellEnd"/>
-      <w:r>
-        <w:rPr>
-          <w:lang w:val="en-US"/>
-        </w:rPr>
-        <w:t>(</w:t>
-      </w:r>
-      <w:proofErr w:type="spellStart"/>
-      <w:r>
-        <w:rPr>
-          <w:lang w:val="en-US"/>
-        </w:rPr>
-        <w:t>output_bit</w:t>
-      </w:r>
-      <w:proofErr w:type="spellEnd"/>
-      <w:r>
-        <w:rPr>
-          <w:lang w:val="en-US"/>
-        </w:rPr>
-        <w:t>)</w:t>
-      </w:r>
-      <w:r>
-        <w:rPr>
-          <w:lang w:val="en-US"/>
-        </w:rPr>
-        <w:br/>
-      </w:r>
-      <w:r>
-        <w:rPr>
-          <w:lang w:val="en-US"/>
-        </w:rPr>
-        <w:br/>
-        <w:t xml:space="preserve">        fb = </w:t>
-      </w:r>
-      <w:proofErr w:type="spellStart"/>
-      <w:r>
-        <w:rPr>
-          <w:lang w:val="en-US"/>
-        </w:rPr>
-        <w:t>lfsr_right_shift</w:t>
-      </w:r>
-      <w:proofErr w:type="spellEnd"/>
-      <w:r>
-        <w:rPr>
-          <w:lang w:val="en-US"/>
-        </w:rPr>
-        <w:t>(</w:t>
-      </w:r>
-      <w:proofErr w:type="spellStart"/>
-      <w:r>
-        <w:rPr>
-          <w:lang w:val="en-US"/>
-        </w:rPr>
-        <w:t>coeffs</w:t>
-      </w:r>
-      <w:proofErr w:type="spellEnd"/>
-      <w:r>
-        <w:rPr>
-          <w:lang w:val="en-US"/>
-        </w:rPr>
-        <w:t>, state)</w:t>
-      </w:r>
-      <w:r>
-        <w:rPr>
-          <w:lang w:val="en-US"/>
-        </w:rPr>
-        <w:br/>
-      </w:r>
-      <w:r>
-        <w:rPr>
-          <w:lang w:val="en-US"/>
-        </w:rPr>
-        <w:br/>
-        <w:t xml:space="preserve">        </w:t>
-      </w:r>
-      <w:proofErr w:type="spellStart"/>
-      <w:r>
-        <w:rPr>
-          <w:lang w:val="en-US"/>
-        </w:rPr>
-        <w:t>new_state</w:t>
-      </w:r>
-      <w:proofErr w:type="spellEnd"/>
-      <w:r>
-        <w:rPr>
-          <w:lang w:val="en-US"/>
-        </w:rPr>
-        <w:t xml:space="preserve"> = [fb] + state[:-1]</w:t>
-      </w:r>
-      <w:r>
-        <w:rPr>
-          <w:lang w:val="en-US"/>
-        </w:rPr>
-        <w:br/>
-        <w:t xml:space="preserve">        print(</w:t>
-      </w:r>
-      <w:r>
-        <w:rPr>
-          <w:lang w:val="en-US"/>
-        </w:rPr>
-        <w:br/>
-        <w:t xml:space="preserve">            f"</w:t>
-      </w:r>
-      <w:r>
-        <w:t>Шаг</w:t>
-      </w:r>
-      <w:r>
-        <w:rPr>
-          <w:lang w:val="en-US"/>
-        </w:rPr>
-        <w:t xml:space="preserve"> {period+1}: </w:t>
-      </w:r>
-      <w:r>
-        <w:t>значение</w:t>
-      </w:r>
-      <w:r>
-        <w:rPr>
-          <w:lang w:val="en-US"/>
-        </w:rPr>
-        <w:t xml:space="preserve"> = {''.join(str(bit) for bit in state)}, </w:t>
-      </w:r>
-      <w:proofErr w:type="spellStart"/>
-      <w:r>
-        <w:rPr>
-          <w:lang w:val="en-US"/>
-        </w:rPr>
-        <w:t>XoR</w:t>
-      </w:r>
-      <w:proofErr w:type="spellEnd"/>
-      <w:r>
-        <w:rPr>
-          <w:lang w:val="en-US"/>
-        </w:rPr>
-        <w:t xml:space="preserve"> = {fb}, </w:t>
-      </w:r>
-      <w:proofErr w:type="spellStart"/>
-      <w:r>
-        <w:t>вых</w:t>
-      </w:r>
-      <w:proofErr w:type="spellEnd"/>
-      <w:r>
-        <w:rPr>
-          <w:lang w:val="en-US"/>
-        </w:rPr>
-        <w:t xml:space="preserve">. </w:t>
-      </w:r>
-      <w:r>
-        <w:t>бит</w:t>
-      </w:r>
-      <w:r>
-        <w:rPr>
-          <w:lang w:val="en-US"/>
-        </w:rPr>
-        <w:t xml:space="preserve"> = {</w:t>
-      </w:r>
-      <w:proofErr w:type="spellStart"/>
-      <w:r>
-        <w:rPr>
-          <w:lang w:val="en-US"/>
-        </w:rPr>
-        <w:t>output_bit</w:t>
-      </w:r>
-      <w:proofErr w:type="spellEnd"/>
-      <w:r>
-        <w:rPr>
-          <w:lang w:val="en-US"/>
-        </w:rPr>
-        <w:t>},</w:t>
-      </w:r>
-      <w:r>
-        <w:t>новое</w:t>
-      </w:r>
-      <w:r>
-        <w:rPr>
-          <w:lang w:val="en-US"/>
-        </w:rPr>
-        <w:t xml:space="preserve"> </w:t>
-      </w:r>
-      <w:r>
-        <w:t>значение</w:t>
-      </w:r>
-      <w:r>
-        <w:rPr>
-          <w:lang w:val="en-US"/>
-        </w:rPr>
-        <w:t xml:space="preserve"> = {''.join(str(bit) for bit in </w:t>
-      </w:r>
-      <w:proofErr w:type="spellStart"/>
-      <w:r>
-        <w:rPr>
-          <w:lang w:val="en-US"/>
-        </w:rPr>
-        <w:t>new_state</w:t>
-      </w:r>
-      <w:proofErr w:type="spellEnd"/>
-      <w:r>
-        <w:rPr>
-          <w:lang w:val="en-US"/>
-        </w:rPr>
-        <w:t>)}")</w:t>
-      </w:r>
-      <w:r>
-        <w:rPr>
-          <w:lang w:val="en-US"/>
-        </w:rPr>
-        <w:br/>
-      </w:r>
-      <w:r>
-        <w:rPr>
-          <w:lang w:val="en-US"/>
-        </w:rPr>
-        <w:br/>
-        <w:t xml:space="preserve">        state = </w:t>
-      </w:r>
-      <w:proofErr w:type="spellStart"/>
-      <w:r>
-        <w:rPr>
-          <w:lang w:val="en-US"/>
-        </w:rPr>
-        <w:t>new_state</w:t>
-      </w:r>
-      <w:proofErr w:type="spellEnd"/>
-      <w:r>
-        <w:rPr>
-          <w:lang w:val="en-US"/>
-        </w:rPr>
-        <w:br/>
-        <w:t xml:space="preserve">        period += 1</w:t>
-      </w:r>
-      <w:r>
-        <w:rPr>
-          <w:lang w:val="en-US"/>
-        </w:rPr>
-        <w:br/>
-      </w:r>
-      <w:r>
-        <w:rPr>
-          <w:lang w:val="en-US"/>
-        </w:rPr>
-        <w:br/>
-        <w:t xml:space="preserve">    print(f"\n</w:t>
-      </w:r>
-      <w:r>
-        <w:t>Обнаружен</w:t>
-      </w:r>
-      <w:r>
-        <w:rPr>
-          <w:lang w:val="en-US"/>
-        </w:rPr>
-        <w:t xml:space="preserve"> </w:t>
-      </w:r>
-      <w:r>
-        <w:t>период</w:t>
-      </w:r>
-      <w:r>
-        <w:rPr>
-          <w:lang w:val="en-US"/>
-        </w:rPr>
-        <w:t xml:space="preserve"> </w:t>
-      </w:r>
-      <w:r>
-        <w:t>повторения</w:t>
-      </w:r>
-      <w:r>
-        <w:rPr>
-          <w:lang w:val="en-US"/>
-        </w:rPr>
-        <w:t>: {period}")</w:t>
-      </w:r>
-      <w:r>
-        <w:rPr>
-          <w:lang w:val="en-US"/>
-        </w:rPr>
-        <w:br/>
-        <w:t xml:space="preserve">    </w:t>
-      </w:r>
-      <w:proofErr w:type="spellStart"/>
-      <w:r>
-        <w:rPr>
-          <w:lang w:val="en-US"/>
-        </w:rPr>
-        <w:t>max_period</w:t>
-      </w:r>
-      <w:proofErr w:type="spellEnd"/>
-      <w:r>
-        <w:rPr>
-          <w:lang w:val="en-US"/>
-        </w:rPr>
-        <w:t xml:space="preserve"> = 2 ** N - 1</w:t>
-      </w:r>
-      <w:r>
-        <w:rPr>
-          <w:lang w:val="en-US"/>
-        </w:rPr>
-        <w:br/>
-        <w:t xml:space="preserve">    print(f"</w:t>
-      </w:r>
-      <w:r>
-        <w:t>Рассчитанный</w:t>
-      </w:r>
-      <w:r>
-        <w:rPr>
-          <w:lang w:val="en-US"/>
-        </w:rPr>
-        <w:t xml:space="preserve"> </w:t>
-      </w:r>
-      <w:r>
-        <w:t>период</w:t>
-      </w:r>
-      <w:r>
-        <w:rPr>
-          <w:lang w:val="en-US"/>
-        </w:rPr>
-        <w:t>: S = 2^N - 1 = 2^{N} - 1 =  {</w:t>
-      </w:r>
-      <w:proofErr w:type="spellStart"/>
-      <w:r>
-        <w:rPr>
-          <w:lang w:val="en-US"/>
-        </w:rPr>
-        <w:t>max_period</w:t>
-      </w:r>
-      <w:proofErr w:type="spellEnd"/>
-      <w:r>
-        <w:rPr>
-          <w:lang w:val="en-US"/>
-        </w:rPr>
-        <w:t>}")</w:t>
-      </w:r>
-      <w:r>
-        <w:rPr>
-          <w:lang w:val="en-US"/>
-        </w:rPr>
-        <w:br/>
-      </w:r>
-      <w:r>
-        <w:rPr>
-          <w:lang w:val="en-US"/>
-        </w:rPr>
-        <w:br/>
-        <w:t xml:space="preserve">    </w:t>
-      </w:r>
-      <w:proofErr w:type="spellStart"/>
-      <w:r>
-        <w:rPr>
-          <w:lang w:val="en-US"/>
-        </w:rPr>
-        <w:t>gcd_value</w:t>
-      </w:r>
-      <w:proofErr w:type="spellEnd"/>
-      <w:r>
-        <w:rPr>
-          <w:lang w:val="en-US"/>
-        </w:rPr>
-        <w:t xml:space="preserve"> = </w:t>
-      </w:r>
-      <w:proofErr w:type="spellStart"/>
-      <w:r>
-        <w:rPr>
-          <w:lang w:val="en-US"/>
-        </w:rPr>
-        <w:t>math.gcd</w:t>
-      </w:r>
-      <w:proofErr w:type="spellEnd"/>
-      <w:r>
-        <w:rPr>
-          <w:lang w:val="en-US"/>
-        </w:rPr>
-        <w:t>(</w:t>
-      </w:r>
-      <w:proofErr w:type="spellStart"/>
-      <w:r>
-        <w:rPr>
-          <w:lang w:val="en-US"/>
-        </w:rPr>
-        <w:t>max_period</w:t>
-      </w:r>
-      <w:proofErr w:type="spellEnd"/>
-      <w:r>
-        <w:rPr>
-          <w:lang w:val="en-US"/>
-        </w:rPr>
-        <w:t>, k)</w:t>
-      </w:r>
-      <w:r>
-        <w:rPr>
-          <w:lang w:val="en-US"/>
-        </w:rPr>
-        <w:br/>
-        <w:t xml:space="preserve">    print(f"\n</w:t>
-      </w:r>
-      <w:r>
-        <w:t>НОД</w:t>
-      </w:r>
-      <w:r>
-        <w:rPr>
-          <w:lang w:val="en-US"/>
-        </w:rPr>
-        <w:t xml:space="preserve">(S, k) = </w:t>
-      </w:r>
-      <w:r>
-        <w:t>НОД</w:t>
-      </w:r>
-      <w:r>
-        <w:rPr>
-          <w:lang w:val="en-US"/>
-        </w:rPr>
-        <w:t>({</w:t>
-      </w:r>
-      <w:proofErr w:type="spellStart"/>
-      <w:r>
-        <w:rPr>
-          <w:lang w:val="en-US"/>
-        </w:rPr>
-        <w:t>max_period</w:t>
-      </w:r>
-      <w:proofErr w:type="spellEnd"/>
-      <w:r>
-        <w:rPr>
-          <w:lang w:val="en-US"/>
-        </w:rPr>
-        <w:t>}, {k}) = {</w:t>
-      </w:r>
-      <w:proofErr w:type="spellStart"/>
-      <w:r>
-        <w:rPr>
-          <w:lang w:val="en-US"/>
-        </w:rPr>
-        <w:t>gcd_value</w:t>
-      </w:r>
-      <w:proofErr w:type="spellEnd"/>
-      <w:r>
-        <w:rPr>
-          <w:lang w:val="en-US"/>
-        </w:rPr>
-        <w:t>}")</w:t>
-      </w:r>
-      <w:r>
-        <w:rPr>
-          <w:lang w:val="en-US"/>
-        </w:rPr>
-        <w:br/>
-        <w:t xml:space="preserve">    if </w:t>
-      </w:r>
-      <w:proofErr w:type="spellStart"/>
-      <w:r>
-        <w:rPr>
-          <w:lang w:val="en-US"/>
-        </w:rPr>
-        <w:t>gcd_value</w:t>
-      </w:r>
-      <w:proofErr w:type="spellEnd"/>
-      <w:r>
-        <w:rPr>
-          <w:lang w:val="en-US"/>
-        </w:rPr>
-        <w:t xml:space="preserve"> == 1:</w:t>
-      </w:r>
-      <w:r>
-        <w:rPr>
-          <w:lang w:val="en-US"/>
-        </w:rPr>
-        <w:br/>
-        <w:t xml:space="preserve">        print("</w:t>
-      </w:r>
-      <w:r>
-        <w:t>период</w:t>
-      </w:r>
-      <w:r>
-        <w:rPr>
-          <w:lang w:val="en-US"/>
-        </w:rPr>
-        <w:t xml:space="preserve"> </w:t>
-      </w:r>
-      <w:r>
-        <w:t>максимальный</w:t>
-      </w:r>
-      <w:r>
-        <w:rPr>
-          <w:lang w:val="en-US"/>
-        </w:rPr>
-        <w:t>.")</w:t>
-      </w:r>
-      <w:r>
-        <w:rPr>
-          <w:lang w:val="en-US"/>
-        </w:rPr>
-        <w:br/>
-        <w:t xml:space="preserve">    else:</w:t>
-      </w:r>
-      <w:r>
-        <w:rPr>
-          <w:lang w:val="en-US"/>
-        </w:rPr>
-        <w:br/>
-        <w:t xml:space="preserve">        print("</w:t>
-      </w:r>
-      <w:r>
-        <w:t>период</w:t>
-      </w:r>
-      <w:r>
-        <w:rPr>
-          <w:lang w:val="en-US"/>
-        </w:rPr>
-        <w:t xml:space="preserve"> </w:t>
-      </w:r>
-      <w:r>
-        <w:t>не</w:t>
-      </w:r>
-      <w:r>
-        <w:rPr>
-          <w:lang w:val="en-US"/>
-        </w:rPr>
-        <w:t xml:space="preserve"> </w:t>
-      </w:r>
-      <w:r>
-        <w:t>максимальный</w:t>
-      </w:r>
-      <w:r>
-        <w:rPr>
-          <w:lang w:val="en-US"/>
-        </w:rPr>
-        <w:t>.")</w:t>
-      </w:r>
-      <w:r>
-        <w:rPr>
-          <w:lang w:val="en-US"/>
-        </w:rPr>
-        <w:br/>
-      </w:r>
-      <w:r>
-        <w:rPr>
-          <w:lang w:val="en-US"/>
-        </w:rPr>
-        <w:br/>
-      </w:r>
-      <w:r>
-        <w:rPr>
-          <w:lang w:val="en-US"/>
-        </w:rPr>
-        <w:br/>
-        <w:t xml:space="preserve">    decimated = sequence[::k]</w:t>
-      </w:r>
-      <w:r>
-        <w:rPr>
-          <w:lang w:val="en-US"/>
-        </w:rPr>
-        <w:br/>
-        <w:t xml:space="preserve">    </w:t>
-      </w:r>
-      <w:proofErr w:type="spellStart"/>
-      <w:r>
-        <w:rPr>
-          <w:lang w:val="en-US"/>
-        </w:rPr>
-        <w:t>decimated_str</w:t>
-      </w:r>
-      <w:proofErr w:type="spellEnd"/>
-      <w:r>
-        <w:rPr>
-          <w:lang w:val="en-US"/>
-        </w:rPr>
-        <w:t xml:space="preserve"> = ''.join(str(bit) for bit in decimated)</w:t>
-      </w:r>
-      <w:r>
-        <w:rPr>
-          <w:lang w:val="en-US"/>
-        </w:rPr>
-        <w:br/>
-        <w:t xml:space="preserve">    </w:t>
-      </w:r>
-      <w:proofErr w:type="spellStart"/>
-      <w:r>
-        <w:rPr>
-          <w:lang w:val="en-US"/>
-        </w:rPr>
-        <w:t>decimal_value</w:t>
-      </w:r>
-      <w:proofErr w:type="spellEnd"/>
-      <w:r>
-        <w:rPr>
-          <w:lang w:val="en-US"/>
-        </w:rPr>
-        <w:t xml:space="preserve"> = int(</w:t>
-      </w:r>
-      <w:proofErr w:type="spellStart"/>
-      <w:r>
-        <w:rPr>
-          <w:lang w:val="en-US"/>
-        </w:rPr>
-        <w:t>decimated_str</w:t>
-      </w:r>
-      <w:proofErr w:type="spellEnd"/>
-      <w:r>
-        <w:rPr>
-          <w:lang w:val="en-US"/>
-        </w:rPr>
-        <w:t xml:space="preserve">, 2) if </w:t>
-      </w:r>
-      <w:proofErr w:type="spellStart"/>
-      <w:r>
-        <w:rPr>
-          <w:lang w:val="en-US"/>
-        </w:rPr>
-        <w:t>decimated_str</w:t>
-      </w:r>
-      <w:proofErr w:type="spellEnd"/>
-      <w:r>
-        <w:rPr>
-          <w:lang w:val="en-US"/>
-        </w:rPr>
-        <w:t xml:space="preserve"> != "" else 0</w:t>
-      </w:r>
-      <w:r>
-        <w:rPr>
-          <w:lang w:val="en-US"/>
-        </w:rPr>
-        <w:br/>
-      </w:r>
-      <w:r>
-        <w:rPr>
-          <w:lang w:val="en-US"/>
-        </w:rPr>
-        <w:br/>
-        <w:t xml:space="preserve">    </w:t>
-      </w:r>
-      <w:proofErr w:type="spellStart"/>
-      <w:r>
-        <w:rPr>
-          <w:lang w:val="en-US"/>
-        </w:rPr>
-        <w:t>full_binary_str</w:t>
-      </w:r>
-      <w:proofErr w:type="spellEnd"/>
-      <w:r>
-        <w:rPr>
-          <w:lang w:val="en-US"/>
-        </w:rPr>
-        <w:t xml:space="preserve"> = ''.join(str(bit) for bit in sequence)</w:t>
-      </w:r>
-      <w:r>
-        <w:rPr>
-          <w:lang w:val="en-US"/>
-        </w:rPr>
-        <w:br/>
-        <w:t xml:space="preserve">    </w:t>
-      </w:r>
-      <w:proofErr w:type="spellStart"/>
-      <w:r>
-        <w:rPr>
-          <w:lang w:val="en-US"/>
-        </w:rPr>
-        <w:t>full_decimal</w:t>
-      </w:r>
-      <w:proofErr w:type="spellEnd"/>
-      <w:r>
-        <w:rPr>
-          <w:lang w:val="en-US"/>
-        </w:rPr>
-        <w:t xml:space="preserve"> = int(</w:t>
-      </w:r>
-      <w:proofErr w:type="spellStart"/>
-      <w:r>
-        <w:rPr>
-          <w:lang w:val="en-US"/>
-        </w:rPr>
-        <w:t>full_binary_str</w:t>
-      </w:r>
-      <w:proofErr w:type="spellEnd"/>
-      <w:r>
-        <w:rPr>
-          <w:lang w:val="en-US"/>
-        </w:rPr>
-        <w:t>, 2)</w:t>
-      </w:r>
-      <w:r>
-        <w:rPr>
-          <w:lang w:val="en-US"/>
-        </w:rPr>
-        <w:br/>
-      </w:r>
-      <w:r>
-        <w:rPr>
-          <w:lang w:val="en-US"/>
-        </w:rPr>
-        <w:br/>
-        <w:t xml:space="preserve">    print(f"\n</w:t>
-      </w:r>
-      <w:r>
-        <w:t>Сгенерированная</w:t>
-      </w:r>
-      <w:r>
-        <w:rPr>
-          <w:lang w:val="en-US"/>
-        </w:rPr>
-        <w:t xml:space="preserve"> </w:t>
-      </w:r>
-      <w:r>
-        <w:t>двоичная</w:t>
-      </w:r>
-      <w:r>
-        <w:rPr>
-          <w:lang w:val="en-US"/>
-        </w:rPr>
-        <w:t xml:space="preserve"> </w:t>
-      </w:r>
-      <w:r>
-        <w:t>последовательность</w:t>
-      </w:r>
-      <w:r>
-        <w:rPr>
-          <w:lang w:val="en-US"/>
-        </w:rPr>
-        <w:t xml:space="preserve"> (</w:t>
-      </w:r>
-      <w:r>
-        <w:t>выходные</w:t>
-      </w:r>
-      <w:r>
-        <w:rPr>
-          <w:lang w:val="en-US"/>
-        </w:rPr>
-        <w:t xml:space="preserve"> </w:t>
-      </w:r>
-      <w:r>
-        <w:t>биты</w:t>
-      </w:r>
-      <w:r>
-        <w:rPr>
-          <w:lang w:val="en-US"/>
-        </w:rPr>
-        <w:t>):\n{</w:t>
-      </w:r>
-      <w:proofErr w:type="spellStart"/>
-      <w:r>
-        <w:rPr>
-          <w:lang w:val="en-US"/>
-        </w:rPr>
-        <w:t>full_binary_str</w:t>
-      </w:r>
-      <w:proofErr w:type="spellEnd"/>
-      <w:r>
-        <w:rPr>
-          <w:lang w:val="en-US"/>
-        </w:rPr>
-        <w:t>}")</w:t>
-      </w:r>
-      <w:r>
-        <w:rPr>
-          <w:lang w:val="en-US"/>
-        </w:rPr>
-        <w:br/>
-        <w:t xml:space="preserve">    print(f"\n</w:t>
-      </w:r>
-      <w:r>
-        <w:t>Десятичное</w:t>
-      </w:r>
-      <w:r>
-        <w:rPr>
-          <w:lang w:val="en-US"/>
-        </w:rPr>
-        <w:t xml:space="preserve"> </w:t>
-      </w:r>
-      <w:r>
-        <w:t>представление</w:t>
-      </w:r>
-      <w:r>
-        <w:rPr>
-          <w:lang w:val="en-US"/>
-        </w:rPr>
-        <w:t xml:space="preserve"> </w:t>
-      </w:r>
-      <w:r>
-        <w:t>последовательности</w:t>
-      </w:r>
-      <w:r>
-        <w:rPr>
-          <w:lang w:val="en-US"/>
-        </w:rPr>
-        <w:t>:\n{</w:t>
-      </w:r>
-      <w:proofErr w:type="spellStart"/>
-      <w:r>
-        <w:rPr>
-          <w:lang w:val="en-US"/>
-        </w:rPr>
-        <w:t>full_decimal</w:t>
-      </w:r>
-      <w:proofErr w:type="spellEnd"/>
-      <w:r>
-        <w:rPr>
-          <w:lang w:val="en-US"/>
-        </w:rPr>
-        <w:t>}")</w:t>
-      </w:r>
-      <w:r>
-        <w:rPr>
-          <w:lang w:val="en-US"/>
-        </w:rPr>
-        <w:br/>
-      </w:r>
-      <w:r>
-        <w:rPr>
-          <w:lang w:val="en-US"/>
-        </w:rPr>
-        <w:br/>
-      </w:r>
-      <w:r>
-        <w:rPr>
-          <w:lang w:val="en-US"/>
-        </w:rPr>
-        <w:br/>
-      </w:r>
-      <w:r>
-        <w:rPr>
-          <w:lang w:val="en-US"/>
-        </w:rPr>
-        <w:br/>
-      </w:r>
-      <w:r>
-        <w:rPr>
-          <w:lang w:val="en-US"/>
-        </w:rPr>
-        <w:br/>
-        <w:t xml:space="preserve">    #print(f"\n</w:t>
-      </w:r>
-      <w:r>
-        <w:t>После</w:t>
-      </w:r>
-      <w:r>
-        <w:rPr>
-          <w:lang w:val="en-US"/>
-        </w:rPr>
-        <w:t xml:space="preserve"> </w:t>
-      </w:r>
-      <w:r>
-        <w:t>выбора</w:t>
-      </w:r>
-      <w:r>
-        <w:rPr>
-          <w:lang w:val="en-US"/>
-        </w:rPr>
-        <w:t xml:space="preserve"> </w:t>
-      </w:r>
-      <w:r>
-        <w:t>каждого</w:t>
-      </w:r>
-      <w:r>
-        <w:rPr>
-          <w:lang w:val="en-US"/>
-        </w:rPr>
-        <w:t xml:space="preserve"> {k} </w:t>
-      </w:r>
-      <w:r>
-        <w:t>бита</w:t>
-      </w:r>
-      <w:r>
-        <w:rPr>
-          <w:lang w:val="en-US"/>
-        </w:rPr>
-        <w:t>:\n{</w:t>
-      </w:r>
-      <w:proofErr w:type="spellStart"/>
-      <w:r>
-        <w:rPr>
-          <w:lang w:val="en-US"/>
-        </w:rPr>
-        <w:t>decimated_str</w:t>
-      </w:r>
-      <w:proofErr w:type="spellEnd"/>
-      <w:r>
-        <w:rPr>
-          <w:lang w:val="en-US"/>
-        </w:rPr>
-        <w:t>}")</w:t>
-      </w:r>
-      <w:r>
-        <w:rPr>
-          <w:lang w:val="en-US"/>
-        </w:rPr>
-        <w:br/>
-        <w:t xml:space="preserve">    #print(f"\n</w:t>
-      </w:r>
-      <w:r>
-        <w:t>Десятичное</w:t>
-      </w:r>
-      <w:r>
-        <w:rPr>
-          <w:lang w:val="en-US"/>
-        </w:rPr>
-        <w:t xml:space="preserve"> </w:t>
-      </w:r>
-      <w:r>
-        <w:t>представление</w:t>
-      </w:r>
-      <w:r>
-        <w:rPr>
-          <w:lang w:val="en-US"/>
-        </w:rPr>
-        <w:t xml:space="preserve"> </w:t>
-      </w:r>
-      <w:r>
-        <w:t>полученной</w:t>
-      </w:r>
-      <w:r>
-        <w:rPr>
-          <w:lang w:val="en-US"/>
-        </w:rPr>
-        <w:t xml:space="preserve"> </w:t>
-      </w:r>
-      <w:r>
-        <w:t>последовательности</w:t>
-      </w:r>
-      <w:r>
-        <w:rPr>
-          <w:lang w:val="en-US"/>
-        </w:rPr>
-        <w:t>:\n{</w:t>
-      </w:r>
-      <w:proofErr w:type="spellStart"/>
-      <w:r>
-        <w:rPr>
-          <w:lang w:val="en-US"/>
-        </w:rPr>
-        <w:t>decimal_value</w:t>
-      </w:r>
-      <w:proofErr w:type="spellEnd"/>
-      <w:r>
-        <w:rPr>
-          <w:lang w:val="en-US"/>
-        </w:rPr>
-        <w:t>}")</w:t>
-      </w:r>
-      <w:r>
-        <w:rPr>
-          <w:lang w:val="en-US"/>
-        </w:rPr>
-        <w:br/>
-        <w:t xml:space="preserve">    #with open("sequence.txt", "w") as f:</w:t>
-      </w:r>
-      <w:r>
-        <w:rPr>
-          <w:lang w:val="en-US"/>
-        </w:rPr>
-        <w:br/>
-      </w:r>
-      <w:r>
-        <w:rPr>
-          <w:lang w:val="en-US"/>
-        </w:rPr>
-        <w:lastRenderedPageBreak/>
-        <w:t xml:space="preserve">      #  </w:t>
-      </w:r>
-      <w:proofErr w:type="spellStart"/>
-      <w:r>
-        <w:rPr>
-          <w:lang w:val="en-US"/>
-        </w:rPr>
-        <w:t>f.write</w:t>
-      </w:r>
-      <w:proofErr w:type="spellEnd"/>
-      <w:r>
-        <w:rPr>
-          <w:lang w:val="en-US"/>
-        </w:rPr>
-        <w:t>(''.join(str(bit) for bit in sequence))</w:t>
-      </w:r>
-      <w:r>
-        <w:rPr>
-          <w:lang w:val="en-US"/>
-        </w:rPr>
-        <w:br/>
-        <w:t xml:space="preserve">   # print("\n</w:t>
-      </w:r>
-      <w:r>
-        <w:t>Последовательность</w:t>
-      </w:r>
-      <w:r>
-        <w:rPr>
-          <w:lang w:val="en-US"/>
-        </w:rPr>
-        <w:t xml:space="preserve"> </w:t>
-      </w:r>
-      <w:r>
-        <w:t>сохранена</w:t>
-      </w:r>
-      <w:r>
-        <w:rPr>
-          <w:lang w:val="en-US"/>
-        </w:rPr>
-        <w:t xml:space="preserve"> </w:t>
-      </w:r>
-      <w:r>
-        <w:t>в</w:t>
-      </w:r>
-      <w:r>
-        <w:rPr>
-          <w:lang w:val="en-US"/>
-        </w:rPr>
-        <w:t xml:space="preserve"> </w:t>
-      </w:r>
-      <w:r>
-        <w:t>файле</w:t>
-      </w:r>
-      <w:r>
-        <w:rPr>
-          <w:lang w:val="en-US"/>
-        </w:rPr>
-        <w:t xml:space="preserve"> 'sequence.txt'.")</w:t>
-      </w:r>
-      <w:r>
-        <w:rPr>
-          <w:lang w:val="en-US"/>
-        </w:rPr>
-        <w:br/>
-      </w:r>
-      <w:r>
-        <w:rPr>
-          <w:lang w:val="en-US"/>
-        </w:rPr>
-        <w:br/>
-      </w:r>
-      <w:r>
-        <w:rPr>
-          <w:lang w:val="en-US"/>
-        </w:rPr>
-        <w:br/>
-      </w:r>
-      <w:proofErr w:type="spellStart"/>
-      <w:r>
-        <w:t>if</w:t>
-      </w:r>
-      <w:proofErr w:type="spellEnd"/>
-      <w:r>
-        <w:t xml:space="preserve"> __</w:t>
-      </w:r>
-      <w:proofErr w:type="spellStart"/>
-      <w:r>
-        <w:t>name</w:t>
-      </w:r>
-      <w:proofErr w:type="spellEnd"/>
-      <w:r>
-        <w:t>__ == '__</w:t>
-      </w:r>
-      <w:proofErr w:type="spellStart"/>
-      <w:r>
-        <w:t>main</w:t>
-      </w:r>
-      <w:proofErr w:type="spellEnd"/>
-      <w:r>
-        <w:t>__':</w:t>
-      </w:r>
-      <w:r>
-        <w:br/>
-        <w:t xml:space="preserve">    </w:t>
-      </w:r>
-      <w:proofErr w:type="spellStart"/>
-      <w:r>
-        <w:t>main</w:t>
-      </w:r>
-      <w:proofErr w:type="spellEnd"/>
-      <w:r>
-        <w:t>()</w:t>
-      </w:r>
+      <w:r>
+        <w:rPr>
+          <w:rFonts w:ascii="Courier New" w:eastAsia="Times New Roman" w:hAnsi="Courier New" w:cs="Courier New"/>
+          <w:sz w:val="20"/>
+          <w:szCs w:val="20"/>
+          <w:lang w:val="en-US" w:eastAsia="ru-RU"/>
+        </w:rPr>
+        <w:t>"""</w:t>
+      </w:r>
+    </w:p>
+    <w:p>
+      <w:pPr>
+        <w:rPr>
+          <w:rFonts w:ascii="Courier New" w:eastAsia="Times New Roman" w:hAnsi="Courier New" w:cs="Courier New"/>
+          <w:sz w:val="20"/>
+          <w:szCs w:val="20"/>
+          <w:lang w:val="en-US" w:eastAsia="ru-RU"/>
+        </w:rPr>
+      </w:pPr>
+      <w:r>
+        <w:rPr>
+          <w:rFonts w:ascii="Courier New" w:eastAsia="Times New Roman" w:hAnsi="Courier New" w:cs="Courier New"/>
+          <w:sz w:val="20"/>
+          <w:szCs w:val="20"/>
+          <w:lang w:val="en-US" w:eastAsia="ru-RU"/>
+        </w:rPr>
+        <w:t xml:space="preserve">        period = register.get_period()</w:t>
+      </w:r>
+    </w:p>
+    <w:p>
+      <w:pPr>
+        <w:rPr>
+          <w:rFonts w:ascii="Courier New" w:eastAsia="Times New Roman" w:hAnsi="Courier New" w:cs="Courier New"/>
+          <w:sz w:val="20"/>
+          <w:szCs w:val="20"/>
+          <w:lang w:val="en-US" w:eastAsia="ru-RU"/>
+        </w:rPr>
+      </w:pPr>
+      <w:r>
+        <w:rPr>
+          <w:rFonts w:ascii="Courier New" w:eastAsia="Times New Roman" w:hAnsi="Courier New" w:cs="Courier New"/>
+          <w:sz w:val="20"/>
+          <w:szCs w:val="20"/>
+          <w:lang w:val="en-US" w:eastAsia="ru-RU"/>
+        </w:rPr>
+        <w:t xml:space="preserve">        is_max = period == register.max_period</w:t>
+      </w:r>
+    </w:p>
+    <w:p>
+      <w:pPr>
+        <w:rPr>
+          <w:rFonts w:ascii="Courier New" w:eastAsia="Times New Roman" w:hAnsi="Courier New" w:cs="Courier New"/>
+          <w:sz w:val="20"/>
+          <w:szCs w:val="20"/>
+          <w:lang w:val="en-US" w:eastAsia="ru-RU"/>
+        </w:rPr>
+      </w:pPr>
+    </w:p>
+    <w:p>
+      <w:pPr>
+        <w:rPr>
+          <w:rFonts w:ascii="Courier New" w:eastAsia="Times New Roman" w:hAnsi="Courier New" w:cs="Courier New"/>
+          <w:sz w:val="20"/>
+          <w:szCs w:val="20"/>
+          <w:lang w:val="en-US" w:eastAsia="ru-RU"/>
+        </w:rPr>
+      </w:pPr>
+      <w:r>
+        <w:rPr>
+          <w:rFonts w:ascii="Courier New" w:eastAsia="Times New Roman" w:hAnsi="Courier New" w:cs="Courier New"/>
+          <w:sz w:val="20"/>
+          <w:szCs w:val="20"/>
+          <w:lang w:val="en-US" w:eastAsia="ru-RU"/>
+        </w:rPr>
+        <w:t xml:space="preserve">        logger.info(</w:t>
+      </w:r>
+    </w:p>
+    <w:p>
+      <w:pPr>
+        <w:rPr>
+          <w:rFonts w:ascii="Courier New" w:eastAsia="Times New Roman" w:hAnsi="Courier New" w:cs="Courier New"/>
+          <w:sz w:val="20"/>
+          <w:szCs w:val="20"/>
+          <w:lang w:val="en-US" w:eastAsia="ru-RU"/>
+        </w:rPr>
+      </w:pPr>
+      <w:r>
+        <w:rPr>
+          <w:rFonts w:ascii="Courier New" w:eastAsia="Times New Roman" w:hAnsi="Courier New" w:cs="Courier New"/>
+          <w:sz w:val="20"/>
+          <w:szCs w:val="20"/>
+          <w:lang w:val="en-US" w:eastAsia="ru-RU"/>
+        </w:rPr>
+        <w:t xml:space="preserve">            "Проверка максимального периода регистра. Вычисленный период: %s, максимальный период: %s, результат: %s",</w:t>
+      </w:r>
+    </w:p>
+    <w:p>
+      <w:pPr>
+        <w:rPr>
+          <w:rFonts w:ascii="Courier New" w:eastAsia="Times New Roman" w:hAnsi="Courier New" w:cs="Courier New"/>
+          <w:sz w:val="20"/>
+          <w:szCs w:val="20"/>
+          <w:lang w:val="en-US" w:eastAsia="ru-RU"/>
+        </w:rPr>
+      </w:pPr>
+      <w:r>
+        <w:rPr>
+          <w:rFonts w:ascii="Courier New" w:eastAsia="Times New Roman" w:hAnsi="Courier New" w:cs="Courier New"/>
+          <w:sz w:val="20"/>
+          <w:szCs w:val="20"/>
+          <w:lang w:val="en-US" w:eastAsia="ru-RU"/>
+        </w:rPr>
+        <w:t xml:space="preserve">            period,</w:t>
+      </w:r>
+    </w:p>
+    <w:p>
+      <w:pPr>
+        <w:rPr>
+          <w:rFonts w:ascii="Courier New" w:eastAsia="Times New Roman" w:hAnsi="Courier New" w:cs="Courier New"/>
+          <w:sz w:val="20"/>
+          <w:szCs w:val="20"/>
+          <w:lang w:val="en-US" w:eastAsia="ru-RU"/>
+        </w:rPr>
+      </w:pPr>
+      <w:r>
+        <w:rPr>
+          <w:rFonts w:ascii="Courier New" w:eastAsia="Times New Roman" w:hAnsi="Courier New" w:cs="Courier New"/>
+          <w:sz w:val="20"/>
+          <w:szCs w:val="20"/>
+          <w:lang w:val="en-US" w:eastAsia="ru-RU"/>
+        </w:rPr>
+        <w:t xml:space="preserve">            register.max_period,</w:t>
+      </w:r>
+    </w:p>
+    <w:p>
+      <w:pPr>
+        <w:rPr>
+          <w:rFonts w:ascii="Courier New" w:eastAsia="Times New Roman" w:hAnsi="Courier New" w:cs="Courier New"/>
+          <w:sz w:val="20"/>
+          <w:szCs w:val="20"/>
+          <w:lang w:val="en-US" w:eastAsia="ru-RU"/>
+        </w:rPr>
+      </w:pPr>
+      <w:r>
+        <w:rPr>
+          <w:rFonts w:ascii="Courier New" w:eastAsia="Times New Roman" w:hAnsi="Courier New" w:cs="Courier New"/>
+          <w:sz w:val="20"/>
+          <w:szCs w:val="20"/>
+          <w:lang w:val="en-US" w:eastAsia="ru-RU"/>
+        </w:rPr>
+        <w:t xml:space="preserve">            is_max,</w:t>
+      </w:r>
+    </w:p>
+    <w:p>
+      <w:pPr>
+        <w:rPr>
+          <w:rFonts w:ascii="Courier New" w:eastAsia="Times New Roman" w:hAnsi="Courier New" w:cs="Courier New"/>
+          <w:sz w:val="20"/>
+          <w:szCs w:val="20"/>
+          <w:lang w:val="en-US" w:eastAsia="ru-RU"/>
+        </w:rPr>
+      </w:pPr>
+      <w:r>
+        <w:rPr>
+          <w:rFonts w:ascii="Courier New" w:eastAsia="Times New Roman" w:hAnsi="Courier New" w:cs="Courier New"/>
+          <w:sz w:val="20"/>
+          <w:szCs w:val="20"/>
+          <w:lang w:val="en-US" w:eastAsia="ru-RU"/>
+        </w:rPr>
+        <w:t xml:space="preserve">        )</w:t>
+      </w:r>
+    </w:p>
+    <w:p>
+      <w:pPr>
+        <w:rPr>
+          <w:rFonts w:ascii="Courier New" w:eastAsia="Times New Roman" w:hAnsi="Courier New" w:cs="Courier New"/>
+          <w:sz w:val="20"/>
+          <w:szCs w:val="20"/>
+          <w:lang w:val="en-US" w:eastAsia="ru-RU"/>
+        </w:rPr>
+      </w:pPr>
+    </w:p>
+    <w:p>
+      <w:pPr>
+        <w:rPr>
+          <w:rFonts w:ascii="Courier New" w:eastAsia="Times New Roman" w:hAnsi="Courier New" w:cs="Courier New"/>
+          <w:sz w:val="20"/>
+          <w:szCs w:val="20"/>
+          <w:lang w:val="en-US" w:eastAsia="ru-RU"/>
+        </w:rPr>
+      </w:pPr>
+      <w:r>
+        <w:rPr>
+          <w:rFonts w:ascii="Courier New" w:eastAsia="Times New Roman" w:hAnsi="Courier New" w:cs="Courier New"/>
+          <w:sz w:val="20"/>
+          <w:szCs w:val="20"/>
+          <w:lang w:val="en-US" w:eastAsia="ru-RU"/>
+        </w:rPr>
+        <w:t xml:space="preserve">        return is_max</w:t>
+      </w:r>
+    </w:p>
+    <w:p>
+      <w:pPr>
+        <w:rPr>
+          <w:rFonts w:ascii="Times New Roman" w:hAnsi="Times New Roman" w:cs="Times New Roman"/>
+          <w:sz w:val="28"/>
+          <w:szCs w:val="28"/>
+        </w:rPr>
+      </w:pPr>
+    </w:p>
+    <w:p>
+      <w:pPr>
+        <w:rPr>
+          <w:rFonts w:ascii="Times New Roman" w:hAnsi="Times New Roman" w:cs="Times New Roman"/>
+          <w:sz w:val="28"/>
+          <w:szCs w:val="28"/>
+        </w:rPr>
+      </w:pPr>
+    </w:p>
+    <w:p>
+      <w:pPr>
+        <w:rPr>
+          <w:rFonts w:ascii="Times New Roman" w:hAnsi="Times New Roman" w:cs="Times New Roman"/>
+          <w:sz w:val="28"/>
+          <w:szCs w:val="28"/>
+        </w:rPr>
+      </w:pPr>
     </w:p>
     <w:p>
       <w:pPr>
@@ -3801,6 +6189,7 @@
           <w:sz w:val="28"/>
           <w:szCs w:val="28"/>
         </w:rPr>
+        <w:lastRenderedPageBreak/>
         <w:t>Вывод</w:t>
       </w:r>
       <w:r>
@@ -3884,7 +6273,7 @@
 </file>
 
 <file path=word/endnotes.xml><?xml version="1.0" encoding="utf-8"?>
-<w:endnotes xmlns:wpc="http://schemas.microsoft.com/office/word/2010/wordprocessingCanvas" xmlns:cx="http://schemas.microsoft.com/office/drawing/2014/chartex" xmlns:cx1="http://schemas.microsoft.com/office/drawing/2015/9/8/chartex" xmlns:cx2="http://schemas.microsoft.com/office/drawing/2015/10/21/chartex" xmlns:cx3="http://schemas.microsoft.com/office/drawing/2016/5/9/chartex" xmlns:cx4="http://schemas.microsoft.com/office/drawing/2016/5/10/chartex" xmlns:cx5="http://schemas.microsoft.com/office/drawing/2016/5/11/chartex" xmlns:cx6="http://schemas.microsoft.com/office/drawing/2016/5/12/chartex" xmlns:cx7="http://schemas.microsoft.com/office/drawing/2016/5/13/chartex" xmlns:cx8="http://schemas.microsoft.com/office/drawing/2016/5/14/chartex" xmlns:mc="http://schemas.openxmlformats.org/markup-compatibility/2006" xmlns:aink="http://schemas.microsoft.com/office/drawing/2016/ink" xmlns:am3d="http://schemas.microsoft.com/office/drawing/2017/model3d" xmlns:o="urn:schemas-microsoft-com:office:office" xmlns:oel="http://schemas.microsoft.com/office/2019/extlst" xmlns:r="http://schemas.openxmlformats.org/officeDocument/2006/relationships" xmlns:m="http://schemas.openxmlformats.org/officeDocument/2006/math" xmlns:v="urn:schemas-microsoft-com:vml" xmlns:wp14="http://schemas.microsoft.com/office/word/2010/wordprocessingDrawing" xmlns:wp="http://schemas.openxmlformats.org/drawingml/2006/wordprocessingDrawing" xmlns:w10="urn:schemas-microsoft-com:office:word" xmlns:w="http://schemas.openxmlformats.org/wordprocessingml/2006/main" xmlns:w14="http://schemas.microsoft.com/office/word/2010/wordml" xmlns:w15="http://schemas.microsoft.com/office/word/2012/wordml" xmlns:w16cex="http://schemas.microsoft.com/office/word/2018/wordml/cex" xmlns:w16cid="http://schemas.microsoft.com/office/word/2016/wordml/cid" xmlns:w16="http://schemas.microsoft.com/office/word/2018/wordml" xmlns:w16sdtdh="http://schemas.microsoft.com/office/word/2020/wordml/sdtdatahash" xmlns:w16se="http://schemas.microsoft.com/office/word/2015/wordml/symex" xmlns:wpg="http://schemas.microsoft.com/office/word/2010/wordprocessingGroup" xmlns:wpi="http://schemas.microsoft.com/office/word/2010/wordprocessingInk" xmlns:wne="http://schemas.microsoft.com/office/word/2006/wordml" xmlns:wps="http://schemas.microsoft.com/office/word/2010/wordprocessingShape" mc:Ignorable="w14 w15 w16se w16cid w16 w16cex w16sdtdh wp14">
+<w:endnotes xmlns:wpc="http://schemas.microsoft.com/office/word/2010/wordprocessingCanvas" xmlns:cx="http://schemas.microsoft.com/office/drawing/2014/chartex" xmlns:cx1="http://schemas.microsoft.com/office/drawing/2015/9/8/chartex" xmlns:cx2="http://schemas.microsoft.com/office/drawing/2015/10/21/chartex" xmlns:cx3="http://schemas.microsoft.com/office/drawing/2016/5/9/chartex" xmlns:cx4="http://schemas.microsoft.com/office/drawing/2016/5/10/chartex" xmlns:cx5="http://schemas.microsoft.com/office/drawing/2016/5/11/chartex" xmlns:cx6="http://schemas.microsoft.com/office/drawing/2016/5/12/chartex" xmlns:cx7="http://schemas.microsoft.com/office/drawing/2016/5/13/chartex" xmlns:cx8="http://schemas.microsoft.com/office/drawing/2016/5/14/chartex" xmlns:mc="http://schemas.openxmlformats.org/markup-compatibility/2006" xmlns:aink="http://schemas.microsoft.com/office/drawing/2016/ink" xmlns:am3d="http://schemas.microsoft.com/office/drawing/2017/model3d" xmlns:o="urn:schemas-microsoft-com:office:office" xmlns:oel="http://schemas.microsoft.com/office/2019/extlst" xmlns:r="http://schemas.openxmlformats.org/officeDocument/2006/relationships" xmlns:m="http://schemas.openxmlformats.org/officeDocument/2006/math" xmlns:v="urn:schemas-microsoft-com:vml" xmlns:wp14="http://schemas.microsoft.com/office/word/2010/wordprocessingDrawing" xmlns:wp="http://schemas.openxmlformats.org/drawingml/2006/wordprocessingDrawing" xmlns:w10="urn:schemas-microsoft-com:office:word" xmlns:w="http://schemas.openxmlformats.org/wordprocessingml/2006/main" xmlns:w14="http://schemas.microsoft.com/office/word/2010/wordml" xmlns:w15="http://schemas.microsoft.com/office/word/2012/wordml" xmlns:w16cex="http://schemas.microsoft.com/office/word/2018/wordml/cex" xmlns:w16cid="http://schemas.microsoft.com/office/word/2016/wordml/cid" xmlns:w16="http://schemas.microsoft.com/office/word/2018/wordml" xmlns:w16du="http://schemas.microsoft.com/office/word/2023/wordml/word16du" xmlns:w16sdtdh="http://schemas.microsoft.com/office/word/2020/wordml/sdtdatahash" xmlns:w16sdtfl="http://schemas.microsoft.com/office/word/2024/wordml/sdtformatlock" xmlns:w16se="http://schemas.microsoft.com/office/word/2015/wordml/symex" xmlns:wpg="http://schemas.microsoft.com/office/word/2010/wordprocessingGroup" xmlns:wpi="http://schemas.microsoft.com/office/word/2010/wordprocessingInk" xmlns:wne="http://schemas.microsoft.com/office/word/2006/wordml" xmlns:wps="http://schemas.microsoft.com/office/word/2010/wordprocessingShape" mc:Ignorable="w14 w15 w16se w16cid w16 w16cex w16sdtdh w16sdtfl w16du wp14">
   <w:endnote w:type="separator" w:id="-1">
     <w:p>
       <w:pPr>
@@ -3909,7 +6298,7 @@
 </file>
 
 <file path=word/footnotes.xml><?xml version="1.0" encoding="utf-8"?>
-<w:footnotes xmlns:wpc="http://schemas.microsoft.com/office/word/2010/wordprocessingCanvas" xmlns:cx="http://schemas.microsoft.com/office/drawing/2014/chartex" xmlns:cx1="http://schemas.microsoft.com/office/drawing/2015/9/8/chartex" xmlns:cx2="http://schemas.microsoft.com/office/drawing/2015/10/21/chartex" xmlns:cx3="http://schemas.microsoft.com/office/drawing/2016/5/9/chartex" xmlns:cx4="http://schemas.microsoft.com/office/drawing/2016/5/10/chartex" xmlns:cx5="http://schemas.microsoft.com/office/drawing/2016/5/11/chartex" xmlns:cx6="http://schemas.microsoft.com/office/drawing/2016/5/12/chartex" xmlns:cx7="http://schemas.microsoft.com/office/drawing/2016/5/13/chartex" xmlns:cx8="http://schemas.microsoft.com/office/drawing/2016/5/14/chartex" xmlns:mc="http://schemas.openxmlformats.org/markup-compatibility/2006" xmlns:aink="http://schemas.microsoft.com/office/drawing/2016/ink" xmlns:am3d="http://schemas.microsoft.com/office/drawing/2017/model3d" xmlns:o="urn:schemas-microsoft-com:office:office" xmlns:oel="http://schemas.microsoft.com/office/2019/extlst" xmlns:r="http://schemas.openxmlformats.org/officeDocument/2006/relationships" xmlns:m="http://schemas.openxmlformats.org/officeDocument/2006/math" xmlns:v="urn:schemas-microsoft-com:vml" xmlns:wp14="http://schemas.microsoft.com/office/word/2010/wordprocessingDrawing" xmlns:wp="http://schemas.openxmlformats.org/drawingml/2006/wordprocessingDrawing" xmlns:w10="urn:schemas-microsoft-com:office:word" xmlns:w="http://schemas.openxmlformats.org/wordprocessingml/2006/main" xmlns:w14="http://schemas.microsoft.com/office/word/2010/wordml" xmlns:w15="http://schemas.microsoft.com/office/word/2012/wordml" xmlns:w16cex="http://schemas.microsoft.com/office/word/2018/wordml/cex" xmlns:w16cid="http://schemas.microsoft.com/office/word/2016/wordml/cid" xmlns:w16="http://schemas.microsoft.com/office/word/2018/wordml" xmlns:w16sdtdh="http://schemas.microsoft.com/office/word/2020/wordml/sdtdatahash" xmlns:w16se="http://schemas.microsoft.com/office/word/2015/wordml/symex" xmlns:wpg="http://schemas.microsoft.com/office/word/2010/wordprocessingGroup" xmlns:wpi="http://schemas.microsoft.com/office/word/2010/wordprocessingInk" xmlns:wne="http://schemas.microsoft.com/office/word/2006/wordml" xmlns:wps="http://schemas.microsoft.com/office/word/2010/wordprocessingShape" mc:Ignorable="w14 w15 w16se w16cid w16 w16cex w16sdtdh wp14">
+<w:footnotes xmlns:wpc="http://schemas.microsoft.com/office/word/2010/wordprocessingCanvas" xmlns:cx="http://schemas.microsoft.com/office/drawing/2014/chartex" xmlns:cx1="http://schemas.microsoft.com/office/drawing/2015/9/8/chartex" xmlns:cx2="http://schemas.microsoft.com/office/drawing/2015/10/21/chartex" xmlns:cx3="http://schemas.microsoft.com/office/drawing/2016/5/9/chartex" xmlns:cx4="http://schemas.microsoft.com/office/drawing/2016/5/10/chartex" xmlns:cx5="http://schemas.microsoft.com/office/drawing/2016/5/11/chartex" xmlns:cx6="http://schemas.microsoft.com/office/drawing/2016/5/12/chartex" xmlns:cx7="http://schemas.microsoft.com/office/drawing/2016/5/13/chartex" xmlns:cx8="http://schemas.microsoft.com/office/drawing/2016/5/14/chartex" xmlns:mc="http://schemas.openxmlformats.org/markup-compatibility/2006" xmlns:aink="http://schemas.microsoft.com/office/drawing/2016/ink" xmlns:am3d="http://schemas.microsoft.com/office/drawing/2017/model3d" xmlns:o="urn:schemas-microsoft-com:office:office" xmlns:oel="http://schemas.microsoft.com/office/2019/extlst" xmlns:r="http://schemas.openxmlformats.org/officeDocument/2006/relationships" xmlns:m="http://schemas.openxmlformats.org/officeDocument/2006/math" xmlns:v="urn:schemas-microsoft-com:vml" xmlns:wp14="http://schemas.microsoft.com/office/word/2010/wordprocessingDrawing" xmlns:wp="http://schemas.openxmlformats.org/drawingml/2006/wordprocessingDrawing" xmlns:w10="urn:schemas-microsoft-com:office:word" xmlns:w="http://schemas.openxmlformats.org/wordprocessingml/2006/main" xmlns:w14="http://schemas.microsoft.com/office/word/2010/wordml" xmlns:w15="http://schemas.microsoft.com/office/word/2012/wordml" xmlns:w16cex="http://schemas.microsoft.com/office/word/2018/wordml/cex" xmlns:w16cid="http://schemas.microsoft.com/office/word/2016/wordml/cid" xmlns:w16="http://schemas.microsoft.com/office/word/2018/wordml" xmlns:w16du="http://schemas.microsoft.com/office/word/2023/wordml/word16du" xmlns:w16sdtdh="http://schemas.microsoft.com/office/word/2020/wordml/sdtdatahash" xmlns:w16sdtfl="http://schemas.microsoft.com/office/word/2024/wordml/sdtformatlock" xmlns:w16se="http://schemas.microsoft.com/office/word/2015/wordml/symex" xmlns:wpg="http://schemas.microsoft.com/office/word/2010/wordprocessingGroup" xmlns:wpi="http://schemas.microsoft.com/office/word/2010/wordprocessingInk" xmlns:wne="http://schemas.microsoft.com/office/word/2006/wordml" xmlns:wps="http://schemas.microsoft.com/office/word/2010/wordprocessingShape" mc:Ignorable="w14 w15 w16se w16cid w16 w16cex w16sdtdh w16sdtfl w16du wp14">
   <w:footnote w:type="separator" w:id="-1">
     <w:p>
       <w:pPr>
@@ -3934,7 +6323,7 @@
 </file>
 
 <file path=word/styles.xml><?xml version="1.0" encoding="utf-8"?>
-<w:styles xmlns:mc="http://schemas.openxmlformats.org/markup-compatibility/2006" xmlns:r="http://schemas.openxmlformats.org/officeDocument/2006/relationships" xmlns:w="http://schemas.openxmlformats.org/wordprocessingml/2006/main" xmlns:w14="http://schemas.microsoft.com/office/word/2010/wordml" xmlns:w15="http://schemas.microsoft.com/office/word/2012/wordml" xmlns:w16cex="http://schemas.microsoft.com/office/word/2018/wordml/cex" xmlns:w16cid="http://schemas.microsoft.com/office/word/2016/wordml/cid" xmlns:w16="http://schemas.microsoft.com/office/word/2018/wordml" xmlns:w16sdtdh="http://schemas.microsoft.com/office/word/2020/wordml/sdtdatahash" xmlns:w16se="http://schemas.microsoft.com/office/word/2015/wordml/symex" mc:Ignorable="w14 w15 w16se w16cid w16 w16cex w16sdtdh">
+<w:styles xmlns:mc="http://schemas.openxmlformats.org/markup-compatibility/2006" xmlns:r="http://schemas.openxmlformats.org/officeDocument/2006/relationships" xmlns:w="http://schemas.openxmlformats.org/wordprocessingml/2006/main" xmlns:w14="http://schemas.microsoft.com/office/word/2010/wordml" xmlns:w15="http://schemas.microsoft.com/office/word/2012/wordml" xmlns:w16cex="http://schemas.microsoft.com/office/word/2018/wordml/cex" xmlns:w16cid="http://schemas.microsoft.com/office/word/2016/wordml/cid" xmlns:w16="http://schemas.microsoft.com/office/word/2018/wordml" xmlns:w16du="http://schemas.microsoft.com/office/word/2023/wordml/word16du" xmlns:w16sdtdh="http://schemas.microsoft.com/office/word/2020/wordml/sdtdatahash" xmlns:w16sdtfl="http://schemas.microsoft.com/office/word/2024/wordml/sdtformatlock" xmlns:w16se="http://schemas.microsoft.com/office/word/2015/wordml/symex" mc:Ignorable="w14 w15 w16se w16cid w16 w16cex w16sdtdh w16sdtfl w16du">
   <w:docDefaults>
     <w:rPrDefault>
       <w:rPr>
@@ -4331,6 +6720,7 @@
   <w:style w:type="paragraph" w:default="1" w:styleId="a">
     <w:name w:val="Normal"/>
     <w:qFormat/>
+    <w:rsid w:val="009857E7"/>
   </w:style>
   <w:style w:type="paragraph" w:styleId="1">
     <w:name w:val="heading 1"/>
@@ -4521,6 +6911,7 @@
   <w:style w:type="character" w:default="1" w:styleId="a0">
     <w:name w:val="Default Paragraph Font"/>
     <w:uiPriority w:val="1"/>
+    <w:semiHidden/>
     <w:unhideWhenUsed/>
   </w:style>
   <w:style w:type="table" w:default="1" w:styleId="a1">
